--- a/por/docx/12.content.docx
+++ b/por/docx/12.content.docx
@@ -214,7 +214,7 @@
         <w:rPr>
           <w:lang w:val="pt_PT" w:bidi="pt_PT"/>
         </w:rPr>
-        <w:t xml:space="preserve"> Após a morte de Acabe, Moabe rompeu a submissão a Israel.</w:t>
+        <w:t xml:space="preserve"> Após a morte de Acabe, Moabe se rebelou contra Israel.</w:t>
       </w:r>
     </w:p>
     <w:p>
@@ -235,7 +235,7 @@
         <w:rPr>
           <w:lang w:val="pt_PT" w:bidi="pt_PT"/>
         </w:rPr>
-        <w:t xml:space="preserve"> Um dia, Acazias caiu do andar superior de seu palácio, em Samaria, e ficou gravemente ferido. Por causa disso, enviou mensageiros para consultar Baal-Zebube, deus de Ecrom, pois gostaria de saber se haveria recuperação.</w:t>
+        <w:t xml:space="preserve"> Um dia, Acazias caiu do terraço do andar superior de seu palácio, em Samaria, e ficou muito ferido. Por isso, enviou mensageiros para consultar Baal-Zebube, deus de Ecrom, para saber se iria melhorar.</w:t>
       </w:r>
     </w:p>
     <w:p>
@@ -256,7 +256,7 @@
         <w:rPr>
           <w:lang w:val="pt_PT" w:bidi="pt_PT"/>
         </w:rPr>
-        <w:t xml:space="preserve"> O anjo do SENHOR, porém, disse a Elias, o tesbita: “Levante-se, vá ao encontro dos mensageiros do rei de Samaria e pergunte: ‘Não existe Deus em Israel, para que vocês busquem resposta de Baal-Zebube, deus de Ecrom?’.</w:t>
+        <w:t xml:space="preserve"> Mas o anjo do SENHOR disse a Elias, o tesbita: “Levante-se e vá encontrar os mensageiros do rei de Samaria. Pergunte a eles: “Por acaso não existe Deus em Israel? Por que vocês vão consultar Baal-Zebube, o deus de Ecrom?</w:t>
       </w:r>
     </w:p>
     <w:p>
@@ -277,7 +277,7 @@
         <w:rPr>
           <w:lang w:val="pt_PT" w:bidi="pt_PT"/>
         </w:rPr>
-        <w:t xml:space="preserve"> Por isso, o SENHOR diz: ‘Você não se levantará mais da cama em que está deitado; a morte é certa’”. E Elias partiu.</w:t>
+        <w:t xml:space="preserve"> Por isso, o SENHOR diz: ‘Você não sairá mais dessa cama em que está deitado. Certamente morrerá’”. E Elias foi embora.</w:t>
       </w:r>
     </w:p>
     <w:p>
@@ -319,7 +319,7 @@
         <w:rPr>
           <w:lang w:val="pt_PT" w:bidi="pt_PT"/>
         </w:rPr>
-        <w:t xml:space="preserve"> Eles responderam: “Um homem veio até nós e disse: ‘Voltem e digam ao rei que os enviou: O SENHOR diz: Não existe Deus em Israel para que vocês busquem resposta de Baal-Zebube, deus de Ecrom? Por causa disso, você não se levantará mais da cama em que está deitado; a morte é certa’”.</w:t>
+        <w:t xml:space="preserve"> Eles responderam: “Um homem veio até nós e disse: ‘Voltem e digam ao rei que os enviou: O SENHOR diz: Por acaso não existe Deus em Israel? Por que vocês vão consultar Baal-Zebube, o deus de Ecrom? Por causa disso, você não sairá mais dessa cama em que está deitado. Certamente morrerá’”.</w:t>
       </w:r>
     </w:p>
     <w:p>
@@ -340,7 +340,7 @@
         <w:rPr>
           <w:lang w:val="pt_PT" w:bidi="pt_PT"/>
         </w:rPr>
-        <w:t xml:space="preserve"> “Como era o homem que falou essas palavras para vocês?”, perguntou o rei.</w:t>
+        <w:t xml:space="preserve"> "Como era o homem que falou essas palavras para vocês?”, perguntou o rei.</w:t>
       </w:r>
     </w:p>
     <w:p>
@@ -361,7 +361,7 @@
         <w:rPr>
           <w:lang w:val="pt_PT" w:bidi="pt_PT"/>
         </w:rPr>
-        <w:t xml:space="preserve"> Eles disseram: “Ele tinha roupas de pelos e um cinto de couro na cintura”. Então o rei deduziu: “Elias, o tesbita”.</w:t>
+        <w:t xml:space="preserve"> Eles responderam: “Ele usava uma roupa de pelos e um cinto de couro na cintura”. Então o rei disse: “É Elias, o tesbita”.</w:t>
       </w:r>
     </w:p>
     <w:p>
@@ -382,7 +382,7 @@
         <w:rPr>
           <w:lang w:val="pt_PT" w:bidi="pt_PT"/>
         </w:rPr>
-        <w:t xml:space="preserve"> Então, enviou um oficial acompanhado de cinquenta soldados para irem atrás de Elias. Lá estava Elias, sentado no topo de uma colina, quando o oficial lhe disse: “Homem de Deus, há ordem do rei para que você desça daí”.</w:t>
+        <w:t xml:space="preserve"> Então o rei enviou um oficial com cinquenta soldados para falar com Elias. Lá estava Elias, sentado no topo de uma colina, quando o oficial lhe disse: “Homem de Deus, há ordem do rei para que você desça daí”.</w:t>
       </w:r>
     </w:p>
     <w:p>
@@ -403,7 +403,7 @@
         <w:rPr>
           <w:lang w:val="pt_PT" w:bidi="pt_PT"/>
         </w:rPr>
-        <w:t xml:space="preserve"> Elias respondeu: “Se eu realmente sou homem de Deus, que fogo desça do céu e consuma vocês todos”. Então fogo caiu do céu e consumiu o oficial com os soldados.</w:t>
+        <w:t xml:space="preserve"> Elias respondeu: “Se eu realmente sou homem de Deus, que desça fogo do céu e consuma você e seus soldados”. Então desceu fogo do céu e consumiu o oficial e seus soldados.</w:t>
       </w:r>
     </w:p>
     <w:p>
@@ -424,7 +424,7 @@
         <w:rPr>
           <w:lang w:val="pt_PT" w:bidi="pt_PT"/>
         </w:rPr>
-        <w:t xml:space="preserve"> Então, o rei enviou outro oficial acompanhado de mais cinquenta soldados. "Homem de Deus, há ordem do rei para que você desça depressa", ordenou o oficial.</w:t>
+        <w:t xml:space="preserve"> Então, o rei enviou outro oficial acompanhado de mais cinquenta soldados. “Homem de Deus, há ordem do rei para que você desça depressa”, ordenou o oficial.</w:t>
       </w:r>
     </w:p>
     <w:p>
@@ -445,7 +445,7 @@
         <w:rPr>
           <w:lang w:val="pt_PT" w:bidi="pt_PT"/>
         </w:rPr>
-        <w:t xml:space="preserve"> Elias respondeu: “Se eu realmente sou homem de Deus, que fogo desça do céu e consuma vocês todos”. E, mais uma vez, fogo desceu do céu e os consumiu.</w:t>
+        <w:t xml:space="preserve"> Elias respondeu: “Se eu realmente sou homem de Deus, que desça fogo do céu e consuma você e seus soldados”. E, mais uma vez, desceu fogo do céu e os consumiu.</w:t>
       </w:r>
     </w:p>
     <w:p>
@@ -466,7 +466,7 @@
         <w:rPr>
           <w:lang w:val="pt_PT" w:bidi="pt_PT"/>
         </w:rPr>
-        <w:t xml:space="preserve"> Em seguida, o rei enviou um terceiro oficial acompanhado de outros cinquenta soldados. Este oficial subiu a colina, ajoelhou-se na frente de Elias e suplicou: “Homem de Deus, que a minha vida e a vida destes cinquenta servos tenham valor para você.</w:t>
+        <w:t xml:space="preserve"> Em seguida, o rei enviou um terceiro oficial acompanhado de outros cinquenta soldados. Esse oficial subiu a colina, ajoelhou-se diante de Elias e pediu: “Homem de Deus, peço que poupe a minha vida e a vida destes cinquenta servos.</w:t>
       </w:r>
     </w:p>
     <w:p>
@@ -487,7 +487,7 @@
         <w:rPr>
           <w:lang w:val="pt_PT" w:bidi="pt_PT"/>
         </w:rPr>
-        <w:t xml:space="preserve"> Já caiu fogo do céu e consumiu os dois primeiros oficiais com seus soldados; agora, que a minha vida seja preservada”.</w:t>
+        <w:t xml:space="preserve"> Já caiu fogo do céu e matou os dois primeiros oficiais e seus soldados. Agora, peço que a minha vida seja poupada”.</w:t>
       </w:r>
     </w:p>
     <w:p>
@@ -529,7 +529,7 @@
         <w:rPr>
           <w:lang w:val="pt_PT" w:bidi="pt_PT"/>
         </w:rPr>
-        <w:t xml:space="preserve"> 16 Diante do rei, Elias declarou: “O SENHOR diz: ‘Não existe Deus em Israel para que você busque resposta de Baal-Zebube, deus de Ecrom? Por causa disso, você não se levantará mais da cama em que está deitado; a morte é certa’”.</w:t>
+        <w:t xml:space="preserve"> Diante do rei, Elias declarou: “O SENHOR diz: ‘Não existe Deus em Israel para que você busque resposta de Baal-Zebube, deus de Ecrom? Por causa disso, você não sairá mais dessa cama em que está deitado. Certamente morrerá’”.</w:t>
       </w:r>
     </w:p>
     <w:p>
@@ -550,7 +550,7 @@
         <w:rPr>
           <w:lang w:val="pt_PT" w:bidi="pt_PT"/>
         </w:rPr>
-        <w:t xml:space="preserve"> Assim, Acazias morreu, cumprindo o que o SENHOR havia anunciado por meio de Elias. Já que ele não tinha filhos, Jorão passou a reinar em seu lugar, no segundo ano do reinado de Jeorão, rei de Judá, filho de Josafá.</w:t>
+        <w:t xml:space="preserve"> Assim, Acazias morreu, como o SENHOR tinha dito por meio de Elias. Como ele não tinha filho, Jorão se tornou rei em seu lugar, no segundo ano do reinado de Jeorão, filho de Josafá, rei de Judá.</w:t>
       </w:r>
     </w:p>
     <w:p>
@@ -629,7 +629,7 @@
         <w:rPr>
           <w:lang w:val="pt_PT" w:bidi="pt_PT"/>
         </w:rPr>
-        <w:t xml:space="preserve"> No caminho, Elias disse a Eliseu: “Não saia daqui, porque o SENHOR me enviou a Betel”. Eliseu respondeu: “Tão certo como o SENHOR vive e como você vive, não seguirei sem você”. Assim, foram juntos a Betel.</w:t>
+        <w:t xml:space="preserve"> No caminho, Elias disse a Eliseu: “Fique aqui, porque o SENHOR me enviou a Betel”. Eliseu respondeu: “Tão certo como o SENHOR e você vivem, não seguirei sem você”. Assim, foram juntos para Betel.</w:t>
       </w:r>
     </w:p>
     <w:p>
@@ -650,7 +650,7 @@
         <w:rPr>
           <w:lang w:val="pt_PT" w:bidi="pt_PT"/>
         </w:rPr>
-        <w:t xml:space="preserve"> Os discípulos dos profetas em Betel foram ao encontro de Eliseu e perguntaram: “Você sabe que o SENHOR vai retirar o seu mestre de junto de você hoje?”. Eliseu respondeu: “Eu sei; fiquem em silêncio”.</w:t>
+        <w:t xml:space="preserve"> Os discípulos dos profetas em Betel foram ao encontro de Eliseu e perguntaram: “Você sabe que hoje o SENHOR vai levar o seu mestre para longe de você?”. Eliseu respondeu: “Eu sei. Fiquem quietos”.</w:t>
       </w:r>
     </w:p>
     <w:p>
@@ -671,7 +671,7 @@
         <w:rPr>
           <w:lang w:val="pt_PT" w:bidi="pt_PT"/>
         </w:rPr>
-        <w:t xml:space="preserve"> Então Elias disse a Eliseu: “Não saia daqui, porque o SENHOR me enviou a Jericó”. Ele respondeu: “Tão certo como o SENHOR vive e como você vive, não seguirei sem você”. E foram a Jericó.</w:t>
+        <w:t xml:space="preserve"> Então Elias disse a Eliseu: “Fique aqui, porque o SENHOR me enviou a Jericó”. Ele respondeu: “Tão certo como o SENHOR e você vivem, não seguirei sem você”. E foram para Jericó.</w:t>
       </w:r>
     </w:p>
     <w:p>
@@ -692,7 +692,7 @@
         <w:rPr>
           <w:lang w:val="pt_PT" w:bidi="pt_PT"/>
         </w:rPr>
-        <w:t xml:space="preserve"> Os discípulos dos profetas em Jericó foram ao encontro de Eliseu e perguntaram: “Você sabe que o SENHOR vai retirar o seu mestre de junto de você hoje?”. Eliseu respondeu: "Eu sei; fiquem em silêncio”.</w:t>
+        <w:t xml:space="preserve"> Os discípulos dos profetas em Jericó foram ao encontro de Eliseu e perguntaram: “Você sabe que hoje o SENHOR vai levar o seu mestre para longe de você?”. Eliseu respondeu: “Eu sei. Fiquem quietos”.</w:t>
       </w:r>
     </w:p>
     <w:p>
@@ -713,7 +713,7 @@
         <w:rPr>
           <w:lang w:val="pt_PT" w:bidi="pt_PT"/>
         </w:rPr>
-        <w:t xml:space="preserve"> Elias disse ainda: “Não saia daqui, porque o SENHOR me enviou ao Jordão”. Eliseu respondeu: “Tão certo como o SENHOR vive e como você vive, não seguirei sem você”. E seguiram juntos para o Jordão.</w:t>
+        <w:t xml:space="preserve"> Elias disse ainda: “Fique aqui, porque o SENHOR me enviou ao Jordão”. Eliseu respondeu: “Tão certo como o SENHOR e você vivem, não seguirei sem você”. E foram para o Jordão.</w:t>
       </w:r>
     </w:p>
     <w:p>
@@ -776,7 +776,7 @@
         <w:rPr>
           <w:lang w:val="pt_PT" w:bidi="pt_PT"/>
         </w:rPr>
-        <w:t xml:space="preserve"> Em seguida, Elias disse a Eliseu: “Peça o que quer que eu faça por você, antes que eu seja tirado de perto de você”. Eliseu pediu: "Eu gostaria de receber uma porção dobrada do seu espírito profético”.</w:t>
+        <w:t xml:space="preserve"> Em seguida, Elias disse a Eliseu: “Peça o que quer que eu faça por você, antes que eu seja levado para longe”. Eliseu pediu: “Que eu receba uma porção dobrada do seu espírito”.</w:t>
       </w:r>
     </w:p>
     <w:p>
@@ -797,7 +797,7 @@
         <w:rPr>
           <w:lang w:val="pt_PT" w:bidi="pt_PT"/>
         </w:rPr>
-        <w:t xml:space="preserve"> Elias disse: "O que você está pedindo é difícil. Contudo, se você me vir quando eu for separado de você, isso lhe será concedido; se não me vir, isso não acontecerá”.</w:t>
+        <w:t xml:space="preserve"> Elias disse: “Você pediu algo difícil. Mas, se você conseguir me ver quando eu for separado de você, isso lhe será concedido. Se não conseguir, isso não acontecerá”.</w:t>
       </w:r>
     </w:p>
     <w:p>
@@ -818,7 +818,7 @@
         <w:rPr>
           <w:lang w:val="pt_PT" w:bidi="pt_PT"/>
         </w:rPr>
-        <w:t xml:space="preserve"> Eles estavam caminhando e conversando quando, de repente, surgiu um carro de fogo com cavalos de fogo, que os separou um do outro. E, em meio a um redemoinho, Elias foi elevado aos céus.</w:t>
+        <w:t xml:space="preserve"> Eles estavam caminhando e conversando quando, de repente, surgiu um carro de fogo com cavalos de fogo, que os separou um do outro. E Elias subiu ao céu num redemoinho.</w:t>
       </w:r>
     </w:p>
     <w:p>
@@ -839,7 +839,7 @@
         <w:rPr>
           <w:lang w:val="pt_PT" w:bidi="pt_PT"/>
         </w:rPr>
-        <w:t xml:space="preserve"> Ao ver isso, Eliseu deu um grito: "Meu pai! Meu pai! Você é a força de Israel, seus carros e seus cavaleiros!”. E nunca mais o viu. Então rasgou as próprias roupas em duas partes.</w:t>
+        <w:t xml:space="preserve"> Ao ver isso, Eliseu gritou: “Meu pai! Meu pai! Carros e cavaleiros de Israel!”. E nunca mais o viu. Então rasgou as próprias roupas em duas partes.</w:t>
       </w:r>
     </w:p>
     <w:p>
@@ -881,7 +881,7 @@
         <w:rPr>
           <w:lang w:val="pt_PT" w:bidi="pt_PT"/>
         </w:rPr>
-        <w:t xml:space="preserve"> Bateu nas águas com ela e perguntou: "Onde está o SENHOR, o Deus de Elias?”. As águas se abriram, e Eliseu atravessou.</w:t>
+        <w:t xml:space="preserve"> Bateu nas águas com ela e perguntou: “Onde está o SENHOR, o Deus de Elias?”. Então bateu nas águas, que se abriram para os dois lados, e Eliseu atravessou.</w:t>
       </w:r>
     </w:p>
     <w:p>
@@ -902,7 +902,7 @@
         <w:rPr>
           <w:lang w:val="pt_PT" w:bidi="pt_PT"/>
         </w:rPr>
-        <w:t xml:space="preserve"> Ao verem isso, os discípulos dos profetas que tinham vindo de Jericó exclamaram: "O espírito profético de Elias está sobre Eliseu”. Em seguida, foram até ele e se prostraram, dizendo:</w:t>
+        <w:t xml:space="preserve"> Ao verem isso, os discípulos dos profetas que tinham vindo de Jericó exclamaram: “O espírito de Elias está sobre Eliseu”. Em seguida, foram até ele e se prostraram, dizendo:</w:t>
       </w:r>
     </w:p>
     <w:p>
@@ -923,7 +923,7 @@
         <w:rPr>
           <w:lang w:val="pt_PT" w:bidi="pt_PT"/>
         </w:rPr>
-        <w:t xml:space="preserve"> "Entre os seus servos há cinquenta homens fortes. Permita que vão procurar o seu mestre. Talvez ele tenha sido deixado pelo Espírito do SENHOR em algum monte ou vale”. Eliseu respondeu: "Não enviem ninguém”.</w:t>
+        <w:t xml:space="preserve"> "Entre os seus servos há cinquenta homens fortes. Permita que vão procurar o seu mestre. Talvez o Espírito do SENHOR o tenha levado e deixado em algum monte ou vale”. Eliseu respondeu: “Não enviem ninguém”.</w:t>
       </w:r>
     </w:p>
     <w:p>
@@ -944,7 +944,7 @@
         <w:rPr>
           <w:lang w:val="pt_PT" w:bidi="pt_PT"/>
         </w:rPr>
-        <w:t xml:space="preserve"> Depois de tanta insistência da parte deles, Eliseu, constrangido, disse: "Podem enviar”. Enviaram cinquenta homens à procura de Elias por três dias, mas não conseguiram encontrá-lo.</w:t>
+        <w:t xml:space="preserve"> Depois de tanta insistência da parte deles, Eliseu, constrangido, disse: “Podem enviar”. Enviaram cinquenta homens à procura de Elias por três dias, mas não conseguiram encontrá-lo.</w:t>
       </w:r>
     </w:p>
     <w:p>
@@ -965,7 +965,7 @@
         <w:rPr>
           <w:lang w:val="pt_PT" w:bidi="pt_PT"/>
         </w:rPr>
-        <w:t xml:space="preserve"> Quando voltaram, Eliseu, que havia permanecido em Jericó, advertiu: "Eu não falei para vocês não irem?”.</w:t>
+        <w:t xml:space="preserve"> Quando voltaram, Eliseu, que havia permanecido em Jericó, advertiu: “Eu não falei para vocês não irem?”.</w:t>
       </w:r>
     </w:p>
     <w:p>
@@ -986,7 +986,7 @@
         <w:rPr>
           <w:lang w:val="pt_PT" w:bidi="pt_PT"/>
         </w:rPr>
-        <w:t xml:space="preserve"> Alguns moradores da cidade disseram a Eliseu: "Como você pode ver, a cidade está bem situada, mas a água é ruim, e a terra não produz”.</w:t>
+        <w:t xml:space="preserve"> Alguns moradores da cidade disseram a Eliseu: “Como você pode ver, a cidade fica num bom lugar, mas a água é ruim e a terra não produz alimentos”.</w:t>
       </w:r>
     </w:p>
     <w:p>
@@ -1007,7 +1007,7 @@
         <w:rPr>
           <w:lang w:val="pt_PT" w:bidi="pt_PT"/>
         </w:rPr>
-        <w:t xml:space="preserve"> Eliseu disse: "Tragam-me uma tigela nova com sal”. Eles a trouxeram.</w:t>
+        <w:t xml:space="preserve"> Eliseu disse: “Tragam uma tigela nova com sal”. Eles a trouxeram.</w:t>
       </w:r>
     </w:p>
     <w:p>
@@ -1028,7 +1028,7 @@
         <w:rPr>
           <w:lang w:val="pt_PT" w:bidi="pt_PT"/>
         </w:rPr>
-        <w:t xml:space="preserve"> Ele foi até a nascente, lançou ali o sal e disse: "O SENHOR diz: 'Eu restaurei esta água; dela não virão mais morte nem esterilidade'".</w:t>
+        <w:t xml:space="preserve"> Ele foi até a nascente, lançou ali o sal e disse: “O SENHOR diz: ‘Eu curei esta água. Ela não causará mais morte nem falta de colheitas’”.</w:t>
       </w:r>
     </w:p>
     <w:p>
@@ -1049,7 +1049,7 @@
         <w:rPr>
           <w:lang w:val="pt_PT" w:bidi="pt_PT"/>
         </w:rPr>
-        <w:t xml:space="preserve"> E a água permanece boa até hoje, conforme a palavra que Eliseu proferiu.</w:t>
+        <w:t xml:space="preserve"> E a água continua boa até hoje, conforme a palavra que Eliseu disse.</w:t>
       </w:r>
     </w:p>
     <w:p>
@@ -1070,7 +1070,7 @@
         <w:rPr>
           <w:lang w:val="pt_PT" w:bidi="pt_PT"/>
         </w:rPr>
-        <w:t xml:space="preserve"> Eliseu subiu de Jericó para Betel. No caminho, alguns jovens saíram da cidade e zombavam dele, dizendo: "Fora daqui, careca! Fora daqui!”.</w:t>
+        <w:t xml:space="preserve"> Eliseu subiu de Jericó para Betel. No caminho, alguns jovens saíram da cidade e zombaram dele, dizendo: “Saia daqui, careca! Saia daqui!”.</w:t>
       </w:r>
     </w:p>
     <w:p>
@@ -1091,7 +1091,7 @@
         <w:rPr>
           <w:lang w:val="pt_PT" w:bidi="pt_PT"/>
         </w:rPr>
-        <w:t xml:space="preserve"> Eliseu se virou, encarou-os e disse que eles estavam amaldiçoados no nome do SENHOR. Então duas ursas, que saíram do bosque, despedaçaram 42 deles.</w:t>
+        <w:t xml:space="preserve"> Eliseu se virou, olhou para eles e os amaldiçoou em nome do SENHOR. Então duas ursas saíram do bosque e despedaçaram 42 jovens.</w:t>
       </w:r>
     </w:p>
     <w:p>
@@ -1170,7 +1170,7 @@
         <w:rPr>
           <w:lang w:val="pt_PT" w:bidi="pt_PT"/>
         </w:rPr>
-        <w:t xml:space="preserve"> Ele fez o que era mau aos olhos do SENHOR, embora não do mesmo modo que seus pais, pois retirou a coluna dedicada a Baal que seu pai havia erguido.</w:t>
+        <w:t xml:space="preserve"> Ele fez o que era mau aos olhos do SENHOR, embora não como seus pais, pois removeu a coluna de Baal que seu pai tinha erguido.</w:t>
       </w:r>
     </w:p>
     <w:p>
@@ -1191,7 +1191,7 @@
         <w:rPr>
           <w:lang w:val="pt_PT" w:bidi="pt_PT"/>
         </w:rPr>
-        <w:t xml:space="preserve"> Ainda assim, insistiu nos pecados de Jeroboão, filho de Nebate, que levou Israel a pecar, e não abriu mão deles.</w:t>
+        <w:t xml:space="preserve"> Apesar disso, ele continuou nos pecados de Jeroboão, filho de Nebate, que fez Israel pecar, e não deixou esses pecados.</w:t>
       </w:r>
     </w:p>
     <w:p>
@@ -1275,7 +1275,7 @@
         <w:rPr>
           <w:lang w:val="pt_PT" w:bidi="pt_PT"/>
         </w:rPr>
-        <w:t xml:space="preserve"> Além disso, ele enviou a Josafá, rei de Judá, esta mensagem: "O rei de Moabe se rebelou contra mim. Você irá comigo lutar contra Moabe?”. Josafá respondeu: "Irei. Eu e você seremos um só, assim como meus soldados e meus cavalos”.</w:t>
+        <w:t xml:space="preserve"> Além disso, ele enviou a Josafá, rei de Judá, esta mensagem: “O rei de Moabe se rebelou contra mim. Você irá comigo para lutar contra Moabe?”. Josafá respondeu: “Irei. Eu serei como você, e meu povo como o seu povo, meus cavalos como os seus cavalos”.</w:t>
       </w:r>
     </w:p>
     <w:p>
@@ -1296,7 +1296,7 @@
         <w:rPr>
           <w:lang w:val="pt_PT" w:bidi="pt_PT"/>
         </w:rPr>
-        <w:t xml:space="preserve"> Depois perguntou: "Por onde atacaremos?”. Jorão respondeu: “Pelo deserto de Edom”.</w:t>
+        <w:t xml:space="preserve"> Depois perguntou: “Por onde atacaremos?”. Jorão respondeu: “Pelo deserto de Edom”.</w:t>
       </w:r>
     </w:p>
     <w:p>
@@ -1338,7 +1338,7 @@
         <w:rPr>
           <w:lang w:val="pt_PT" w:bidi="pt_PT"/>
         </w:rPr>
-        <w:t xml:space="preserve"> Então o rei de Israel exclamou: "Que situação! Será que o SENHOR reuniu a nós, três reis, para que caíssemos nas mãos de Moabe?”.</w:t>
+        <w:t xml:space="preserve"> Então o rei de Israel exclamou: “Que situação! O SENHOR reuniu três reis para nos entregar nas mãos de Moabe!”.</w:t>
       </w:r>
     </w:p>
     <w:p>
@@ -1359,7 +1359,7 @@
         <w:rPr>
           <w:lang w:val="pt_PT" w:bidi="pt_PT"/>
         </w:rPr>
-        <w:t xml:space="preserve"> No entanto, Josafá perguntou: "Não há um profeta do SENHOR aqui por meio de quem possamos consultar o SENHOR?”. Um oficial do rei de Israel disse: "Quem está aqui é Eliseu, filho de Safate; ele servia a Elias”.</w:t>
+        <w:t xml:space="preserve"> No entanto, Josafá perguntou: “Não há aqui um profeta do SENHOR por meio de quem possamos consultar o SENHOR?”. Um oficial do rei de Israel respondeu: “Aqui está Eliseu, filho de Safate, que servia a Elias”.</w:t>
       </w:r>
     </w:p>
     <w:p>
@@ -1380,7 +1380,7 @@
         <w:rPr>
           <w:lang w:val="pt_PT" w:bidi="pt_PT"/>
         </w:rPr>
-        <w:t xml:space="preserve"> Josafá disse ainda: "Ele tem a palavra do SENHOR”. Então o rei de Israel, acompanhado de Josafá e do rei de Edom, foi até Eliseu,</w:t>
+        <w:t xml:space="preserve"> Josafá disse ainda: “Ele tem a palavra do SENHOR”. Então o rei de Israel, acompanhado de Josafá e do rei de Edom, foi até Eliseu,</w:t>
       </w:r>
     </w:p>
     <w:p>
@@ -1401,7 +1401,7 @@
         <w:rPr>
           <w:lang w:val="pt_PT" w:bidi="pt_PT"/>
         </w:rPr>
-        <w:t xml:space="preserve"> que, por sua vez, disse ao rei de Israel: "O que eu tenho com você? Vá procurar os profetas de seus pais”. O rei de Israel respondeu: "Não! Foi o SENHOR que reuniu a nós, três reis, para que caíssemos nas mãos de Moabe”.</w:t>
+        <w:t xml:space="preserve"> que, por sua vez, disse ao rei de Israel: “O que eu tenho com você? Vá procurar os profetas de seus pais”. O rei de Israel respondeu: “Não! Foi o SENHOR que nos reuniu aqui, três reis, para que caíssemos nas mãos de Moabe”.</w:t>
       </w:r>
     </w:p>
     <w:p>
@@ -1422,7 +1422,7 @@
         <w:rPr>
           <w:lang w:val="pt_PT" w:bidi="pt_PT"/>
         </w:rPr>
-        <w:t xml:space="preserve"> Eliseu disse: "Tão certo como vive o SENHOR dos Exércitos, a quem sirvo, se não fosse por consideração a Josafá, rei de Judá, eu nem sequer olharia para você.</w:t>
+        <w:t xml:space="preserve"> Eliseu disse: “Tão certo como vive o SENHOR dos Exércitos, a quem sirvo, se eu não tivesse consideração por Josafá, rei de Judá, eu nem olharia para você.</w:t>
       </w:r>
     </w:p>
     <w:p>
@@ -1464,7 +1464,7 @@
         <w:rPr>
           <w:lang w:val="pt_PT" w:bidi="pt_PT"/>
         </w:rPr>
-        <w:t xml:space="preserve"> disse: "O SENHOR diz: 'Façam muitas valas neste vale'.</w:t>
+        <w:t xml:space="preserve"> disse: “O SENHOR diz: ‘Façam muitas valas neste vale’.</w:t>
       </w:r>
     </w:p>
     <w:p>
@@ -1485,7 +1485,7 @@
         <w:rPr>
           <w:lang w:val="pt_PT" w:bidi="pt_PT"/>
         </w:rPr>
-        <w:t xml:space="preserve"> Pois o SENHOR diz: 'Não se verão vento nem chuva, mas este vale se encherá de água, e vocês, seus rebanhos e seus outros animais beberão.</w:t>
+        <w:t xml:space="preserve"> Pois o SENHOR diz: ‘Vocês não verão vento nem chuva, mas este vale se encherá de água, e vocês, seus rebanhos e seus animais beberão’.</w:t>
       </w:r>
     </w:p>
     <w:p>
@@ -1527,7 +1527,7 @@
         <w:rPr>
           <w:lang w:val="pt_PT" w:bidi="pt_PT"/>
         </w:rPr>
-        <w:t xml:space="preserve"> Vocês destruirão todas as cidades fortificadas e as principais cidades, derrubarão toda árvore frutífera, fecharão todas as fontes e cobrirão de pedras todas as terras cultivadas'".</w:t>
+        <w:t xml:space="preserve"> Vocês destruirão todas as cidades fortificadas e as principais cidades, derrubarão todas as árvores frutíferas, fecharão todas as fontes e cobrirão de pedras todas as terras cultivadas”.</w:t>
       </w:r>
     </w:p>
     <w:p>
@@ -1590,7 +1590,7 @@
         <w:rPr>
           <w:lang w:val="pt_PT" w:bidi="pt_PT"/>
         </w:rPr>
-        <w:t xml:space="preserve"> Ao se levantarem de manhã, o sol batia na água; diante dos moabitas, a água parecia vermelha como sangue.</w:t>
+        <w:t xml:space="preserve"> Ao se levantarem de manhã, o sol brilhava sobre a água, e para os moabitas ela parecia vermelha como sangue.</w:t>
       </w:r>
     </w:p>
     <w:p>
@@ -1611,7 +1611,7 @@
         <w:rPr>
           <w:lang w:val="pt_PT" w:bidi="pt_PT"/>
         </w:rPr>
-        <w:t xml:space="preserve"> Então começaram a gritar: "É sangue! Os reis lutaram uns contra os outros e se mataram. Agora, Moabe, vamos saqueá-los!”.</w:t>
+        <w:t xml:space="preserve"> Então começaram a gritar: “É sangue! Os reis lutaram entre si e se mataram. Agora, Moabe, vamos ao saque!”.</w:t>
       </w:r>
     </w:p>
     <w:p>
@@ -1632,7 +1632,7 @@
         <w:rPr>
           <w:lang w:val="pt_PT" w:bidi="pt_PT"/>
         </w:rPr>
-        <w:t xml:space="preserve"> Mas, ao chegarem ao acampamento de Israel, os israelitas se levantaram e atacaram os moabitas, que fugiram. Israel avançou pelo território de Moabe e o devastou.</w:t>
+        <w:t xml:space="preserve"> Mas, ao chegarem ao acampamento de Israel, os israelitas se levantaram e atacaram os moabitas, que fugiram. Os israelitas avançaram pelo território de Moabe e o devastaram.</w:t>
       </w:r>
     </w:p>
     <w:p>
@@ -1653,7 +1653,7 @@
         <w:rPr>
           <w:lang w:val="pt_PT" w:bidi="pt_PT"/>
         </w:rPr>
-        <w:t xml:space="preserve"> Destruíram as cidades; todo homem que passava por um campo cultivado lançava uma pedra até cobri-lo. Os israelitas fecharam todas as fontes e derrubaram todas as árvores frutíferas. Apenas Quir-Haresete ficou em pé, mas os atiradores com fundas cercaram a cidade e a atacaram.</w:t>
+        <w:t xml:space="preserve"> Destruíram as cidades, jogaram pedras em campos cultivados até cobri-los, fecharam todas as fontes e derrubaram todas as árvores frutíferas. Apenas Quir-Haresete permaneceu em pé, mas os arqueiros com fundas cercaram a cidade e a atacaram.</w:t>
       </w:r>
     </w:p>
     <w:p>
@@ -1695,7 +1695,7 @@
         <w:rPr>
           <w:lang w:val="pt_PT" w:bidi="pt_PT"/>
         </w:rPr>
-        <w:t xml:space="preserve"> Então, tomando seu filho mais velho, que reinaria em seu lugar, ofereceu-o em sacrifício sobre o muro da cidade. Isso provocou grande ira contra Israel, e eles se retiraram dali e voltaram para sua própria terra.</w:t>
+        <w:t xml:space="preserve"> Então, tomando seu filho mais velho, que deveria reinar em seu lugar, ofereceu-o em sacrifício sobre o muro da cidade. Isso causou grande indignação contra Israel, e eles se retiraram dali e voltaram para sua terra.</w:t>
       </w:r>
     </w:p>
     <w:p>
@@ -1732,7 +1732,7 @@
         <w:rPr>
           <w:lang w:val="pt_PT" w:bidi="pt_PT"/>
         </w:rPr>
-        <w:t xml:space="preserve"> A esposa de um dos discípulos dos profetas clamou a Eliseu: “Seu servo, meu marido, morreu. Você sabe que ele era temente ao SENHOR. Agora um credor vem para levar meus dois filhos como pagamento da dívida, para que sejam escravos dele”.</w:t>
+        <w:t xml:space="preserve"> A esposa de um dos discípulos dos profetas clamou a Eliseu: “Seu servo, meu marido, morreu. Você sabe que ele era temente ao SENHOR. Agora um credor está vindo para levar meus dois filhos como escravos para pagar a dívida”.</w:t>
       </w:r>
     </w:p>
     <w:p>
@@ -1753,7 +1753,7 @@
         <w:rPr>
           <w:lang w:val="pt_PT" w:bidi="pt_PT"/>
         </w:rPr>
-        <w:t xml:space="preserve"> Eliseu perguntou à mulher: “De que forma eu posso ajudar? O que você tem em casa?”. Ela respondeu: “Eu, sua serva, não tenho nada; apenas um recipiente com azeite”.</w:t>
+        <w:t xml:space="preserve"> Eliseu perguntou à mulher: “Como posso ajudá-la? Diga-me: o que você tem em casa?”. Ela respondeu: “Eu, sua serva, não tenho nada em casa, exceto um recipiente com azeite”.</w:t>
       </w:r>
     </w:p>
     <w:p>
@@ -1795,7 +1795,7 @@
         <w:rPr>
           <w:lang w:val="pt_PT" w:bidi="pt_PT"/>
         </w:rPr>
-        <w:t xml:space="preserve"> Depois entre com seus filhos em casa, feche a porta e derrame o azeite em todos os recipientes; à medida que ficarem cheios, vá colocando-os à parte”.</w:t>
+        <w:t xml:space="preserve"> Depois entre com seus filhos em casa, feche a porta e derrame o azeite em todos os recipientes. Vá colocando de lado os que ficarem cheios”.</w:t>
       </w:r>
     </w:p>
     <w:p>
@@ -1837,7 +1837,7 @@
         <w:rPr>
           <w:lang w:val="pt_PT" w:bidi="pt_PT"/>
         </w:rPr>
-        <w:t xml:space="preserve"> Quando todos estavam cheios, a mulher disse a um dos filhos: “Traga outro”. Ele respondeu: "Não há mais". E o azeite deixou de fluir.</w:t>
+        <w:t xml:space="preserve"> Quando todos estavam cheios, a mulher disse a um dos filhos: “Traga outro”. Ele respondeu: “Não há mais”. E o azeite deixou de fluir.</w:t>
       </w:r>
     </w:p>
     <w:p>
@@ -1858,7 +1858,7 @@
         <w:rPr>
           <w:lang w:val="pt_PT" w:bidi="pt_PT"/>
         </w:rPr>
-        <w:t xml:space="preserve"> Ela saiu para contar ao homem de Deus o que aconteceu. Ele disse: "Venda o azeite, acerte suas dívidas e mantenha a casa com o que restar".</w:t>
+        <w:t xml:space="preserve"> Ela foi contar ao homem de Deus o que tinha acontecido. E Eliseu disse: “Vá, venda o azeite, pague sua dívida e viva do que sobrar com seus filhos”.</w:t>
       </w:r>
     </w:p>
     <w:p>
@@ -1879,7 +1879,7 @@
         <w:rPr>
           <w:lang w:val="pt_PT" w:bidi="pt_PT"/>
         </w:rPr>
-        <w:t xml:space="preserve"> Em outro dia, Eliseu passou por Suném. Ali morava uma mulher influente, que pediu com insistência que ele comesse em sua casa. Assim, toda vez que passava por ali, Eliseu parava para fazer refeição.</w:t>
+        <w:t xml:space="preserve"> Em outro dia, Eliseu passou por Suném. Ali morava uma mulher importante, que insistiu para que ele comesse em sua casa. Assim, toda vez que passava por ali, Eliseu parava para comer.</w:t>
       </w:r>
     </w:p>
     <w:p>
@@ -1900,7 +1900,7 @@
         <w:rPr>
           <w:lang w:val="pt_PT" w:bidi="pt_PT"/>
         </w:rPr>
-        <w:t xml:space="preserve"> A mulher disse ao marido: "Tenho certeza de que este homem que sempre nos visita é consagrado a Deus.</w:t>
+        <w:t xml:space="preserve"> A mulher disse ao marido: “Tenho certeza de que este homem que sempre nos visita é consagrado a Deus.</w:t>
       </w:r>
     </w:p>
     <w:p>
@@ -1921,7 +1921,7 @@
         <w:rPr>
           <w:lang w:val="pt_PT" w:bidi="pt_PT"/>
         </w:rPr>
-        <w:t xml:space="preserve"> Vamos fazer um quartinho de tijolos na parte de cima da casa com uma cama, uma mesa, uma cadeira e uma lâmpada. Assim, quando ele vier, poderá ficar lá".</w:t>
+        <w:t xml:space="preserve"> Vamos fazer um pequeno quarto na parte de cima da casa e colocar nele uma cama, uma mesa, uma cadeira e uma lâmpada. Assim, quando ele vier nos visitar, poderá ficar ali”.</w:t>
       </w:r>
     </w:p>
     <w:p>
@@ -1984,7 +1984,7 @@
         <w:rPr>
           <w:lang w:val="pt_PT" w:bidi="pt_PT"/>
         </w:rPr>
-        <w:t xml:space="preserve"> ele pediu ao seu servo que dissesse a ela: “Todo este cuidado que você demonstrou por nós é grande. O que posso fazer em seu favor? Você quer que eu fale ao rei ou ao chefe do exército por você?”. Ela respondeu: “Vivo tranquila entre o meu povo”.</w:t>
+        <w:t xml:space="preserve"> ele pediu ao seu servo que dissesse a ela: “Você teve todo esse cuidado conosco. O que posso fazer por você? Quer que eu fale ao rei ou ao comandante do exército em seu favor?”. Ela respondeu: “Estou bem vivendo entre o meu povo”.</w:t>
       </w:r>
     </w:p>
     <w:p>
@@ -2005,7 +2005,7 @@
         <w:rPr>
           <w:lang w:val="pt_PT" w:bidi="pt_PT"/>
         </w:rPr>
-        <w:t xml:space="preserve"> Depois Eliseu perguntou a Geazi: “O que podemos fazer por ela?”. Ele respondeu: “Ela não tem nenhum filho, e o marido já está bem velho".</w:t>
+        <w:t xml:space="preserve"> Depois Eliseu perguntou a Geazi: “O que podemos fazer por ela?”. Ele respondeu: “Ela não tem nenhum filho, e o marido já está bem velho”.</w:t>
       </w:r>
     </w:p>
     <w:p>
@@ -2047,7 +2047,7 @@
         <w:rPr>
           <w:lang w:val="pt_PT" w:bidi="pt_PT"/>
         </w:rPr>
-        <w:t xml:space="preserve"> e ele disse: “Você terá um filho nos braços por esta época, no próximo ano”. Ela respondeu: “Meu senhor, homem de Deus, não engane a sua serva”.</w:t>
+        <w:t xml:space="preserve"> e ele disse: “Nesta mesma época, no próximo ano, você terá um filho nos braços”. Ela respondeu: “Meu senhor, homem de Deus, não engane a sua serva”.</w:t>
       </w:r>
     </w:p>
     <w:p>
@@ -2173,7 +2173,7 @@
         <w:rPr>
           <w:lang w:val="pt_PT" w:bidi="pt_PT"/>
         </w:rPr>
-        <w:t xml:space="preserve"> Depois disse ao marido: “Envie um servo e uma jumenta. Irei falar com o homem de Deus. Não vou demorar”.</w:t>
+        <w:t xml:space="preserve"> Depois disse ao marido: “Mande um servo e uma jumenta. Irei falar com o homem de Deus. Não vou demorar”.</w:t>
       </w:r>
     </w:p>
     <w:p>
@@ -2194,7 +2194,7 @@
         <w:rPr>
           <w:lang w:val="pt_PT" w:bidi="pt_PT"/>
         </w:rPr>
-        <w:t xml:space="preserve"> “Por que ir hoje? Não é dia de lua nova nem sábado”, perguntou o marido. Ela respondeu: “Está tudo bem”.</w:t>
+        <w:t xml:space="preserve"> "Por que ir hoje? Não é dia de lua nova nem sábado”, perguntou o marido. Ela respondeu: “Está tudo bem”.</w:t>
       </w:r>
     </w:p>
     <w:p>
@@ -2215,7 +2215,7 @@
         <w:rPr>
           <w:lang w:val="pt_PT" w:bidi="pt_PT"/>
         </w:rPr>
-        <w:t xml:space="preserve"> Ela mandou preparar a jumenta e disse ao servo: “Vamos depressa e só diminua o passo quando eu disser”.</w:t>
+        <w:t xml:space="preserve"> Ela mandou preparar a jumenta e disse ao servo: “Conduza o animal e siga em frente; não pare pelo caminho, a menos que eu mande”.</w:t>
       </w:r>
     </w:p>
     <w:p>
@@ -2257,7 +2257,7 @@
         <w:rPr>
           <w:lang w:val="pt_PT" w:bidi="pt_PT"/>
         </w:rPr>
-        <w:t xml:space="preserve"> Corra até ela e pergunte: ‘Está tudo bem com você? Com seu marido? Com seu filho". Ela respondeu ao servo de Eliseu: “Está tudo bem”.</w:t>
+        <w:t xml:space="preserve"> Vá até ela e pergunte: ‘Está tudo bem com você? Com seu marido? Com seu filho?’”. Ela respondeu: “Está tudo bem”.</w:t>
       </w:r>
     </w:p>
     <w:p>
@@ -2278,7 +2278,7 @@
         <w:rPr>
           <w:lang w:val="pt_PT" w:bidi="pt_PT"/>
         </w:rPr>
-        <w:t xml:space="preserve"> Ao se aproximar do homem de Deus, ela se lançou aos seus pés. Geazi tentou afastá-la, mas Eliseu disse: “Deixe-a, porque sua alma está amargurada, e o SENHOR não me revelou a causa”.</w:t>
+        <w:t xml:space="preserve"> Ao se aproximar do homem de Deus, ela se lançou aos seus pés. Geazi tentou afastá-la, mas Eliseu disse: “Deixe-a, porque ela está muito angustiada, e o SENHOR não me revelou o motivo”.</w:t>
       </w:r>
     </w:p>
     <w:p>
@@ -2320,7 +2320,7 @@
         <w:rPr>
           <w:lang w:val="pt_PT" w:bidi="pt_PT"/>
         </w:rPr>
-        <w:t xml:space="preserve"> Eliseu ordenou a Geazi: “Prepare-se, leve meu cajado e vá. Se encontrar alguém, não pare para cumprimentá-lo; se alguém o cumprimentar, não responda. Ao chegar à casa, coloque o cajado sobre o rosto da criança”.</w:t>
+        <w:t xml:space="preserve"> Eliseu ordenou a Geazi: “Amarre suas roupas para a viagem, pegue meu cajado e vá. Se encontrar alguém, não pare para cumprimentá-lo. Se alguém o cumprimentar, não responda. Ao chegar à casa, coloque o cajado sobre o rosto da criança”.</w:t>
       </w:r>
     </w:p>
     <w:p>
@@ -2341,7 +2341,7 @@
         <w:rPr>
           <w:lang w:val="pt_PT" w:bidi="pt_PT"/>
         </w:rPr>
-        <w:t xml:space="preserve"> A mãe disse: “Tão certo como o SENHOR vive e como você vive, não voltarei sem você”. Então ele a acompanhou.</w:t>
+        <w:t xml:space="preserve"> A mãe disse: “Tão certo como o SENHOR e você vivem, não voltarei sem você”. Então ele a acompanhou.</w:t>
       </w:r>
     </w:p>
     <w:p>
@@ -2383,7 +2383,7 @@
         <w:rPr>
           <w:lang w:val="pt_PT" w:bidi="pt_PT"/>
         </w:rPr>
-        <w:t xml:space="preserve"> Quando Eliseu chegou, o menino estava morto sobre a cama.</w:t>
+        <w:t xml:space="preserve"> Quando Eliseu chegou, o menino estava morto na cama.</w:t>
       </w:r>
     </w:p>
     <w:p>
@@ -2425,7 +2425,7 @@
         <w:rPr>
           <w:lang w:val="pt_PT" w:bidi="pt_PT"/>
         </w:rPr>
-        <w:t xml:space="preserve"> Em seguida, subiu na cama e se deitou sobre o menino, pondo sua boca sobre a boca dele, seus olhos sobre os olhos dele e suas mãos sobre as mãos dele. Ao inclinar-se assim sobre ele, o corpo do menino se aqueceu.</w:t>
+        <w:t xml:space="preserve"> Em seguida, subiu na cama e se deitou sobre o menino, pondo a boca sobre a boca dele, os olhos sobre os olhos dele e as mãos sobre as mãos dele. Quando se deitou sobre ele, o corpo do menino começou a ficar quente.</w:t>
       </w:r>
     </w:p>
     <w:p>
@@ -2488,7 +2488,7 @@
         <w:rPr>
           <w:lang w:val="pt_PT" w:bidi="pt_PT"/>
         </w:rPr>
-        <w:t xml:space="preserve"> Ela se prostrou, inclinando-se até o chão, tomou o filho nos braços e saiu.</w:t>
+        <w:t xml:space="preserve"> Ela entrou, lançou-se aos pés dele e se inclinou até o chão. Depois pegou o filho e saiu.</w:t>
       </w:r>
     </w:p>
     <w:p>
@@ -2530,7 +2530,7 @@
         <w:rPr>
           <w:lang w:val="pt_PT" w:bidi="pt_PT"/>
         </w:rPr>
-        <w:t xml:space="preserve"> Um dos homens foi pegar legumes no campo e encontrou uma trepadeira silvestre. Colheu frutos e encheu a capa com eles. Ao voltar, cortou e colocou os frutos em pedaços na panela, sem saber o que eram.</w:t>
+        <w:t xml:space="preserve"> Um dos homens foi ao campo colher ervas e encontrou uma trepadeira silvestre. Colheu frutos dela e encheu sua capa. Ao voltar, cortou os frutos em pedaços e os colocou na panela do ensopado, sem saber o que eram.</w:t>
       </w:r>
     </w:p>
     <w:p>
@@ -2551,7 +2551,7 @@
         <w:rPr>
           <w:lang w:val="pt_PT" w:bidi="pt_PT"/>
         </w:rPr>
-        <w:t xml:space="preserve"> Serviram o ensopado, mas, logo na primeira colherada, gritaram: “Homem de Deus, esta panela contém morte!”. E não puderam comer.</w:t>
+        <w:t xml:space="preserve"> Serviram o ensopado, mas, logo na primeira colherada, gritaram: “Homem de Deus, há algo mortal nesta panela!”. E não puderam comer.</w:t>
       </w:r>
     </w:p>
     <w:p>
@@ -2593,7 +2593,7 @@
         <w:rPr>
           <w:lang w:val="pt_PT" w:bidi="pt_PT"/>
         </w:rPr>
-        <w:t xml:space="preserve"> Chegou um homem de Baal-Salisa, trazendo vinte pães de cevada, feitos da primeira colheita, e espigas ainda verdes para o homem de Deus. Eliseu disse: “Entregue ao povo para que coma”.</w:t>
+        <w:t xml:space="preserve"> Chegou um homem de Baal-Salisa trazendo para o homem de Deus vinte pães de cevada feitos dos primeiros grãos da colheita e algumas espigas frescas em sua sacola. Eliseu disse: “Entregue ao povo para que coma”.</w:t>
       </w:r>
     </w:p>
     <w:p>
@@ -2614,7 +2614,7 @@
         <w:rPr>
           <w:lang w:val="pt_PT" w:bidi="pt_PT"/>
         </w:rPr>
-        <w:t xml:space="preserve"> O servo perguntou: “Como é que eu posso colocar isso diante de cem homens?”. Ele respondeu: “Sirva, pois o SENHOR diz: ‘Esta gente comerá, e ainda restará’”.</w:t>
+        <w:t xml:space="preserve"> O servo perguntou: “Como posso servir isso para cem homens?”. Ele respondeu: “Sirva, pois o SENHOR diz: ‘Esta gente comerá, e ainda restará’”.</w:t>
       </w:r>
     </w:p>
     <w:p>
@@ -2635,7 +2635,7 @@
         <w:rPr>
           <w:lang w:val="pt_PT" w:bidi="pt_PT"/>
         </w:rPr>
-        <w:t xml:space="preserve"> Então o servo obedeceu, todos comeram e ainda sobrou, como o SENHOR havia declarado.</w:t>
+        <w:t xml:space="preserve"> Então o servo obedeceu, todos comeram e ainda sobrou, como o SENHOR tinha declarado.</w:t>
       </w:r>
     </w:p>
     <w:p>
@@ -2714,7 +2714,7 @@
         <w:rPr>
           <w:lang w:val="pt_PT" w:bidi="pt_PT"/>
         </w:rPr>
-        <w:t xml:space="preserve"> A menina disse à sua senhora: “Quem dera meu senhor estivesse diante do profeta que vive em Samaria; ele seria curado da lepra”.</w:t>
+        <w:t xml:space="preserve"> A menina disse à sua senhora: “Quem dera meu senhor estivesse diante do profeta que vive em Samaria! Ele seria curado da lepra”.</w:t>
       </w:r>
     </w:p>
     <w:p>
@@ -2756,7 +2756,7 @@
         <w:rPr>
           <w:lang w:val="pt_PT" w:bidi="pt_PT"/>
         </w:rPr>
-        <w:t xml:space="preserve"> O rei da Síria respondeu: “Vá; enviarei uma carta ao rei de Israel”. Naamã partiu levando cerca de 350 quilos de prata, 72 quilos de ouro e 10 mudas de roupas.</w:t>
+        <w:t xml:space="preserve"> O rei da Síria respondeu: “Vá. Enviarei uma carta ao rei de Israel”. Naamã partiu levando cerca de 350 quilos de prata, 72 quilos de ouro e 10 mudas de roupas.</w:t>
       </w:r>
     </w:p>
     <w:p>
@@ -2798,7 +2798,7 @@
         <w:rPr>
           <w:lang w:val="pt_PT" w:bidi="pt_PT"/>
         </w:rPr>
-        <w:t xml:space="preserve"> Depois de ler a carta, o rei de Israel rasgou as suas roupas e disse: “Eu sou Deus, para tirar a vida ou concedê-la? Por que este homem manda um leproso me procurar para que eu o cure? Vocês estão vendo? Ele está procurando motivo para um conflito comigo”.</w:t>
+        <w:t xml:space="preserve"> Depois de ler a carta, o rei de Israel rasgou as suas roupas e disse: “Por acaso sou Deus, capaz de tirar a vida ou dar vida, para que este homem me envie alguém para eu curar da lepra? Vejam: ele está procurando um motivo para entrar em conflito comigo”.</w:t>
       </w:r>
     </w:p>
     <w:p>
@@ -2819,7 +2819,7 @@
         <w:rPr>
           <w:lang w:val="pt_PT" w:bidi="pt_PT"/>
         </w:rPr>
-        <w:t xml:space="preserve"> Ao saber que o rei de Israel havia rasgado as vestes, Eliseu, o homem de Deus, mandou dizer: “Por que você rasgou as suas vestes? Que o leproso venha a mim, e reconhecerá que há profeta em Israel”.</w:t>
+        <w:t xml:space="preserve"> Ao saber que o rei de Israel tinha rasgado as vestes, Eliseu, o homem de Deus, mandou dizer: “Por que você rasgou as suas vestes? Que o leproso venha a mim, e reconhecerá que há profeta em Israel”.</w:t>
       </w:r>
     </w:p>
     <w:p>
@@ -2861,7 +2861,7 @@
         <w:rPr>
           <w:lang w:val="pt_PT" w:bidi="pt_PT"/>
         </w:rPr>
-        <w:t xml:space="preserve"> que lhe enviou um mensageiro com esta instrução: “Vá até o rio Jordão e lave-se sete vezes lá; a sua carne será restaurada, e você ficará puro”.</w:t>
+        <w:t xml:space="preserve"> que lhe enviou um mensageiro com esta instrução: “Vá ao Jordão e lave-se sete vezes. Sua pele será curada, e você ficará limpo”.</w:t>
       </w:r>
     </w:p>
     <w:p>
@@ -2882,7 +2882,7 @@
         <w:rPr>
           <w:lang w:val="pt_PT" w:bidi="pt_PT"/>
         </w:rPr>
-        <w:t xml:space="preserve"> Naamã, porém, se indignou e saiu, dizendo: “Eu pensava que ele viria até mim, se colocaria de pé, invocaria o nome do SENHOR, seu Deus, passaria a mão sobre a área doente e removeria a lepra.</w:t>
+        <w:t xml:space="preserve"> Naamã, porém, se indignou e saiu dizendo: “Eu pensei que ele viria até mim, ficaria em pé, invocaria o nome do SENHOR, seu Deus, passaria a mão sobre o local afetado e curaria a lepra.</w:t>
       </w:r>
     </w:p>
     <w:p>
@@ -2903,7 +2903,7 @@
         <w:rPr>
           <w:lang w:val="pt_PT" w:bidi="pt_PT"/>
         </w:rPr>
-        <w:t xml:space="preserve"> Abana e Farfar, rios de Damasco, não são melhores do que todas as águas de Israel? Eu não poderia me lavar neles e ficar limpo?”. E voltou-se, indignado.</w:t>
+        <w:t xml:space="preserve"> Abana e Farfar, rios de Damasco, não são melhores do que todas as águas de Israel? Eu não poderia me lavar neles e ficar limpo?”. E virou-se para ir embora, indignado.</w:t>
       </w:r>
     </w:p>
     <w:p>
@@ -2924,7 +2924,7 @@
         <w:rPr>
           <w:lang w:val="pt_PT" w:bidi="pt_PT"/>
         </w:rPr>
-        <w:t xml:space="preserve"> Seus servos se aproximaram e disseram: “Meu pai, se o profeta tivesse ordenado algo difícil, o senhor não faria? Quanto mais agora, quando ele apenas disse: ‘Lave-se, e ficará puro’”.</w:t>
+        <w:t xml:space="preserve"> Seus servos se aproximaram e disseram: “Se o profeta tivesse ordenado algo difícil, o senhor não faria? Quanto mais agora, quando ele apenas disse: ‘Lave-se, e ficará puro’”.</w:t>
       </w:r>
     </w:p>
     <w:p>
@@ -2945,7 +2945,7 @@
         <w:rPr>
           <w:lang w:val="pt_PT" w:bidi="pt_PT"/>
         </w:rPr>
-        <w:t xml:space="preserve"> Então ele entrou no Jordão e mergulhou sete vezes, cumprindo o que o homem de Deus havia ordenado. Sua carne se tornou como a de uma criança pequena, e ficou limpa.</w:t>
+        <w:t xml:space="preserve"> Então ele desceu ao Jordão e mergulhou sete vezes, conforme a palavra do homem de Deus. Sua pele se tornou como a de uma criança pequena, e ele ficou puro.</w:t>
       </w:r>
     </w:p>
     <w:p>
@@ -3008,7 +3008,7 @@
         <w:rPr>
           <w:lang w:val="pt_PT" w:bidi="pt_PT"/>
         </w:rPr>
-        <w:t xml:space="preserve"> Naamã disse: "Se não, permita que se dê ao seu servo terra suficiente para a carga de duas mulas, pois de agora em diante este seu servo não oferecerá holocausto nem sacrifício a outros deuses, mas somente ao SENHOR.</w:t>
+        <w:t xml:space="preserve"> Naamã disse: “Se não aceita, permita então que seu servo leve terra suficiente para a carga de duas mulas, pois de agora em diante este seu servo não oferecerá mais sacrifícios nem adorará outros deuses, mas somente ao SENHOR.</w:t>
       </w:r>
     </w:p>
     <w:p>
@@ -3029,7 +3029,7 @@
         <w:rPr>
           <w:lang w:val="pt_PT" w:bidi="pt_PT"/>
         </w:rPr>
-        <w:t xml:space="preserve"> Contudo, nisto o SENHOR perdoe seu servo: quando meu senhor entrar no templo de Rimom para ali se prostrar, apoiando-se em meu braço, também eu me inclinarei naquele lugar. Que o SENHOR perdoe seu servo por isso!”.</w:t>
+        <w:t xml:space="preserve"> Contudo, nisto o SENHOR perdoe seu servo: quando meu senhor entrar no templo de Rimom para se curvar ali, apoiando-se em meu braço, também eu me inclinarei naquele lugar. Que o SENHOR perdoe seu servo por isso!”.</w:t>
       </w:r>
     </w:p>
     <w:p>
@@ -3071,7 +3071,7 @@
         <w:rPr>
           <w:lang w:val="pt_PT" w:bidi="pt_PT"/>
         </w:rPr>
-        <w:t xml:space="preserve"> Geazi, servo de Eliseu, o homem de Deus, pensou consigo: “Meu senhor poupou este arameu, não recebendo o que ele trouxe. Tão certo como vive o SENHOR, correrei atrás dele e tomarei algo”.</w:t>
+        <w:t xml:space="preserve"> Geazi, servo de Eliseu, o homem de Deus, pensou consigo: “Meu senhor poupou esse sírio, não recebendo o que ele trouxe. Tão certo como vive o SENHOR, correrei atrás dele e pedirei algo”.</w:t>
       </w:r>
     </w:p>
     <w:p>
@@ -3092,7 +3092,7 @@
         <w:rPr>
           <w:lang w:val="pt_PT" w:bidi="pt_PT"/>
         </w:rPr>
-        <w:t xml:space="preserve"> Assim, Geazi foi atrás de Naamã. Ao vê-lo correndo, Naamã desceu do carro para ir ao encontro dele e perguntou: “Está tudo bem?”.</w:t>
+        <w:t xml:space="preserve"> Assim, Geazi foi atrás de Naamã. Ao vê-lo correndo em sua direção, Naamã desceu do carro para encontrá-lo e perguntou: “Está tudo bem?”.</w:t>
       </w:r>
     </w:p>
     <w:p>
@@ -3113,7 +3113,7 @@
         <w:rPr>
           <w:lang w:val="pt_PT" w:bidi="pt_PT"/>
         </w:rPr>
-        <w:t xml:space="preserve"> Ele respondeu: “Está tudo bem. Meu senhor me enviou para informar: ‘Acabam de chegar dois jovens dentre os discípulos dos profetas, da região montanhosa de Efraim; peço que o senhor lhes dê 35 quilos de prata e duas mudas de roupas’”.</w:t>
+        <w:t xml:space="preserve"> Ele respondeu: “Está tudo bem. Meu senhor me enviou para informar: ‘Acabam de chegar dois jovens dentre os discípulos dos profetas, da região montanhosa de Efraim. Peço que o senhor lhes dê 35 quilos de prata e duas mudas de roupas’”.</w:t>
       </w:r>
     </w:p>
     <w:p>
@@ -3134,7 +3134,7 @@
         <w:rPr>
           <w:lang w:val="pt_PT" w:bidi="pt_PT"/>
         </w:rPr>
-        <w:t xml:space="preserve"> Naamã disse: “Por favor, aceite setenta quilos”. Ele insistiu, amarrou a prata em duas bolsas, com as duas mudas de roupas, e os entregou a dois de seus servos, que os levaram adiante de Geazi.</w:t>
+        <w:t xml:space="preserve"> Naamã disse: “Por favor, aceite setenta quilos”. Ele insistiu, amarrou a prata em duas bolsas junto com as duas mudas de roupas e as entregou a dois de seus servos, que seguiram à frente de Geazi.</w:t>
       </w:r>
     </w:p>
     <w:p>
@@ -3155,7 +3155,7 @@
         <w:rPr>
           <w:lang w:val="pt_PT" w:bidi="pt_PT"/>
         </w:rPr>
-        <w:t xml:space="preserve"> Ao chegar à colina, Geazi pegou os volumes das mãos deles, guardou-os em sua casa e despediu os homens.</w:t>
+        <w:t xml:space="preserve"> Ao chegar ao monte, Geazi pegou os volumes das mãos deles, guardou tudo em casa e despediu os homens.</w:t>
       </w:r>
     </w:p>
     <w:p>
@@ -3197,7 +3197,7 @@
         <w:rPr>
           <w:lang w:val="pt_PT" w:bidi="pt_PT"/>
         </w:rPr>
-        <w:t xml:space="preserve"> Eliseu disse: “Por acaso meu espírito não foi com você quando o homem voltou do carro para encontrá-lo? Era este o tempo de receber prata e roupas, e também olivais, vinhas, ovelhas, bois, servos e servas?”</w:t>
+        <w:t xml:space="preserve"> Eliseu disse: “Por acaso meu espírito não estava com você quando aquele homem desceu do carro para encontrá-lo? Era este o momento de receber prata, roupas, campos, vinhas, ovelhas, bois, servos e servas?</w:t>
       </w:r>
     </w:p>
     <w:p>
@@ -3339,7 +3339,7 @@
         <w:rPr>
           <w:lang w:val="pt_PT" w:bidi="pt_PT"/>
         </w:rPr>
-        <w:t xml:space="preserve"> Enquanto um deles derrubava um tronco, o ferro do machado se soltou e caiu na água. Ele gritou: “Ah, meu senhor! Era emprestado!”.</w:t>
+        <w:t xml:space="preserve"> Enquanto um deles cortava um tronco, o ferro do machado se soltou e caiu na água. Ele gritou: “Ah, meu senhor! O machado era emprestado!”.</w:t>
       </w:r>
     </w:p>
     <w:p>
@@ -3423,7 +3423,7 @@
         <w:rPr>
           <w:lang w:val="pt_PT" w:bidi="pt_PT"/>
         </w:rPr>
-        <w:t xml:space="preserve"> Mas o homem de Deus enviava aviso ao rei de Israel: “Cuidado ao passar por aquele ponto, pois os sírios estão indo para lá”.</w:t>
+        <w:t xml:space="preserve"> Mas o homem de Deus mandava avisos ao rei de Israel: “Cuidado ao passar por aquele lugar, pois os sírios estão indo para lá”.</w:t>
       </w:r>
     </w:p>
     <w:p>
@@ -3444,7 +3444,7 @@
         <w:rPr>
           <w:lang w:val="pt_PT" w:bidi="pt_PT"/>
         </w:rPr>
-        <w:t xml:space="preserve"> O rei de Israel enviava gente ao lugar indicado pelo homem de Deus e se prevenia ali; isso não aconteceu uma nem duas vezes.</w:t>
+        <w:t xml:space="preserve"> O rei de Israel enviava pessoas ao lugar indicado pelo homem de Deus e se mantinha atento ali. Isso aconteceu mais de uma vez.</w:t>
       </w:r>
     </w:p>
     <w:p>
@@ -3486,7 +3486,7 @@
         <w:rPr>
           <w:lang w:val="pt_PT" w:bidi="pt_PT"/>
         </w:rPr>
-        <w:t xml:space="preserve"> Um deles respondeu: “Ninguém, ó rei, meu senhor. É o profeta Eliseu que está em Israel; ele conta ao rei de Israel até aquilo que o senhor diz em seu quarto”.</w:t>
+        <w:t xml:space="preserve"> Um deles respondeu: “Ninguém, ó rei, meu senhor. É o profeta Eliseu que está em Israel. Ele conta ao rei de Israel até o que o senhor fala no seu quarto”.</w:t>
       </w:r>
     </w:p>
     <w:p>
@@ -3507,7 +3507,7 @@
         <w:rPr>
           <w:lang w:val="pt_PT" w:bidi="pt_PT"/>
         </w:rPr>
-        <w:t xml:space="preserve"> O rei disse: “Vão e descubram o paradeiro dele, para que eu envie homens e o capture”. Informaram-lhe: “Ele está em Dotã”.</w:t>
+        <w:t xml:space="preserve"> O rei disse: “Vão e descubram o paradeiro dele, para que eu envie homens e o capture”. Informaram ao rei: “Ele está em Dotã”.</w:t>
       </w:r>
     </w:p>
     <w:p>
@@ -3549,7 +3549,7 @@
         <w:rPr>
           <w:lang w:val="pt_PT" w:bidi="pt_PT"/>
         </w:rPr>
-        <w:t xml:space="preserve"> No dia seguinte, o servo de Eliseu levantou-se cedo e saiu; ao ver o exército com cavalos e carros ao redor da cidade, exclamou: “Ah, meu senhor! O que vamos fazer?”.</w:t>
+        <w:t xml:space="preserve"> No dia seguinte, o servo de Eliseu levantou-se cedo e saiu. Ao ver o exército com cavalos e carros ao redor da cidade, exclamou: “Ah, meu senhor! O que vamos fazer?”.</w:t>
       </w:r>
     </w:p>
     <w:p>
@@ -3570,7 +3570,7 @@
         <w:rPr>
           <w:lang w:val="pt_PT" w:bidi="pt_PT"/>
         </w:rPr>
-        <w:t xml:space="preserve"> Ele respondeu: “Não tenha medo, pois há muito mais gente conosco do que com eles”.</w:t>
+        <w:t xml:space="preserve"> Ele respondeu: “Não tenha medo. Os que estão ao nosso lado são mais numerosos do que os que estão com eles”.</w:t>
       </w:r>
     </w:p>
     <w:p>
@@ -3591,7 +3591,7 @@
         <w:rPr>
           <w:lang w:val="pt_PT" w:bidi="pt_PT"/>
         </w:rPr>
-        <w:t xml:space="preserve"> Eliseu orou: “SENHOR, abre os olhos dele para que veja”. O SENHOR abriu os olhos do moço, e ele viu: o monte estava cheio de cavalos e carros de fogo ao redor de Eliseu.</w:t>
+        <w:t xml:space="preserve"> Eliseu orou: “SENHOR, abre os olhos dele para que ele veja”. O SENHOR abriu os olhos do jovem, e ele viu: o monte estava cheio de cavalos e carros de fogo ao redor de Eliseu.</w:t>
       </w:r>
     </w:p>
     <w:p>
@@ -3612,7 +3612,7 @@
         <w:rPr>
           <w:lang w:val="pt_PT" w:bidi="pt_PT"/>
         </w:rPr>
-        <w:t xml:space="preserve"> Quando os sírios avançaram, Eliseu orou ao SENHOR: “Fere este povo com cegueira”. E o SENHOR os feriu com cegueira, conforme o pedido de Eliseu.</w:t>
+        <w:t xml:space="preserve"> Quando os sírios avançaram, Eliseu orou ao SENHOR: “Cega este povo”. E o SENHOR os feriu com cegueira, conforme o pedido de Eliseu.</w:t>
       </w:r>
     </w:p>
     <w:p>
@@ -3633,7 +3633,7 @@
         <w:rPr>
           <w:lang w:val="pt_PT" w:bidi="pt_PT"/>
         </w:rPr>
-        <w:t xml:space="preserve"> Então Eliseu disse: “Vocês estão no caminho errado e na cidade errada. Venham comigo, e eu os levarei ao homem que procuram”. E os conduziu a Samaria.</w:t>
+        <w:t xml:space="preserve"> Então Eliseu disse: “Vocês estão no lugar errado e na cidade errada. Venham comigo, e eu os levarei ao homem que vocês procuram”. E os levou a Samaria.</w:t>
       </w:r>
     </w:p>
     <w:p>
@@ -3675,7 +3675,7 @@
         <w:rPr>
           <w:lang w:val="pt_PT" w:bidi="pt_PT"/>
         </w:rPr>
-        <w:t xml:space="preserve"> Assim que os viu, o rei de Israel perguntou a Eliseu: “Meu pai, devo matá-los? Devo matá-los?”.</w:t>
+        <w:t xml:space="preserve"> Assim que os viu, o rei de Israel perguntou a Eliseu: “Meu pai, devo matá-los?”.</w:t>
       </w:r>
     </w:p>
     <w:p>
@@ -3696,7 +3696,7 @@
         <w:rPr>
           <w:lang w:val="pt_PT" w:bidi="pt_PT"/>
         </w:rPr>
-        <w:t xml:space="preserve"> Ele respondeu: “Não os mate. Por acaso o senhor mataria prisioneiros capturados com sua espada e seu arco? Põe diante deles pão e água, para que comam, bebam e voltem ao seu senhor”.</w:t>
+        <w:t xml:space="preserve"> Ele respondeu: “Não os mate. Por acaso o senhor mataria prisioneiros capturados com sua espada e seu arco? Dê a eles pão e água, para que comam, bebam e voltem ao seu senhor”.</w:t>
       </w:r>
     </w:p>
     <w:p>
@@ -3759,7 +3759,7 @@
         <w:rPr>
           <w:lang w:val="pt_PT" w:bidi="pt_PT"/>
         </w:rPr>
-        <w:t xml:space="preserve"> A fome tornou-se terrível em Samaria; uma cabeça de jumento chegou a custar 960 gramas de prata, e uma pequena medida de esterco de pomba, 60 gramas de prata.</w:t>
+        <w:t xml:space="preserve"> A fome tornou-se terrível em Samaria. Uma cabeça de jumento chegou a custar 960 gramas de prata, e um terço de litro de esterco de pomba, 60 gramas de prata.</w:t>
       </w:r>
     </w:p>
     <w:p>
@@ -3801,7 +3801,7 @@
         <w:rPr>
           <w:lang w:val="pt_PT" w:bidi="pt_PT"/>
         </w:rPr>
-        <w:t xml:space="preserve"> Ele respondeu: “Se o SENHOR não puder socorrê-la, como eu poderei? Há trigo na eira ou vinho no lagar?”.</w:t>
+        <w:t xml:space="preserve"> Ele respondeu: “Se o SENHOR não puder socorrê-la, como eu poderei? Há trigo para comer ou vinho para beber?”.</w:t>
       </w:r>
     </w:p>
     <w:p>
@@ -3822,7 +3822,7 @@
         <w:rPr>
           <w:lang w:val="pt_PT" w:bidi="pt_PT"/>
         </w:rPr>
-        <w:t xml:space="preserve"> Depois perguntou: “O que foi?”. Ela respondeu: “Esta mulher me disse: ‘Dê-me o seu filho para que o comamos hoje, e amanhã comeremos o meu’.</w:t>
+        <w:t xml:space="preserve"> Depois perguntou: “O que aconteceu?”. Ela respondeu: “Esta mulher me disse: ‘Dê-me seu filho para que o comamos hoje, e amanhã comeremos o meu’.</w:t>
       </w:r>
     </w:p>
     <w:p>
@@ -3843,7 +3843,7 @@
         <w:rPr>
           <w:lang w:val="pt_PT" w:bidi="pt_PT"/>
         </w:rPr>
-        <w:t xml:space="preserve"> Cozinhamos e comemos o meu filho. No dia seguinte, quando pedi que entregasse o dela, ela o escondeu”.</w:t>
+        <w:t xml:space="preserve"> Cozinhamos e comemos o meu filho. No dia seguinte, quando pedi que ela entregasse o dela, ela o escondeu”.</w:t>
       </w:r>
     </w:p>
     <w:p>
@@ -3885,7 +3885,7 @@
         <w:rPr>
           <w:lang w:val="pt_PT" w:bidi="pt_PT"/>
         </w:rPr>
-        <w:t xml:space="preserve"> Ele declarou: “Que Deus me puna severamente se Eliseu, filho de Safate, continuar hoje com a cabeça sobre os ombros!”.</w:t>
+        <w:t xml:space="preserve"> Ele declarou: “Que Deus me castigue severamente se Eliseu, filho de Safate, continuar hoje com a cabeça sobre os ombros!”.</w:t>
       </w:r>
     </w:p>
     <w:p>
@@ -3906,7 +3906,7 @@
         <w:rPr>
           <w:lang w:val="pt_PT" w:bidi="pt_PT"/>
         </w:rPr>
-        <w:t xml:space="preserve"> Eliseu estava sentado em sua casa, e as autoridades de Israel estavam com ele. Antes que o mensageiro enviado adiante pelo rei chegasse, Eliseu lhes disse: “Aquele filho de assassinato está mandando alguém para arrancar a minha cabeça. Quando o mensageiro chegar, fechem a porta e fiquem com ela trancada. Não se ouvem atrás dele os passos do seu senhor?”.</w:t>
+        <w:t xml:space="preserve"> Eliseu estava sentado em sua casa, e as autoridades de Israel estavam com ele. Antes que o mensageiro enviado pelo rei chegasse, Eliseu disse: “Aquele assassino está mandando alguém para cortar a minha cabeça. Quando o mensageiro chegar, fechem a porta e a mantenham trancada. O rei chegará logo depois dele”.</w:t>
       </w:r>
     </w:p>
     <w:p>
@@ -3927,7 +3927,7 @@
         <w:rPr>
           <w:lang w:val="pt_PT" w:bidi="pt_PT"/>
         </w:rPr>
-        <w:t xml:space="preserve"> O mensageiro chegou enquanto Eliseu ainda falava; e o rei disse: “Este mal vem do SENHOR. Por que eu ainda esperaria no SENHOR?”.</w:t>
+        <w:t xml:space="preserve"> O mensageiro chegou enquanto Eliseu ainda falava. E o rei disse: “Esta desgraça vem do SENHOR. Por que ainda devo esperar no SENHOR?”.</w:t>
       </w:r>
     </w:p>
     <w:p>
@@ -3964,7 +3964,7 @@
         <w:rPr>
           <w:lang w:val="pt_PT" w:bidi="pt_PT"/>
         </w:rPr>
-        <w:t xml:space="preserve"> Então Eliseu declarou: “Ouçam a mensagem do SENHOR. Ele diz: ‘Amanhã, mais ou menos a esta hora, à porta de Samaria, seis litros de farinha da melhor qualidade será vendida por doze gramas de prata, e doze litros de cevada pelo mesmo valor’”.</w:t>
+        <w:t xml:space="preserve"> Então Eliseu declarou: “Ouçam a palavra do SENHOR. Ele diz: ‘Amanhã, por volta desta hora, à porta de Samaria, seis litros da melhor farinha serão vendidos por doze gramas de prata, e doze litros de cevada pelo mesmo valor’”.</w:t>
       </w:r>
     </w:p>
     <w:p>
@@ -3985,7 +3985,7 @@
         <w:rPr>
           <w:lang w:val="pt_PT" w:bidi="pt_PT"/>
         </w:rPr>
-        <w:t xml:space="preserve"> O oficial que oferecia o braço como apoio para o rei respondeu ao homem de Deus: “Mesmo que o SENHOR abrisse as comportas do céu, isso seria possível?”. Eliseu disse: “Você verá com seus próprios olhos, mas não provará disso”.</w:t>
+        <w:t xml:space="preserve"> O oficial em quem o rei se apoiava respondeu ao homem de Deus: “Mesmo que o SENHOR abrisse as comportas do céu, isso poderia acontecer?”. Eliseu disse: “Você verá com seus próprios olhos, mas não comerá disso”.</w:t>
       </w:r>
     </w:p>
     <w:p>
@@ -4027,7 +4027,7 @@
         <w:rPr>
           <w:lang w:val="pt_PT" w:bidi="pt_PT"/>
         </w:rPr>
-        <w:t xml:space="preserve"> Se entrarmos na cidade, morreremos ali por causa da fome; se permanecermos aqui, também morreremos. Vamos até o acampamento dos sírios e nos entreguemos. Se nos pouparem, viveremos; se nos matarem, apenas morreremos”.</w:t>
+        <w:t xml:space="preserve"> Se entrarmos na cidade, morreremos ali por causa da fome. Se permanecermos aqui, também morreremos. Vamos até o acampamento dos sírios e nos entreguemos. Se nos pouparem, viveremos; se nos matarem, apenas morreremos”.</w:t>
       </w:r>
     </w:p>
     <w:p>
@@ -4069,7 +4069,7 @@
         <w:rPr>
           <w:lang w:val="pt_PT" w:bidi="pt_PT"/>
         </w:rPr>
-        <w:t xml:space="preserve"> O SENHOR havia feito o exército dos sírios ouvir ruídos de carros, de cavalos e de um grande contingente, e eles disseram uns aos outros: “O rei de Israel contratou os reis dos hititas e dos egípcios para virem contra nós”.</w:t>
+        <w:t xml:space="preserve"> O SENHOR fez o exército dos sírios ouvir ruídos de carros, de cavalos e de um grande contingente, e eles disseram uns aos outros: “O rei de Israel contratou os reis dos hititas e dos egípcios para virem contra nós”.</w:t>
       </w:r>
     </w:p>
     <w:p>
@@ -4132,7 +4132,7 @@
         <w:rPr>
           <w:lang w:val="pt_PT" w:bidi="pt_PT"/>
         </w:rPr>
-        <w:t xml:space="preserve"> Em seguida, disseram uns aos outros: “Não estamos fazendo o que é certo. Este dia é de boas notícias, e nós nos calamos. Se esperarmos até o amanhecer, sofreremos punição. Vamos agora mesmo anunciar isso no palácio”.</w:t>
+        <w:t xml:space="preserve"> Em seguida, disseram uns aos outros: “Não estamos fazendo o que é certo. Este é um dia de boas notícias, e estamos ficando em silêncio. Se esperarmos até o amanhecer, seremos punidos. Vamos agora mesmo anunciar isso no palácio”.</w:t>
       </w:r>
     </w:p>
     <w:p>
@@ -4195,7 +4195,7 @@
         <w:rPr>
           <w:lang w:val="pt_PT" w:bidi="pt_PT"/>
         </w:rPr>
-        <w:t xml:space="preserve"> Ao se levantar de noite, o rei disse aos seus oficiais: “Vou explicar o que os sírios fizeram. Eles sabem que estamos com fome. Saíram do acampamento e se esconderam no campo com a seguinte ideia: ‘Quando eles saírem da cidade, nós os capturaremos vivos e entraremos nela’”.</w:t>
+        <w:t xml:space="preserve"> Ao se levantar de noite, o rei disse aos seus oficiais: “Vou dizer o que os sírios fizeram. Eles sabem que estamos com fome. Saíram do acampamento e se esconderam no campo com a seguinte ideia: ‘Quando eles saírem da cidade, vamos capturá-los vivos e entrar nela’”.</w:t>
       </w:r>
     </w:p>
     <w:p>
@@ -4216,7 +4216,7 @@
         <w:rPr>
           <w:lang w:val="pt_PT" w:bidi="pt_PT"/>
         </w:rPr>
-        <w:t xml:space="preserve"> Um dos oficiais respondeu: “Que se enviem alguns homens com cinco dos cavalos restantes na cidade. Se morrerem, será o mesmo destino dos que já estão condenados aqui. Vamos enviá-los para verificar”.</w:t>
+        <w:t xml:space="preserve"> Um dos oficiais disse: “É melhor mandar alguns homens para ver o que aconteceu. Eles podem usar cinco dos cavalos que ainda restam na cidade. Se algo acontecer com eles, não será pior do que ficar aqui e morrer como o resto de nós. Por isso, vamos enviá-los para descobrir o que houve”.</w:t>
       </w:r>
     </w:p>
     <w:p>
@@ -4237,7 +4237,7 @@
         <w:rPr>
           <w:lang w:val="pt_PT" w:bidi="pt_PT"/>
         </w:rPr>
-        <w:t xml:space="preserve"> Prepararam dois carros com cavalos, e o rei os enviou atrás do exército sírio com a seguinte ordem: “Vão e vejam o que aconteceu”.</w:t>
+        <w:t xml:space="preserve"> Prepararam dois carros com cavalos, e o rei os enviou atrás do exército sírio com esta ordem: “Vão e vejam o que aconteceu”.</w:t>
       </w:r>
     </w:p>
     <w:p>
@@ -4258,7 +4258,7 @@
         <w:rPr>
           <w:lang w:val="pt_PT" w:bidi="pt_PT"/>
         </w:rPr>
-        <w:t xml:space="preserve"> Seguindo as pegadas dos sírios até o Jordão, eles encontraram pelo caminho roupas e armas deixadas pelos sírios na fuga apressada. Os mensageiros voltaram e informaram o rei.</w:t>
+        <w:t xml:space="preserve"> Seguindo as pegadas dos sírios até o Jordão, eles encontraram pelo caminho roupas e equipamentos que os sírios deixaram na fuga apressada. Os mensageiros voltaram e informaram o rei.</w:t>
       </w:r>
     </w:p>
     <w:p>
@@ -4279,7 +4279,7 @@
         <w:rPr>
           <w:lang w:val="pt_PT" w:bidi="pt_PT"/>
         </w:rPr>
-        <w:t xml:space="preserve"> Então o povo saiu e tomou os bens do acampamento dos sírios. Assim, seis litros de farinha da melhor qualidade passou a ser vendida por doze gramas de prata, e doze litros de cevada pelo mesmo valor, conforme a palavra do SENHOR.</w:t>
+        <w:t xml:space="preserve"> Então o povo saiu e tomou os bens do acampamento dos sírios. Assim, seis litros da melhor farinha passaram a ser vendidos por doze gramas de prata, e doze litros de cevada pelo mesmo valor, conforme a palavra do SENHOR.</w:t>
       </w:r>
     </w:p>
     <w:p>
@@ -4300,7 +4300,7 @@
         <w:rPr>
           <w:lang w:val="pt_PT" w:bidi="pt_PT"/>
         </w:rPr>
-        <w:t xml:space="preserve"> O rei havia encarregado o oficial que lhe oferecia o braço como apoio como responsável pela porta da cidade. Mas, na saída do povo, ele foi pisoteado junto à entrada e morreu, como o homem de Deus havia anunciado quando o rei o procurou.</w:t>
+        <w:t xml:space="preserve"> O rei tinha encarregado o oficial em quem se apoiava como responsável pela porta da cidade. Mas, na saída do povo, ele foi pisoteado junto à entrada e morreu, como o homem de Deus havia anunciado quando o rei o procurou.</w:t>
       </w:r>
     </w:p>
     <w:p>
@@ -4321,7 +4321,7 @@
         <w:rPr>
           <w:lang w:val="pt_PT" w:bidi="pt_PT"/>
         </w:rPr>
-        <w:t xml:space="preserve"> Cumpriu-se assim o que o homem de Deus tinha dito ao rei: “Amanhã, mais ou menos a esta hora, à porta de Samaria, seis litros de farinha da melhor qualidade será vendida por doze gramas de prata, e doze litros de cevada pelo mesmo valor”.</w:t>
+        <w:t xml:space="preserve"> Cumpriu-se assim o que o homem de Deus tinha dito ao rei: “Amanhã, por volta desta hora, à porta de Samaria, seis litros da melhor farinha serão vendidos por doze gramas de prata, e doze litros de cevada pelo mesmo valor”.</w:t>
       </w:r>
     </w:p>
     <w:p>
@@ -4342,7 +4342,7 @@
         <w:rPr>
           <w:lang w:val="pt_PT" w:bidi="pt_PT"/>
         </w:rPr>
-        <w:t xml:space="preserve"> O oficial havia contestado: “Mesmo que o SENHOR abrisse as comportas do céu, isso seria possível?”. E o homem de Deus tinha respondido: “Você verá com seus próprios olhos, mas não provará disso”.</w:t>
+        <w:t xml:space="preserve"> O oficial havia contestado: “Mesmo que o SENHOR abrisse as comportas do céu, isso poderia acontecer?”. E o homem de Deus havia respondido: “Você verá com seus próprios olhos, mas não comerá disso”.</w:t>
       </w:r>
     </w:p>
     <w:p>
@@ -4363,7 +4363,7 @@
         <w:rPr>
           <w:lang w:val="pt_PT" w:bidi="pt_PT"/>
         </w:rPr>
-        <w:t xml:space="preserve"> Isso de fato aconteceu com ele, pois foi pisoteado pelo povo à porta da cidade e morreu.</w:t>
+        <w:t xml:space="preserve"> Isso de fato aconteceu com ele, pois foi pisoteado pelo povo na porta da cidade e morreu.</w:t>
       </w:r>
     </w:p>
     <w:p>
@@ -4400,7 +4400,7 @@
         <w:rPr>
           <w:lang w:val="pt_PT" w:bidi="pt_PT"/>
         </w:rPr>
-        <w:t xml:space="preserve"> Eliseu havia advertido a mãe do menino a quem havia ressuscitado: “Levante-se e vá com sua família para onde puder, porque o SENHOR decretou fome sobre esta terra, e ela durará sete anos”.</w:t>
+        <w:t xml:space="preserve"> Eliseu tinha dito à mãe do menino que havia ressuscitado: “Levante-se e vá com sua família para onde puder, porque o SENHOR decretou uma fome sobre esta terra, que durará sete anos”.</w:t>
       </w:r>
     </w:p>
     <w:p>
@@ -4421,7 +4421,7 @@
         <w:rPr>
           <w:lang w:val="pt_PT" w:bidi="pt_PT"/>
         </w:rPr>
-        <w:t xml:space="preserve"> A mulher obedeceu ao homem de Deus; foi embora com sua família e viveu sete anos no território dos filisteus.</w:t>
+        <w:t xml:space="preserve"> A mulher obedeceu ao homem de Deus. Foi embora com sua família e viveu sete anos no território dos filisteus.</w:t>
       </w:r>
     </w:p>
     <w:p>
@@ -4463,7 +4463,7 @@
         <w:rPr>
           <w:lang w:val="pt_PT" w:bidi="pt_PT"/>
         </w:rPr>
-        <w:t xml:space="preserve"> O rei conversava com Geazi, servo do homem de Deus, e dizia: “Relate-me, por favor, os grandes feitos realizados por Eliseu”.</w:t>
+        <w:t xml:space="preserve"> O rei conversava com Geazi, servo do homem de Deus, e dizia: “Conte-me, por favor, os grandes feitos realizados por Eliseu”.</w:t>
       </w:r>
     </w:p>
     <w:p>
@@ -4484,7 +4484,7 @@
         <w:rPr>
           <w:lang w:val="pt_PT" w:bidi="pt_PT"/>
         </w:rPr>
-        <w:t xml:space="preserve"> Enquanto Geazi narrava como o profeta havia restaurado à vida o menino, a própria mãe entrou para pedir ao rei a devolução de sua casa e de seus campos. Geazi disse: “Ó rei, meu senhor, esta é a mulher, e este é o filho que Eliseu ressuscitou!”.</w:t>
+        <w:t xml:space="preserve"> Enquanto Geazi narrava como o profeta tinha devolvido a vida ao menino, a própria mãe entrou para pedir ao rei a devolução de sua casa e de seus campos. Geazi disse: “Ó rei, meu senhor, esta é a mulher, e este é o filho que Eliseu ressuscitou!”.</w:t>
       </w:r>
     </w:p>
     <w:p>
@@ -4505,7 +4505,7 @@
         <w:rPr>
           <w:lang w:val="pt_PT" w:bidi="pt_PT"/>
         </w:rPr>
-        <w:t xml:space="preserve"> O rei a interrogou, e ela confirmou tudo. Então designou um oficial e ordenou: “Restituam-lhe tudo o que era dela, inclusive o rendimento das colheitas desde o dia em que deixou suas terras até agora”.</w:t>
+        <w:t xml:space="preserve"> O rei a interrogou, e ela confirmou tudo. Então designou um oficial e ordenou: “Restituam-lhe tudo o que era dela, inclusive tudo o que a terra rendeu desde o dia em que ela deixou Israel até agora”.</w:t>
       </w:r>
     </w:p>
     <w:p>
@@ -4589,7 +4589,7 @@
         <w:rPr>
           <w:lang w:val="pt_PT" w:bidi="pt_PT"/>
         </w:rPr>
-        <w:t xml:space="preserve"> Eliseu respondeu: “Vá e diga ao rei: ‘Certamente o rei viverá’. Contudo, o SENHOR me revelou que ele de fato morrerá”.</w:t>
+        <w:t xml:space="preserve"> Eliseu respondeu: “Vá e diga ao rei: ‘Certamente você vai melhorar’. Contudo, o SENHOR me mostrou que ele de fato morrerá”.</w:t>
       </w:r>
     </w:p>
     <w:p>
@@ -4631,7 +4631,7 @@
         <w:rPr>
           <w:lang w:val="pt_PT" w:bidi="pt_PT"/>
         </w:rPr>
-        <w:t xml:space="preserve"> Hazael perguntou: “Por que o meu senhor está chorando?”. Eliseu respondeu: “Porque estou vendo o mal que você fará aos filhos de Israel: incendiará suas fortalezas, matará seus jovens com a espada, esmagará crianças e rasgará o ventre das grávidas”.</w:t>
+        <w:t xml:space="preserve"> Hazael perguntou: “Por que o meu senhor está chorando?”. Eliseu respondeu: “Porque estou vendo o mal que você fará ao povo de Israel: incendiará suas fortalezas, matará seus jovens com a espada, esmagará suas crianças e cortará o ventre de mulheres grávidas”.</w:t>
       </w:r>
     </w:p>
     <w:p>
@@ -4652,7 +4652,7 @@
         <w:rPr>
           <w:lang w:val="pt_PT" w:bidi="pt_PT"/>
         </w:rPr>
-        <w:t xml:space="preserve"> Hazael disse: “O que é o seu servo, este simples cão, para realizar algo tão terrível?”. Eliseu respondeu: “O SENHOR me mostrou que você será rei da Síria”.</w:t>
+        <w:t xml:space="preserve"> Hazael disse: “O que é o seu servo, este simples cão, para fazer algo tão terrível?”. Eliseu respondeu: “O SENHOR me mostrou que você será rei da Síria”.</w:t>
       </w:r>
     </w:p>
     <w:p>
@@ -4673,7 +4673,7 @@
         <w:rPr>
           <w:lang w:val="pt_PT" w:bidi="pt_PT"/>
         </w:rPr>
-        <w:t xml:space="preserve"> Hazael voltou ao seu senhor. O rei lhe perguntou: “O que Eliseu disse?”. Ele respondeu: “Ele disse que certamente o rei viverá”.</w:t>
+        <w:t xml:space="preserve"> Hazael voltou ao seu senhor, e o rei lhe perguntou: “O que Eliseu disse?”. Ele respondeu: “Ele disse que o rei certamente viverá”.</w:t>
       </w:r>
     </w:p>
     <w:p>
@@ -4694,7 +4694,7 @@
         <w:rPr>
           <w:lang w:val="pt_PT" w:bidi="pt_PT"/>
         </w:rPr>
-        <w:t xml:space="preserve"> No dia seguinte, Hazael tomou um pano, mergulhou-o em água e o colocou sobre o rosto do rei até que morresse. E Hazael reinou em seu lugar.</w:t>
+        <w:t xml:space="preserve"> No dia seguinte, Hazael tomou um pano, molhou-o em água e o colocou sobre o rosto do rei até que ele morresse sufocado. E Hazael reinou em seu lugar.</w:t>
       </w:r>
     </w:p>
     <w:p>
@@ -4736,7 +4736,7 @@
         <w:rPr>
           <w:lang w:val="pt_PT" w:bidi="pt_PT"/>
         </w:rPr>
-        <w:t xml:space="preserve"> Ele assumiu o trono aos 32 anos e governou por 8 anos em Jerusalém.</w:t>
+        <w:t xml:space="preserve"> Ele tinha 32 anos quando começou a reinar e governou por 8 anos em Jerusalém.</w:t>
       </w:r>
     </w:p>
     <w:p>
@@ -4799,7 +4799,7 @@
         <w:rPr>
           <w:lang w:val="pt_PT" w:bidi="pt_PT"/>
         </w:rPr>
-        <w:t xml:space="preserve"> Nos tempos de Jeorão, Edom se rebelou contra o domínio de Judá e constituiu rei para si.</w:t>
+        <w:t xml:space="preserve"> Nos dias de Jeorão, Edom se rebelou contra o domínio de Judá e estabeleceu seu próprio rei.</w:t>
       </w:r>
     </w:p>
     <w:p>
@@ -4820,7 +4820,7 @@
         <w:rPr>
           <w:lang w:val="pt_PT" w:bidi="pt_PT"/>
         </w:rPr>
-        <w:t xml:space="preserve"> Então, Jeorão foi a Zair com todos os seus carros; levantou-se de noite e atacou os edomitas que o cercavam, bem como os chefes dos carros. Contudo, o seu exército fugiu para suas tendas.</w:t>
+        <w:t xml:space="preserve"> Então Jeorão foi a Zair com todos os seus carros. Levantou-se de noite e atacou os edomitas que o tinham cercado e também os chefes dos carros. Contudo, o seu exército fugiu para suas tendas.</w:t>
       </w:r>
     </w:p>
     <w:p>
@@ -4841,7 +4841,7 @@
         <w:rPr>
           <w:lang w:val="pt_PT" w:bidi="pt_PT"/>
         </w:rPr>
-        <w:t xml:space="preserve"> Assim Edom se tornou independente de Judá até hoje. Na mesma ocasião, também Libna se revoltou.</w:t>
+        <w:t xml:space="preserve"> Assim Edom se tornou independente de Judá até hoje. Na mesma época, também Libna se revoltou.</w:t>
       </w:r>
     </w:p>
     <w:p>
@@ -4925,7 +4925,7 @@
         <w:rPr>
           <w:lang w:val="pt_PT" w:bidi="pt_PT"/>
         </w:rPr>
-        <w:t xml:space="preserve"> Ele tinha 22 anos quando seu reinado começou e governou por um ano em Jerusalém. Sua mãe chamava-se Atalia, descendente de Onri, rei de Israel.</w:t>
+        <w:t xml:space="preserve"> Ele tinha 22 anos quando começou a reinar e governou por um ano em Jerusalém. Sua mãe chamava-se Atalia, descendente de Onri, rei de Israel.</w:t>
       </w:r>
     </w:p>
     <w:p>
@@ -4946,7 +4946,7 @@
         <w:rPr>
           <w:lang w:val="pt_PT" w:bidi="pt_PT"/>
         </w:rPr>
-        <w:t xml:space="preserve"> Ele seguiu os caminhos da família de Acabe e fez o que era mau aos olhos do SENHOR, assim como a família de Acabe, pois era genro de Acabe.</w:t>
+        <w:t xml:space="preserve"> Ele seguiu os caminhos da família de Acabe e fez o que era mau aos olhos do SENHOR, pois era genro de Acabe.</w:t>
       </w:r>
     </w:p>
     <w:p>
@@ -4967,7 +4967,7 @@
         <w:rPr>
           <w:lang w:val="pt_PT" w:bidi="pt_PT"/>
         </w:rPr>
-        <w:t xml:space="preserve"> Acazias tornou-se aliado de Jorão, filho de Acabe, para guerrear contra Hazael, rei da Síria, em Ramote-Gileade; e os sírios feriram Jorão.</w:t>
+        <w:t xml:space="preserve"> Acazias tornou-se aliado de Jorão, filho de Acabe, para guerrear contra Hazael, rei da Síria, em Ramote-Gileade. Os sírios feriram Jorão.</w:t>
       </w:r>
     </w:p>
     <w:p>
@@ -4988,7 +4988,7 @@
         <w:rPr>
           <w:lang w:val="pt_PT" w:bidi="pt_PT"/>
         </w:rPr>
-        <w:t xml:space="preserve"> Jorão voltou à cidade de Jezreel para tratar-se dos ferimentos que sofreu em Ramote, quando lutava contra Hazael, rei da Síria. Acazias, rei de Judá, desceu a Jezreel para visitar Jorão, que estava tratando desses ferimentos.</w:t>
+        <w:t xml:space="preserve"> Jorão voltou à cidade de Jezreel para tratar dos ferimentos que sofreu em Ramote, quando lutava contra Hazael, rei da Síria. Acazias, rei de Judá, foi a Jezreel para visitá-lo, pois ele estava se recuperando desses ferimentos.</w:t>
       </w:r>
     </w:p>
     <w:p>
@@ -5025,7 +5025,7 @@
         <w:rPr>
           <w:lang w:val="pt_PT" w:bidi="pt_PT"/>
         </w:rPr>
-        <w:t xml:space="preserve"> Então o profeta Eliseu chamou um dos discípulos dos profetas e disse: “Aperte o cinto e siga para Ramote-Gileade com este frasco de óleo.</w:t>
+        <w:t xml:space="preserve"> Então o profeta Eliseu chamou um dos discípulos dos profetas e disse: “Prepare-se para a viagem e siga para Ramote-Gileade com este frasco de óleo.</w:t>
       </w:r>
     </w:p>
     <w:p>
@@ -5046,7 +5046,7 @@
         <w:rPr>
           <w:lang w:val="pt_PT" w:bidi="pt_PT"/>
         </w:rPr>
-        <w:t xml:space="preserve"> Ao chegar lá, procure Jeú, filho de Josafá e neto de Ninsi. Leve-o para dentro de casa, para um aposento reservado, longe dos companheiros dele.</w:t>
+        <w:t xml:space="preserve"> Ao chegar lá, procure Jeú, filho de Josafá e neto de Ninsi. Leve-o para um aposento reservado, longe dos seus companheiros.</w:t>
       </w:r>
     </w:p>
     <w:p>
@@ -5130,7 +5130,7 @@
         <w:rPr>
           <w:lang w:val="pt_PT" w:bidi="pt_PT"/>
         </w:rPr>
-        <w:t xml:space="preserve"> Jeú ficou em pé e foi para dentro de casa. O jovem derramou o óleo sobre a cabeça dele e declarou: “Diz o SENHOR, o Deus de Israel: ‘Eu o consagro rei sobre o povo do SENHOR, Israel.</w:t>
+        <w:t xml:space="preserve"> Jeú levantou-se e entrou em casa. O jovem derramou o óleo sobre a cabeça dele e declarou: “Assim diz o SENHOR, o Deus de Israel: ‘Eu o consagro rei sobre o povo do SENHOR, Israel.</w:t>
       </w:r>
     </w:p>
     <w:p>
@@ -5151,7 +5151,7 @@
         <w:rPr>
           <w:lang w:val="pt_PT" w:bidi="pt_PT"/>
         </w:rPr>
-        <w:t xml:space="preserve"> Você eliminará a família do seu senhor Acabe, e, com isso, vingarei o sangue dos profetas, meus servos, e o de todos os servos do SENHOR que Jezabe derramou.</w:t>
+        <w:t xml:space="preserve"> Você eliminará a família do seu senhor Acabe. Assim, vou vingar o sangue dos meus servos, os profetas, e o sangue de todos os servos do SENHOR derramado por Jezabel.</w:t>
       </w:r>
     </w:p>
     <w:p>
@@ -5214,7 +5214,7 @@
         <w:rPr>
           <w:lang w:val="pt_PT" w:bidi="pt_PT"/>
         </w:rPr>
-        <w:t xml:space="preserve"> Jezabel será comida por cães no campo de Jezreel, e não será sepultada’”. Então o mensageiro abriu a porta e fugiu depressa.</w:t>
+        <w:t xml:space="preserve"> Jezabel será devorada por cães no campo de Jezreel, e não será sepultada’”. Então o mensageiro abriu a porta e fugiu depressa.</w:t>
       </w:r>
     </w:p>
     <w:p>
@@ -5235,7 +5235,7 @@
         <w:rPr>
           <w:lang w:val="pt_PT" w:bidi="pt_PT"/>
         </w:rPr>
-        <w:t xml:space="preserve"> Quando Jeú voltou, um dos oficiais do seu senhor perguntou: “Está tudo bem? O que aquele homem perturbado queria?”. Jeú respondeu: “Vocês sabem como é esse tipo de gente e o que costuma dizer”.</w:t>
+        <w:t xml:space="preserve"> Quando Jeú voltou, um dos oficiais do rei perguntou: “Está tudo bem? O que aquele homem perturbado queria?”. Jeú respondeu: “Vocês sabem como é esse tipo de gente e o que costuma dizer”.</w:t>
       </w:r>
     </w:p>
     <w:p>
@@ -5277,7 +5277,7 @@
         <w:rPr>
           <w:lang w:val="pt_PT" w:bidi="pt_PT"/>
         </w:rPr>
-        <w:t xml:space="preserve"> Cada um se apressou, tirou sua capa e a estendeu diante de Jeúe, sobre os degraus. Depois tocaram a trombeta e proclamaram: “Jeú reina!”.</w:t>
+        <w:t xml:space="preserve"> Cada um tirou rapidamente sua capa e a estendeu aos pés de Jeú, sobre os degraus. Depois tocaram a trombeta e proclamaram: “Jeú é rei!”.</w:t>
       </w:r>
     </w:p>
     <w:p>
@@ -5298,7 +5298,7 @@
         <w:rPr>
           <w:lang w:val="pt_PT" w:bidi="pt_PT"/>
         </w:rPr>
-        <w:t xml:space="preserve"> Assim, Jeú, filho de Josafá e neto de Ninsi, conspirou contra Jorão, que havia protegido Ramote-Gileade com todo o Israel por causa de Hazael, rei da Síria.</w:t>
+        <w:t xml:space="preserve"> Assim, Jeú, filho de Josafá e neto de Ninsi, conspirou contra Jorão, que estava defendendo Ramote-Gileade com todo o Israel por causa de Hazael, rei da Síria.</w:t>
       </w:r>
     </w:p>
     <w:p>
@@ -5382,7 +5382,7 @@
         <w:rPr>
           <w:lang w:val="pt_PT" w:bidi="pt_PT"/>
         </w:rPr>
-        <w:t xml:space="preserve"> O cavaleiro foi ao encontro dele e perguntou: “O rei quer saber se vocês vêm em paz?’”. Jeú respondeu: “Por que você quer saber de paz? Junte-se à minha tropa”. O vigia informou: “O cavaleiro está lá com eles, mas não voltou”.</w:t>
+        <w:t xml:space="preserve"> O cavaleiro foi ao encontro dele e perguntou: “O rei quer saber se vocês vêm em paz?”. Jeú respondeu: “Que paz pode haver? Junte-se à minha tropa”. O vigia informou: “O cavaleiro está com eles, mas não voltou”.</w:t>
       </w:r>
     </w:p>
     <w:p>
@@ -5403,7 +5403,7 @@
         <w:rPr>
           <w:lang w:val="pt_PT" w:bidi="pt_PT"/>
         </w:rPr>
-        <w:t xml:space="preserve"> O rei enviou outro cavaleiro, que perguntou a Jeú: “O rei quer saber se vocês vêm em paz?’”. Jeú respondeu: “Por que você quer saber de paz? Junte-se à minha tropa".</w:t>
+        <w:t xml:space="preserve"> O rei enviou outro cavaleiro, que perguntou a Jeú: “O rei quer saber se vocês vêm em paz?”. Jeú respondeu: “Que paz pode haver? Junte-se à minha tropa”.</w:t>
       </w:r>
     </w:p>
     <w:p>
@@ -5424,7 +5424,7 @@
         <w:rPr>
           <w:lang w:val="pt_PT" w:bidi="pt_PT"/>
         </w:rPr>
-        <w:t xml:space="preserve"> O vigia disse: “O outro cavaleiro está lá com eles, mas também não voltou; e a maneira de conduzir é como a de Jeú, filho de Ninsi, pois dirige com ímpeto”.</w:t>
+        <w:t xml:space="preserve"> O vigia disse: “O outro cavaleiro está lá com eles, mas também não voltou; e a maneira de conduzir é como a de Jeú, filho de Ninsi, pois dirige como um louco”.</w:t>
       </w:r>
     </w:p>
     <w:p>
@@ -5445,7 +5445,7 @@
         <w:rPr>
           <w:lang w:val="pt_PT" w:bidi="pt_PT"/>
         </w:rPr>
-        <w:t xml:space="preserve"> Jorão ordenou: “Preparem o meu carro”. Com o carro preparado, Jorão, rei de Israel, e Acazias, rei de Judá, em seu próprio carro, saíram e encontraram Jeú na propriedade que havia sido de Nabote, o jezreelita.</w:t>
+        <w:t xml:space="preserve"> Jorão ordenou: “Preparem o meu carro”. O carro foi preparado, e Jorão, rei de Israel, e Acazias, rei de Judá, cada um em seu carro, saíram e encontraram Jeú na propriedade que havia sido de Nabote, o jezreelita.</w:t>
       </w:r>
     </w:p>
     <w:p>
@@ -5466,7 +5466,7 @@
         <w:rPr>
           <w:lang w:val="pt_PT" w:bidi="pt_PT"/>
         </w:rPr>
-        <w:t xml:space="preserve"> Ao vê-lo, Jorão perguntou: “Você veio em paz, Jeú?”. Jeú perguntou: “Que paz pode haver se continuam as suas muitas feitiçarias e as prostituições de sua mãe Jezabel?”.</w:t>
+        <w:t xml:space="preserve"> Ao vê-lo, Jorão perguntou: “Você veio em paz, Jeú?”. Jeú perguntou: “Que paz pode haver se as práticas de idolatria e feitiçaria de sua mãe Jezabel continuam?”.</w:t>
       </w:r>
     </w:p>
     <w:p>
@@ -5508,7 +5508,7 @@
         <w:rPr>
           <w:lang w:val="pt_PT" w:bidi="pt_PT"/>
         </w:rPr>
-        <w:t xml:space="preserve"> Jeú armou o arco com toda a força e acertou Jorão entre os ombros; a flecha atravessou o coração de Jorão, e ele caiu morto no carro.</w:t>
+        <w:t xml:space="preserve"> Jeú armou o arco com toda a força e acertou Jorão entre os ombros. A flecha atravessou o coração de Jorão, e ele caiu morto no carro.</w:t>
       </w:r>
     </w:p>
     <w:p>
@@ -5529,7 +5529,7 @@
         <w:rPr>
           <w:lang w:val="pt_PT" w:bidi="pt_PT"/>
         </w:rPr>
-        <w:t xml:space="preserve"> Jeú disse ao seu oficial Bidcar: “Jogue o corpo dele no campo de Nabote, o jezreelita. Lembre-se de que, quando seguíamos Acabe, o pai dele, o SENHOR pronunciou contra ele esta sentença:</w:t>
+        <w:t xml:space="preserve"> Jeú disse ao seu oficial Bidcar: “Jogue o corpo dele no campo de Nabote, o jezreelita. Lembre-se: quando seguíamos Acabe, o pai dele, o SENHOR pronunciou contra ele esta sentença:</w:t>
       </w:r>
     </w:p>
     <w:p>
@@ -5550,7 +5550,7 @@
         <w:rPr>
           <w:lang w:val="pt_PT" w:bidi="pt_PT"/>
         </w:rPr>
-        <w:t xml:space="preserve"> ‘Vi ontem o sangue derramado de Nabote e o sangue de seus filhos, declara o SENHOR, e você terá a devida retribuição neste campo’. Agora, jogue-o ali, como o SENHOR ordenou”.</w:t>
+        <w:t xml:space="preserve"> 'Vi ontem o sangue derramado de Nabote e o sangue de seus filhos, declara o SENHOR, e você terá a devida retribuição neste campo’. Agora, jogue-o ali, como o SENHOR ordenou”.</w:t>
       </w:r>
     </w:p>
     <w:p>
@@ -5571,7 +5571,7 @@
         <w:rPr>
           <w:lang w:val="pt_PT" w:bidi="pt_PT"/>
         </w:rPr>
-        <w:t xml:space="preserve"> Ao ver isso, Acazias, rei de Judá, fugiu pelo caminho de Bete-Hagã. Jeú foi atrás dele, gritando: “Atirem nele também!”. Eles o feriram no carro, quando subia para Gur, perto de Ibleã. No entanto, ele morreu em Megido, para onde tinha conseguido fugir.</w:t>
+        <w:t xml:space="preserve"> Ao ver isso, Acazias, rei de Judá, fugiu pelo caminho de Bete-Hagã. Jeú foi atrás dele, gritando: “Atirem nele também!”. Ele foi ferido no carro, quando subia para Gur, perto de Ibleã. Morreu em Megido, para onde tinha conseguido fugir.</w:t>
       </w:r>
     </w:p>
     <w:p>
@@ -5634,7 +5634,7 @@
         <w:rPr>
           <w:lang w:val="pt_PT" w:bidi="pt_PT"/>
         </w:rPr>
-        <w:t xml:space="preserve"> Quando Jezabel soube que Jeú havia chegado a Jezreel, pintou os olhos, arrumou o cabelo e ficou à janela.</w:t>
+        <w:t xml:space="preserve"> Quando Jezabel soube que Jeú tinha chegado a Jezreel, pintou os olhos, arrumou os cabelos e ficou à janela.</w:t>
       </w:r>
     </w:p>
     <w:p>
@@ -5655,7 +5655,7 @@
         <w:rPr>
           <w:lang w:val="pt_PT" w:bidi="pt_PT"/>
         </w:rPr>
-        <w:t xml:space="preserve"> Assim que Jeú entrou pelo portão, ela gritou: “Deu tudo certo para você, Zinri, que matou o seu senhor?”.</w:t>
+        <w:t xml:space="preserve"> Assim que Jeú entrou pelo portão, ela gritou: “Você veio em paz, Zinri, que matou o seu senhor?”.</w:t>
       </w:r>
     </w:p>
     <w:p>
@@ -5676,7 +5676,7 @@
         <w:rPr>
           <w:lang w:val="pt_PT" w:bidi="pt_PT"/>
         </w:rPr>
-        <w:t xml:space="preserve"> Ao levantar os olhos para a janela, ele disse: “Quem aqui está comigo? Quem?”. Dois ou três oficiais olharam para ele.</w:t>
+        <w:t xml:space="preserve"> Ao levantar os olhos para a janela, ele disse: “Quem está comigo? Quem?”. Dois ou três oficiais olharam para ele.</w:t>
       </w:r>
     </w:p>
     <w:p>
@@ -5697,7 +5697,7 @@
         <w:rPr>
           <w:lang w:val="pt_PT" w:bidi="pt_PT"/>
         </w:rPr>
-        <w:t xml:space="preserve"> Em seguida, ele deu a ordem: “Lancem-na aqui para baixo!”. Eles a lançaram, e o sangue de Jezabel respingou na parede e nos cavalos; e ele a atropelou.</w:t>
+        <w:t xml:space="preserve"> Em seguida, ele deu a ordem: “Lancem-na aqui para baixo!”. Eles a lançaram, e o sangue de Jezabel respingou na parede e nos cavalos de Jeú; e ele a atropelou.</w:t>
       </w:r>
     </w:p>
     <w:p>
@@ -5718,7 +5718,7 @@
         <w:rPr>
           <w:lang w:val="pt_PT" w:bidi="pt_PT"/>
         </w:rPr>
-        <w:t xml:space="preserve"> Depois entrou, comeu e bebeu, e disse: “Vão lá e enterrem aquela mulher maldita, pois era filha de rei”.</w:t>
+        <w:t xml:space="preserve"> Depois entrou, comeu e bebeu, e disse: “Vão e enterrem aquela mulher maldita, pois era filha de rei”.</w:t>
       </w:r>
     </w:p>
     <w:p>
@@ -5760,7 +5760,7 @@
         <w:rPr>
           <w:lang w:val="pt_PT" w:bidi="pt_PT"/>
         </w:rPr>
-        <w:t xml:space="preserve"> Eles voltaram e relataram a Jeú. Ele disse: “O SENHOR cumpriu a palavra que seu servo Elias, o tesbita, havia anunciado: ‘No campo de Jezreel os cães comerão a carne de Jezabel.</w:t>
+        <w:t xml:space="preserve"> Eles voltaram e relataram a Jeú. Ele disse: “O SENHOR cumpriu a palavra que seu servo Elias, o tesbita, tinha anunciado: ‘No campo de Jezreel os cães comerão a carne de Jezabel.</w:t>
       </w:r>
     </w:p>
     <w:p>
@@ -5781,7 +5781,7 @@
         <w:rPr>
           <w:lang w:val="pt_PT" w:bidi="pt_PT"/>
         </w:rPr>
-        <w:t xml:space="preserve"> O corpo de Jezabel será como esterco sobre a terra no campo de Jezreel, de modo que ninguém poderá dizer: Esta é Jezabel’”.</w:t>
+        <w:t xml:space="preserve"> O corpo de Jezabel será como esterco sobre a terra no campo de Jezreel, de modo que ninguém mais poderá dizer: Esta é Jezabel’”.</w:t>
       </w:r>
     </w:p>
     <w:p>
@@ -5818,7 +5818,7 @@
         <w:rPr>
           <w:lang w:val="pt_PT" w:bidi="pt_PT"/>
         </w:rPr>
-        <w:t xml:space="preserve"> Acabe tinha setenta filhos que viviam em Samaria. Jeú enviou cartas que havia escrito à cidade, aos seus chefes, às autoridades e aos responsáveis pela criação dos filhos de Acabe. Nelas, ele dizia:</w:t>
+        <w:t xml:space="preserve"> Acabe tinha setenta filhos que viviam em Samaria. Jeú enviou cartas que tinha escrito à cidade, aos seus chefes, às autoridades e aos responsáveis por cuidar dos filhos de Acabe. Nelas, ele dizia:</w:t>
       </w:r>
     </w:p>
     <w:p>
@@ -5839,7 +5839,7 @@
         <w:rPr>
           <w:lang w:val="pt_PT" w:bidi="pt_PT"/>
         </w:rPr>
-        <w:t xml:space="preserve"> “Assim que esta carta chegar a vocês — já que os filhos do rei estão com vocês, assim como os carros, os cavalos, a cidade fortificada e as armas —,</w:t>
+        <w:t xml:space="preserve"> "Assim que esta carta chegar a vocês — já que os filhos do rei estão com vocês, assim como os carros, os cavalos, a cidade fortificada e as armas —,</w:t>
       </w:r>
     </w:p>
     <w:p>
@@ -5860,7 +5860,7 @@
         <w:rPr>
           <w:lang w:val="pt_PT" w:bidi="pt_PT"/>
         </w:rPr>
-        <w:t xml:space="preserve"> escolham o melhor e mais apto entre os filhos de seu senhor, coloquem-no no trono de seu pai e lutem para defender a dinastia de seu senhor”.</w:t>
+        <w:t xml:space="preserve"> escolham o melhor e mais apto entre os filhos de seu senhor, coloquem-no no trono do pai e lutem pela família de seu senhor”.</w:t>
       </w:r>
     </w:p>
     <w:p>
@@ -5902,7 +5902,7 @@
         <w:rPr>
           <w:lang w:val="pt_PT" w:bidi="pt_PT"/>
         </w:rPr>
-        <w:t xml:space="preserve"> Então o administrador do palácio, o governador da cidade, as autoridades e os tutores enviaram esta resposta a Jeú: “Somos seus servos e obedeceremos a todas as suas ordens. Não proclamaremos rei algum. Faça o que for melhor para você”.</w:t>
+        <w:t xml:space="preserve"> Então o administrador do palácio, o governador da cidade, as autoridades e os tutores enviaram esta resposta a Jeú: “Somos seus servos e obedeceremos a todas as suas ordens. Não escolheremos nenhum rei. Faça o que for melhor para você”.</w:t>
       </w:r>
     </w:p>
     <w:p>
@@ -5965,7 +5965,7 @@
         <w:rPr>
           <w:lang w:val="pt_PT" w:bidi="pt_PT"/>
         </w:rPr>
-        <w:t xml:space="preserve"> Um mensageiro informou: “Trouxeram a cabeça dos filhos do rei”. Jeú ordenou: “Façam dois montes com as cabeças junto à entrada da cidade e deixem-nas ali até amanhã”.</w:t>
+        <w:t xml:space="preserve"> Um mensageiro informou: “Trouxeram as cabeças dos filhos do rei”. Jeú ordenou: “Façam duas pilhas delas junto à entrada da cidade e deixem-nas ali até amanhã”.</w:t>
       </w:r>
     </w:p>
     <w:p>
@@ -6007,7 +6007,7 @@
         <w:rPr>
           <w:lang w:val="pt_PT" w:bidi="pt_PT"/>
         </w:rPr>
-        <w:t xml:space="preserve"> Saibam, portanto, que nenhuma palavra do SENHOR contra a família de Acabe ficará sem se cumprir. O SENHOR cumpriu a promessa que fez por meio de seu servo Elias”.</w:t>
+        <w:t xml:space="preserve"> Saibam, portanto, que nenhuma palavra do SENHOR contra a família de Acabe deixará de se cumprir. O SENHOR cumpriu a promessa que fez por meio de seu servo Elias”.</w:t>
       </w:r>
     </w:p>
     <w:p>
@@ -6028,7 +6028,7 @@
         <w:rPr>
           <w:lang w:val="pt_PT" w:bidi="pt_PT"/>
         </w:rPr>
-        <w:t xml:space="preserve"> Jeú eliminou todos os que ainda restavam da família de Acabe em Jezreel, bem como seus homens influentes, seus íntimos e seus sacerdotes; não deixou sobrevivente.</w:t>
+        <w:t xml:space="preserve"> Jeú eliminou todos os que ainda restavam da família de Acabe em Jezreel, bem como seus oficiais influentes, seus amigos próximos e seus sacerdotes. Não deixou sobrevivente.</w:t>
       </w:r>
     </w:p>
     <w:p>
@@ -6070,7 +6070,7 @@
         <w:rPr>
           <w:lang w:val="pt_PT" w:bidi="pt_PT"/>
         </w:rPr>
-        <w:t xml:space="preserve"> encontrou os parentes de Acazias, rei de Judá, e perguntou: “Quem são vocês?”. Eles responderam: “Somos parentes de Acazias. Vamos fazer uma visita aos filhos do rei e aos filhos da rainha-mãe”.</w:t>
+        <w:t xml:space="preserve"> encontrou os parentes de Acazias, rei de Judá, e perguntou: “Quem são vocês?”. Eles responderam: “Somos parentes de Acazias. Vamos visitar os filhos do rei e os filhos da rainha-mãe”.</w:t>
       </w:r>
     </w:p>
     <w:p>
@@ -6091,7 +6091,7 @@
         <w:rPr>
           <w:lang w:val="pt_PT" w:bidi="pt_PT"/>
         </w:rPr>
-        <w:t xml:space="preserve"> Jeú ordenou aos seus homens: “Prendam-nos vivos”. Eles os prenderam e os mataram perto do poço de Bete-Equede; dos 42 homens, nenhum escapou com vida.</w:t>
+        <w:t xml:space="preserve"> Jeú ordenou aos seus homens: “Prendam esses homens”. Eles os prenderam e os mataram perto do poço de Bete-Equede. Dos 42 homens, nenhum escapou com vida.</w:t>
       </w:r>
     </w:p>
     <w:p>
@@ -6112,7 +6112,7 @@
         <w:rPr>
           <w:lang w:val="pt_PT" w:bidi="pt_PT"/>
         </w:rPr>
-        <w:t xml:space="preserve"> Ao sair dali, encontrou Jonadabe, filho de Recabe, que vinha ao seu encontro. Depois de cumprimentá-lo, Jeú perguntou: “Seu coração está alinhado com o meu, assim como o meu está alinhado com o seu?”. Jonadabe respondeu: “Sim”. Jeú disse: “Então, pegue em minha mão”. Ele lhe deu a mão, e Jeú o fez subir ao carro,</w:t>
+        <w:t xml:space="preserve"> Ao sair dali, encontrou Jonadabe, filho de Recabe, que vinha ao seu encontro. Depois de cumprimentá-lo, Jeú perguntou: “Você está do meu lado, assim como eu estou do seu?”. Jonadabe respondeu: “Sim, estou”. Jeú disse: “Então, dê-me a sua mão”. Jonadabe lhe deu a mão, e Jeú o fez subir ao carro.</w:t>
       </w:r>
     </w:p>
     <w:p>
@@ -6133,7 +6133,7 @@
         <w:rPr>
           <w:lang w:val="pt_PT" w:bidi="pt_PT"/>
         </w:rPr>
-        <w:t xml:space="preserve"> dizendo: “Venha comigo e veja o meu zelo pelo SENHOR”. E Jonadabe foi com ele.</w:t>
+        <w:t xml:space="preserve"> E lhe disse: “Venha comigo e veja o meu compromisso com o SENHOR”. E Jonadabe foi com ele.</w:t>
       </w:r>
     </w:p>
     <w:p>
@@ -6196,7 +6196,7 @@
         <w:rPr>
           <w:lang w:val="pt_PT" w:bidi="pt_PT"/>
         </w:rPr>
-        <w:t xml:space="preserve"> Agora convoquem todos os profetas de Baal, todos os seus ministros e todos os seus sacerdotes. Que ninguém falte, pois oferecerei um grande sacrifício a Baal. Quem faltar, morrerá”. Mas Jeú havia preparado uma armadilha para destruir os servos de Baal.</w:t>
+        <w:t xml:space="preserve"> Agora convoquem todos os profetas de Baal, todos os seus servos e todos os seus sacerdotes. Que ninguém falte, pois oferecerei um grande sacrifício a Baal. Quem faltar será morto”. Mas Jeú tinha preparado uma armadilha para destruir os servos de Baal.</w:t>
       </w:r>
     </w:p>
     <w:p>
@@ -6259,7 +6259,7 @@
         <w:rPr>
           <w:lang w:val="pt_PT" w:bidi="pt_PT"/>
         </w:rPr>
-        <w:t xml:space="preserve"> Então ele disse ao responsável pelas vestes: “Traga as roupas para todos os servos de Baal”. E foi o que o homem fez.</w:t>
+        <w:t xml:space="preserve"> Então ele disse ao responsável pelas roupas usadas nas cerimônias: “Traga as roupas para todos os servos de Baal”. E foi o que o homem fez.</w:t>
       </w:r>
     </w:p>
     <w:p>
@@ -6301,7 +6301,7 @@
         <w:rPr>
           <w:lang w:val="pt_PT" w:bidi="pt_PT"/>
         </w:rPr>
-        <w:t xml:space="preserve"> Eles entraram para oferecer sacrifícios e holocaustos. Jeú havia colocado do lado de fora oitenta homens, advertindo-os: “Se algum dos homens que eu entregar em suas mãos escapar, quem o deixar fugir responderá com a própria vida”.</w:t>
+        <w:t xml:space="preserve"> Eles entraram para oferecer sacrifícios e holocaustos. Jeú tinha colocado do lado de fora oitenta homens, advertindo-os: “Se algum dos homens que eu entregar em suas mãos escapar, aquele que o deixar fugir pagará com a própria vida”.</w:t>
       </w:r>
     </w:p>
     <w:p>
@@ -6322,7 +6322,7 @@
         <w:rPr>
           <w:lang w:val="pt_PT" w:bidi="pt_PT"/>
         </w:rPr>
-        <w:t xml:space="preserve"> Quando terminaram de oferecer o holocausto, Jeú ordenou aos guardas e aos oficiais: “Entrem e matem-nos; que ninguém escape!". Eles mataram a todos à espada, lançaram os corpos para fora e avançaram até a parte mais interna do templo de Baal.</w:t>
+        <w:t xml:space="preserve"> Quando terminaram de oferecer o holocausto, Jeú ordenou aos guardas e aos oficiais: “Entrem e matem todos eles; que ninguém escape!”. Eles mataram todos com a espada, lançaram os corpos para fora e avançaram até a parte mais interna do templo de Baal.</w:t>
       </w:r>
     </w:p>
     <w:p>
@@ -6343,7 +6343,7 @@
         <w:rPr>
           <w:lang w:val="pt_PT" w:bidi="pt_PT"/>
         </w:rPr>
-        <w:t xml:space="preserve"> Tiraram as colunas sagradas do templo de Baal e as queimaram.</w:t>
+        <w:t xml:space="preserve"> Tiraram a coluna sagrada do templo de Baal e a queimaram.</w:t>
       </w:r>
     </w:p>
     <w:p>
@@ -6364,7 +6364,7 @@
         <w:rPr>
           <w:lang w:val="pt_PT" w:bidi="pt_PT"/>
         </w:rPr>
-        <w:t xml:space="preserve"> Derrubaram a coluna de Baal, demoliram o templo e o transformaram numa latrina, como se vê até hoje.</w:t>
+        <w:t xml:space="preserve"> Derrubaram a coluna de Baal, demoliram o templo e o transformaram em banheiro público, como se vê até hoje.</w:t>
       </w:r>
     </w:p>
     <w:p>
@@ -6406,7 +6406,7 @@
         <w:rPr>
           <w:lang w:val="pt_PT" w:bidi="pt_PT"/>
         </w:rPr>
-        <w:t xml:space="preserve"> Contudo, ele persistiu nos pecados de Jeroboão, filho de Nebate, que levou Israel a pecar, isto é, nos bezerros de ouro em Betel e em Dã.</w:t>
+        <w:t xml:space="preserve"> Contudo, ele insistiu nos pecados que Jeroboão, filho de Nebate, levou Israel a cometer, isto é, nos bezerros de ouro em Betel e em Dã.</w:t>
       </w:r>
     </w:p>
     <w:p>
@@ -6427,7 +6427,7 @@
         <w:rPr>
           <w:lang w:val="pt_PT" w:bidi="pt_PT"/>
         </w:rPr>
-        <w:t xml:space="preserve"> O SENHOR lhe disse: “Já que você agiu corretamente ao executar o que era reto aos meus olhos e fez à família de Acabe tudo o que estava em meu coração, seus filhos se sentarão no trono de Israel até a quarta geração”.</w:t>
+        <w:t xml:space="preserve"> O SENHOR lhe disse: “Porque você fez o que era correto aos meus olhos e executou contra a família de Acabe tudo o que eu havia decidido, seus descendentes reinarão sobre Israel até a quarta geração”.</w:t>
       </w:r>
     </w:p>
     <w:p>
@@ -6448,7 +6448,7 @@
         <w:rPr>
           <w:lang w:val="pt_PT" w:bidi="pt_PT"/>
         </w:rPr>
-        <w:t xml:space="preserve"> Porém Jeú não teve o cuidado de andar na lei do SENHOR, Deus de Israel, de todo o coração; ele persistiu nos pecados que Jeroboão levou Israel a cometer.</w:t>
+        <w:t xml:space="preserve"> Porém Jeú não teve o cuidado de andar na lei do SENHOR, Deus de Israel, de todo o coração. Ele insistiu nos pecados que Jeroboão levou Israel a cometer.</w:t>
       </w:r>
     </w:p>
     <w:p>
@@ -6611,7 +6611,7 @@
         <w:rPr>
           <w:lang w:val="pt_PT" w:bidi="pt_PT"/>
         </w:rPr>
-        <w:t xml:space="preserve"> Porém Jeoseba, filha do rei Jeorão e irmã de Acazias, tomou Joás, um dos filhos do rei que seriam mortos, e o retirou secretamente do meio dos filhos do rei. Ela o colocou, com sua ama, no quarto de dormir e o escondeu de Atalia; assim ele não foi assassinado.</w:t>
+        <w:t xml:space="preserve"> Porém Jeoseba, filha do rei Jeorão e irmã de Acazias, pegou o pequeno Joás, um dos filhos do rei que seriam mortos, e o levou secretamente para um quarto com sua ama. Ela o escondeu de Atalia, e assim ele não foi morto.</w:t>
       </w:r>
     </w:p>
     <w:p>
@@ -6632,7 +6632,7 @@
         <w:rPr>
           <w:lang w:val="pt_PT" w:bidi="pt_PT"/>
         </w:rPr>
-        <w:t xml:space="preserve"> Ele permaneceu escondido com ela na Casa do SENHOR durante seis anos, enquanto Atalia governava a terra.</w:t>
+        <w:t xml:space="preserve"> Ele permaneceu escondido com ela no templo do SENHOR durante seis anos, enquanto Atalia governava a terra.</w:t>
       </w:r>
     </w:p>
     <w:p>
@@ -6653,7 +6653,7 @@
         <w:rPr>
           <w:lang w:val="pt_PT" w:bidi="pt_PT"/>
         </w:rPr>
-        <w:t xml:space="preserve"> No sétimo ano, o sacerdote Joiada convocou os chefes de cem dos cários e da guarda e os reuniu na Casa do SENHOR. Ali firmou com eles um acordo sob juramento e lhes apresentou o filho do rei.</w:t>
+        <w:t xml:space="preserve"> No sétimo ano, o sacerdote Joiada convocou os chefes de cem dos cários e da guarda e os reuniu no templo do SENHOR. Ali firmou com eles um acordo sob juramento e lhes apresentou o filho do rei.</w:t>
       </w:r>
     </w:p>
     <w:p>
@@ -6695,7 +6695,7 @@
         <w:rPr>
           <w:lang w:val="pt_PT" w:bidi="pt_PT"/>
         </w:rPr>
-        <w:t xml:space="preserve"> outra terça parte ficará na porta de Sur, e a outra terça parte, na porta atrás da guarda; assim vocês farão a vigilância do palácio, alternando os turnos.</w:t>
+        <w:t xml:space="preserve"> outra terça parte ficará na porta de Sur, e a outra terça parte, na porta atrás da guarda. Assim vocês vigiarão o palácio em todos os turnos.</w:t>
       </w:r>
     </w:p>
     <w:p>
@@ -6716,7 +6716,7 @@
         <w:rPr>
           <w:lang w:val="pt_PT" w:bidi="pt_PT"/>
         </w:rPr>
-        <w:t xml:space="preserve"> As duas divisões que saem de serviço no sábado também guardarão a Casa do SENHOR, junto ao rei.</w:t>
+        <w:t xml:space="preserve"> As duas divisões que saem de serviço no sábado também guardarão o templo do SENHOR, junto ao rei.</w:t>
       </w:r>
     </w:p>
     <w:p>
@@ -6737,7 +6737,7 @@
         <w:rPr>
           <w:lang w:val="pt_PT" w:bidi="pt_PT"/>
         </w:rPr>
-        <w:t xml:space="preserve"> Formem um círculo ao redor dele, cada um com a arma na mão. Quem atravessar as fileiras será morto. Permaneçam com o rei aonde ele for”.</w:t>
+        <w:t xml:space="preserve"> Formem um círculo ao redor do rei, cada um com a arma na mão. Quem romper as fileiras será morto. Permaneçam ao lado do rei aonde ele for”.</w:t>
       </w:r>
     </w:p>
     <w:p>
@@ -6779,7 +6779,7 @@
         <w:rPr>
           <w:lang w:val="pt_PT" w:bidi="pt_PT"/>
         </w:rPr>
-        <w:t xml:space="preserve"> Então Joiada entregou-lhes as lanças e os escudos que haviam sido do rei Davi e estavam guardados na Casa do SENHOR.</w:t>
+        <w:t xml:space="preserve"> Então Joiada entregou-lhes as lanças e escudos que tinham pertencido ao rei Davi e estavam guardados no templo do SENHOR.</w:t>
       </w:r>
     </w:p>
     <w:p>
@@ -6821,7 +6821,7 @@
         <w:rPr>
           <w:lang w:val="pt_PT" w:bidi="pt_PT"/>
         </w:rPr>
-        <w:t xml:space="preserve"> Em seguida, Joiada levou o filho do rei para fora, colocou a coroa na cabeça dele e entregou-lhe uma cópia da aliança. Eles o proclamaram rei, ungiram-no, bateram palmas e gritaram: “Viva o rei!”.</w:t>
+        <w:t xml:space="preserve"> Em seguida, Joiada trouxe para fora o filho do rei, colocou a coroa sobre a cabeça dele e lhe entregou uma cópia da aliança. Eles o proclamaram rei, o ungiram, bateram palmas e gritaram: “Viva o rei!”.</w:t>
       </w:r>
     </w:p>
     <w:p>
@@ -6842,7 +6842,7 @@
         <w:rPr>
           <w:lang w:val="pt_PT" w:bidi="pt_PT"/>
         </w:rPr>
-        <w:t xml:space="preserve"> Quando Atalia ouviu o clamor da guarda e do povo, dirigiu-se à Casa do SENHOR.</w:t>
+        <w:t xml:space="preserve"> Quando Atalia ouviu o clamor do povo e da guarda, dirigiu-se ao templo do SENHOR.</w:t>
       </w:r>
     </w:p>
     <w:p>
@@ -6863,7 +6863,7 @@
         <w:rPr>
           <w:lang w:val="pt_PT" w:bidi="pt_PT"/>
         </w:rPr>
-        <w:t xml:space="preserve"> Ao entrar, viu o rei em pé junto à coluna, como era o costume. Os oficiais e os tocadores de trombeta estavam ao seu lado, e todo o povo celebrava ao som das trombetas. Então, rasgando suas vestes, Atalia gritou: “Conspiração! Conspiração!”.</w:t>
+        <w:t xml:space="preserve"> Ao entrar, viu o rei em pé junto à coluna, como era o costume dos reis. Os oficiais e os tocadores de trombeta estavam ao lado dele, e todo o povo celebrava ao som das trombetas. Então, rasgando suas vestes, Atalia gritou: “Conspiração! Conspiração!”.</w:t>
       </w:r>
     </w:p>
     <w:p>
@@ -6884,7 +6884,7 @@
         <w:rPr>
           <w:lang w:val="pt_PT" w:bidi="pt_PT"/>
         </w:rPr>
-        <w:t xml:space="preserve"> O sacerdote Joiada deu a seguinte ordem aos chefes de cem que comandavam as tropas: “Levem-na para fora, por entre as fileiras; quem a seguir seja morto à espada”. Pois ele havia determinado que ela não fosse executada dentro da Casa do SENHOR.</w:t>
+        <w:t xml:space="preserve"> O sacerdote Joiada deu a seguinte ordem aos chefes de cem que comandavam as tropas: “Levem-na para fora, por entre as fileiras; quem a seguir seja morto à espada”. Pois ele havia determinado que ela não fosse executada dentro do templo do SENHOR.</w:t>
       </w:r>
     </w:p>
     <w:p>
@@ -6926,7 +6926,7 @@
         <w:rPr>
           <w:lang w:val="pt_PT" w:bidi="pt_PT"/>
         </w:rPr>
-        <w:t xml:space="preserve"> Joiada estabeleceu uma aliança entre o SENHOR, o rei e o povo, para que fossem povo do SENHOR; além disso, confirmou um acordo entre o rei e o povo.</w:t>
+        <w:t xml:space="preserve"> Joiada estabeleceu uma aliança entre o SENHOR, o rei e o povo, para que fossem o povo do SENHOR. Também confirmou uma aliança entre o rei e o povo.</w:t>
       </w:r>
     </w:p>
     <w:p>
@@ -6947,7 +6947,7 @@
         <w:rPr>
           <w:lang w:val="pt_PT" w:bidi="pt_PT"/>
         </w:rPr>
-        <w:t xml:space="preserve"> Depois disso, todo o povo foi ao templo de Baal e o demoliu; derrubaram seus altares, despedaçaram completamente suas imagens esculpidas e mataram Matã, sacerdote de Baal, diante dos altares. Então Joiada designou guardas para a Casa do SENHOR.</w:t>
+        <w:t xml:space="preserve"> Depois disso, todo o povo foi ao templo de Baal e o demoliu. Eles derrubaram seus altares, despedaçaram completamente suas imagens esculpidas e mataram Matã, sacerdote de Baal, diante dos altares. Então Joiada designou guardas para o templo do SENHOR.</w:t>
       </w:r>
     </w:p>
     <w:p>
@@ -6968,7 +6968,7 @@
         <w:rPr>
           <w:lang w:val="pt_PT" w:bidi="pt_PT"/>
         </w:rPr>
-        <w:t xml:space="preserve"> Ele tomou os chefes dos cários, a guarda e todo o povo da terra, e conduziram o rei da Casa do SENHOR ao palácio, pela porta da guarda; então o rei se sentou no trono real.</w:t>
+        <w:t xml:space="preserve"> Ele convocou os chefes dos cários, a guarda e todo o povo da terra, e eles conduziram o rei do templo do SENHOR ao palácio pela porta da guarda. Então o rei se sentou no trono real.</w:t>
       </w:r>
     </w:p>
     <w:p>
@@ -7047,7 +7047,7 @@
         <w:rPr>
           <w:lang w:val="pt_PT" w:bidi="pt_PT"/>
         </w:rPr>
-        <w:t xml:space="preserve"> No sétimo ano de Jeú, Joás começou a reinar; governou quarenta anos em Jerusalém. Sua mãe se chamava Zíbia e era de Berseba.</w:t>
+        <w:t xml:space="preserve"> No sétimo ano de Jeú, Joás começou a reinar. Ele governou quarenta anos em Jerusalém. Sua mãe se chamava Zíbia e era de Berseba.</w:t>
       </w:r>
     </w:p>
     <w:p>
@@ -7068,7 +7068,7 @@
         <w:rPr>
           <w:lang w:val="pt_PT" w:bidi="pt_PT"/>
         </w:rPr>
-        <w:t xml:space="preserve"> Joás fez o que era correto aos olhos do SENHOR todos os dias em que o sacerdote Joiada o instruía.</w:t>
+        <w:t xml:space="preserve"> Joás fez o que era correto aos olhos do SENHOR durante todo o tempo em que foi instruído pelo sacerdote Joiada.</w:t>
       </w:r>
     </w:p>
     <w:p>
@@ -7089,7 +7089,7 @@
         <w:rPr>
           <w:lang w:val="pt_PT" w:bidi="pt_PT"/>
         </w:rPr>
-        <w:t xml:space="preserve"> No entanto, os lugares altos não foram removidos; o povo ainda oferecia sacrifícios e queimava incenso nesses lugares.</w:t>
+        <w:t xml:space="preserve"> No entanto, os lugares altos não foram removidos. O povo ainda oferecia sacrifícios e queimava incenso nesses lugares.</w:t>
       </w:r>
     </w:p>
     <w:p>
@@ -7110,7 +7110,7 @@
         <w:rPr>
           <w:lang w:val="pt_PT" w:bidi="pt_PT"/>
         </w:rPr>
-        <w:t xml:space="preserve"> Joás disse aos sacerdotes: “Recolham toda a prata consagrada que chega à Casa do SENHOR: a quantia do recenseamento, o valor pago por votos individuais e as ofertas espontâneas trazidas ao templo.</w:t>
+        <w:t xml:space="preserve"> Joás disse aos sacerdotes: “Recolham toda a prata consagrada trazida ao templo do SENHOR: a prata do recenseamento, o valor dos votos feitos a Deus e as ofertas voluntárias trazidas ao templo.</w:t>
       </w:r>
     </w:p>
     <w:p>
@@ -7131,7 +7131,7 @@
         <w:rPr>
           <w:lang w:val="pt_PT" w:bidi="pt_PT"/>
         </w:rPr>
-        <w:t xml:space="preserve"> Cada sacerdote receba a prata de seus conhecidos e a utilize para reparar os danos do templo, onde quer que se encontrem”.</w:t>
+        <w:t xml:space="preserve"> Cada sacerdote deve receber a prata das pessoas que a entregam e usá-la para reparar os danos do templo, onde quer que eles estejam”.</w:t>
       </w:r>
     </w:p>
     <w:p>
@@ -7173,7 +7173,7 @@
         <w:rPr>
           <w:lang w:val="pt_PT" w:bidi="pt_PT"/>
         </w:rPr>
-        <w:t xml:space="preserve"> Então o rei chamou Joiada e os demais sacerdotes e perguntou: “Por que vocês não estão reparando os danos do templo? Agora, não recebam mais prata de seus conhecidos; entreguem-na para a reparação dos danos do templo”.</w:t>
+        <w:t xml:space="preserve"> Então o rei chamou Joiada e os demais sacerdotes e perguntou: “Por que vocês não estão reparando os danos do templo? Não recebam mais prata das pessoas que a entregam. Entreguem-na para a restauração do templo do SENHOR”.</w:t>
       </w:r>
     </w:p>
     <w:p>
@@ -7194,7 +7194,7 @@
         <w:rPr>
           <w:lang w:val="pt_PT" w:bidi="pt_PT"/>
         </w:rPr>
-        <w:t xml:space="preserve"> Os sacerdotes aceitaram não mais administrar o dinheiro do povo nem ficar responsáveis pela restauração.</w:t>
+        <w:t xml:space="preserve"> Os sacerdotes concordaram em não mais receber o dinheiro das ofertas e em não ficar responsáveis pela restauração.</w:t>
       </w:r>
     </w:p>
     <w:p>
@@ -7215,7 +7215,7 @@
         <w:rPr>
           <w:lang w:val="pt_PT" w:bidi="pt_PT"/>
         </w:rPr>
-        <w:t xml:space="preserve"> O sacerdote Joiada tomou uma arca, fez um furo na tampa e a colocou ao lado do altar, do lado direito de quem entra na Casa do SENHOR. Os sacerdotes que guardavam a entrada depositavam ali toda a prata trazida ao templo.</w:t>
+        <w:t xml:space="preserve"> O sacerdote Joiada pegou uma caixa grande, fez um furo na tampa e a colocou ao lado direito do altar, na entrada do templo do SENHOR. Os sacerdotes que guardavam a entrada colocavam ali toda a prata que era trazida ao templo.</w:t>
       </w:r>
     </w:p>
     <w:p>
@@ -7236,7 +7236,7 @@
         <w:rPr>
           <w:lang w:val="pt_PT" w:bidi="pt_PT"/>
         </w:rPr>
-        <w:t xml:space="preserve"> Sempre que viam que havia muita prata na arca, o secretário do rei e o sumo sacerdote subiam, contavam a prata encontrada na Casa do SENHOR e a colocavam em sacos, depois de amarrá-los.</w:t>
+        <w:t xml:space="preserve"> Sempre que percebiam que havia muita prata na arca, o secretário do rei e o sumo sacerdote subiam juntos, contavam a prata encontrada no templo do SENHOR e a colocavam em sacos.</w:t>
       </w:r>
     </w:p>
     <w:p>
@@ -7257,7 +7257,7 @@
         <w:rPr>
           <w:lang w:val="pt_PT" w:bidi="pt_PT"/>
         </w:rPr>
-        <w:t xml:space="preserve"> Depois que era pesada, a prata era entregue aos encarregados da obra do templo, e estes pagavam os que trabalhavam na Casa do SENHOR: carpinteiros, construtores,</w:t>
+        <w:t xml:space="preserve"> Depois que era pesada, a prata era entregue aos encarregados da obra do templo, e estes pagavam os que trabalhavam no templo do SENHOR: carpinteiros, construtores,</w:t>
       </w:r>
     </w:p>
     <w:p>
@@ -7278,7 +7278,7 @@
         <w:rPr>
           <w:lang w:val="pt_PT" w:bidi="pt_PT"/>
         </w:rPr>
-        <w:t xml:space="preserve"> pedreiros e cortadores de pedra. Também compravam madeira e pedras lavradas para restaurar as áreas danificadas e custeavam todas as demais despesas da reforma.</w:t>
+        <w:t xml:space="preserve"> pedreiros e cortadores de pedra. Também compravam madeira e pedras talhadas para restaurar as partes danificadas e pagavam todas as outras despesas da reforma.</w:t>
       </w:r>
     </w:p>
     <w:p>
@@ -7299,7 +7299,7 @@
         <w:rPr>
           <w:lang w:val="pt_PT" w:bidi="pt_PT"/>
         </w:rPr>
-        <w:t xml:space="preserve"> A prata trazida à Casa do SENHOR não era usada para fazer utensílios de prata — como bacias, apagadores de pavio, recipientes para aspersão ou trombetas — nem qualquer objeto de ouro ou prata.</w:t>
+        <w:t xml:space="preserve"> A prata trazida ao templo do SENHOR não era usada para fazer objetos de prata — como bacias, apagadores de pavio, recipientes para aspersão ou trombetas — nem objetos de ouro ou prata.</w:t>
       </w:r>
     </w:p>
     <w:p>
@@ -7341,7 +7341,7 @@
         <w:rPr>
           <w:lang w:val="pt_PT" w:bidi="pt_PT"/>
         </w:rPr>
-        <w:t xml:space="preserve"> Não era exigido que os administradores que repassavam o dinheiro aos operários prestassem contas, pois agiam com integridade.</w:t>
+        <w:t xml:space="preserve"> Não se exigia que os administradores que repassavam o dinheiro aos trabalhadores prestassem contas, pois agiam com honestidade.</w:t>
       </w:r>
     </w:p>
     <w:p>
@@ -7362,7 +7362,7 @@
         <w:rPr>
           <w:lang w:val="pt_PT" w:bidi="pt_PT"/>
         </w:rPr>
-        <w:t xml:space="preserve"> Já a prata proveniente das ofertas pela culpa e das ofertas pelo pecado não era levada à Casa do SENHOR; pertencia aos sacerdotes.</w:t>
+        <w:t xml:space="preserve"> Já a prata proveniente das ofertas pela culpa e das ofertas pelo pecado não era levada ao templo do SENHOR. Ela pertencia aos sacerdotes.</w:t>
       </w:r>
     </w:p>
     <w:p>
@@ -7383,7 +7383,7 @@
         <w:rPr>
           <w:lang w:val="pt_PT" w:bidi="pt_PT"/>
         </w:rPr>
-        <w:t xml:space="preserve"> Nesse tempo, Hazael, rei da Síria, atacou e conquistou Gate; depois decidiu avançar contra Jerusalém.</w:t>
+        <w:t xml:space="preserve"> Nesse tempo, Hazael, rei da Síria, atacou e conquistou Gate. Depois decidiu avançar contra Jerusalém.</w:t>
       </w:r>
     </w:p>
     <w:p>
@@ -7404,7 +7404,7 @@
         <w:rPr>
           <w:lang w:val="pt_PT" w:bidi="pt_PT"/>
         </w:rPr>
-        <w:t xml:space="preserve"> Então Joás, rei de Judá, reuniu todos os objetos consagrados por seus antepassados — Josafá, Jeorão e Acazias —, bem como os que ele mesmo havia dedicado, além de todo o ouro existente nos tesouros da Casa do SENHOR e do palácio. Enviou tudo a Hazael, rei da Síria, o que fez com que ele desistisse de atacar Jerusalém.</w:t>
+        <w:t xml:space="preserve"> Então Joás, rei de Judá, reuniu todos os objetos consagrados por seus antepassados — Josafá, Jeorão e Acazias —, bem como os que ele mesmo havia dedicado, além de todo o ouro dos tesouros do templo do SENHOR e do palácio. Enviou tudo a Hazael, rei da Síria, que desistiu de atacar Jerusalém.</w:t>
       </w:r>
     </w:p>
     <w:p>
@@ -7446,7 +7446,7 @@
         <w:rPr>
           <w:lang w:val="pt_PT" w:bidi="pt_PT"/>
         </w:rPr>
-        <w:t xml:space="preserve"> Seus oficiais conspiraram contra ele e o feriram em Bete-Milo, na descida para Sila.</w:t>
+        <w:t xml:space="preserve"> Alguns oficiais conspiraram contra ele e o feriram em Bete-Milo, na descida para a região de Sila.</w:t>
       </w:r>
     </w:p>
     <w:p>
@@ -7467,7 +7467,7 @@
         <w:rPr>
           <w:lang w:val="pt_PT" w:bidi="pt_PT"/>
         </w:rPr>
-        <w:t xml:space="preserve"> Esses oficiais foram Jozabade, filho de Simeate, e Jeozabade, filho de Somer. Ele morreu e foi sepultado com seus antepassados na Cidade de Davi. Seu filho Amazias reinou em seu lugar.</w:t>
+        <w:t xml:space="preserve"> Os responsáveis por isso foram Jozabade, filho de Simeate, e Jeozabade, filho de Somer. Joás morreu e foi sepultado com seus antepassados na Cidade de Davi. Seu filho Amazias reinou em seu lugar.</w:t>
       </w:r>
     </w:p>
     <w:p>
@@ -7525,7 +7525,7 @@
         <w:rPr>
           <w:lang w:val="pt_PT" w:bidi="pt_PT"/>
         </w:rPr>
-        <w:t xml:space="preserve"> Ele fez o que era mau aos olhos do SENHOR e seguiu os pecados que Jeroboão, filho de Nebate, havia levado Israel a cometer; e persistiu neles.</w:t>
+        <w:t xml:space="preserve"> Ele fez o que era mau aos olhos do SENHOR e seguiu os pecados que Jeroboão, filho de Nebate, havia levado Israel a cometer, e persistiu neles.</w:t>
       </w:r>
     </w:p>
     <w:p>
@@ -7546,7 +7546,7 @@
         <w:rPr>
           <w:lang w:val="pt_PT" w:bidi="pt_PT"/>
         </w:rPr>
-        <w:t xml:space="preserve"> Por isso, o SENHOR se irou contra os israelitas e os entregou, por muito tempo, nas mãos de Hazael, rei da Síria, e de seu filho Ben-Hadade.</w:t>
+        <w:t xml:space="preserve"> Por isso, o SENHOR ficou irado com os israelitas e os entregou por muito tempo nas mãos de Hazael, rei da Síria, e de Ben-Hadade, seu filho.</w:t>
       </w:r>
     </w:p>
     <w:p>
@@ -7588,7 +7588,7 @@
         <w:rPr>
           <w:lang w:val="pt_PT" w:bidi="pt_PT"/>
         </w:rPr>
-        <w:t xml:space="preserve"> O SENHOR deu um salvador aos israelitas, e eles se libertaram do domínio sírio; assim, voltaram a morar em suas tendas como antes.</w:t>
+        <w:t xml:space="preserve"> O SENHOR enviou um libertador aos israelitas, e eles se libertaram do domínio dos sírios. Assim, passaram a viver em suas tendas como antes.</w:t>
       </w:r>
     </w:p>
     <w:p>
@@ -7609,7 +7609,7 @@
         <w:rPr>
           <w:lang w:val="pt_PT" w:bidi="pt_PT"/>
         </w:rPr>
-        <w:t xml:space="preserve"> Contudo, não abandonaram os pecados da dinastia de Jeroboão, a qual levou Israel a pecar; persistiram neles. Também o poste de Aserá permaneceu erguido em Samaria.</w:t>
+        <w:t xml:space="preserve"> Contudo, não abandonaram os pecados da dinastia de Jeroboão, que levou Israel a pecar; continuaram neles. Também o poste de Aserá permaneceu em Samaria.</w:t>
       </w:r>
     </w:p>
     <w:p>
@@ -7630,7 +7630,7 @@
         <w:rPr>
           <w:lang w:val="pt_PT" w:bidi="pt_PT"/>
         </w:rPr>
-        <w:t xml:space="preserve"> Do exército de Jeoacaz restaram apenas cinquenta cavaleiros, dez carros e dez mil soldados de infantaria, porque o rei da Síria os havia destruído e os reduzido a pó, para que fossem pisados.</w:t>
+        <w:t xml:space="preserve"> Do exército de Jeoacaz restaram apenas cinquenta cavaleiros, dez carros e dez mil soldados de infantaria, porque o rei da Síria os havia destruído e reduzido a quase nada, deixando-os como pó para serem pisados.</w:t>
       </w:r>
     </w:p>
     <w:p>
@@ -7672,7 +7672,7 @@
         <w:rPr>
           <w:lang w:val="pt_PT" w:bidi="pt_PT"/>
         </w:rPr>
-        <w:t xml:space="preserve"> Jeoacaz descansou com seus antepassados e foi sepultado em Samaria; seu filho Jeoás reinou em seu lugar.</w:t>
+        <w:t xml:space="preserve"> Jeoacaz descansou com seus antepassados e foi sepultado em Samaria. Seu filho Jeoás reinou em seu lugar.</w:t>
       </w:r>
     </w:p>
     <w:p>
@@ -7714,7 +7714,7 @@
         <w:rPr>
           <w:lang w:val="pt_PT" w:bidi="pt_PT"/>
         </w:rPr>
-        <w:t xml:space="preserve"> Ele fez o que era mau aos olhos do SENHOR e persistiu em todos os pecados que Jeroboão, filho de Nebate, havia levado Israel a pecar; não se desviou deles.</w:t>
+        <w:t xml:space="preserve"> Ele fez o que era mau aos olhos do SENHOR e insistiu em todos os pecados que Jeroboão, filho de Nebate, levou Israel a cometer; não se afastou deles.</w:t>
       </w:r>
     </w:p>
     <w:p>
@@ -7735,7 +7735,7 @@
         <w:rPr>
           <w:lang w:val="pt_PT" w:bidi="pt_PT"/>
         </w:rPr>
-        <w:t xml:space="preserve"> Tudo o que aconteceu durante o reinado de Jeoás, seus atos e tudo o que ele realizou, inclusive seu poder para guerrear contra Amazias, rei de Judá, estão registrados no Livro da História dos Reis de Israel.</w:t>
+        <w:t xml:space="preserve"> Tudo o que aconteceu durante o reinado de Jeoás, seus atos e tudo o que ele realizou, inclusive suas guerras contra Amazias, rei de Judá, estão registrados no Livro da História dos Reis de Israel.</w:t>
       </w:r>
     </w:p>
     <w:p>
@@ -7756,7 +7756,7 @@
         <w:rPr>
           <w:lang w:val="pt_PT" w:bidi="pt_PT"/>
         </w:rPr>
-        <w:t xml:space="preserve"> Jeoás descansou com seus antepassados, e Jeroboão sentou-se em seu trono. Jeoás foi sepultado em Samaria, junto aos reis de Israel.</w:t>
+        <w:t xml:space="preserve"> Jeoás descansou com seus antepassados e foi sepultado em Samaria, junto aos reis de Israel. Jeroboão passou a reinar em seu lugar.</w:t>
       </w:r>
     </w:p>
     <w:p>
@@ -7777,7 +7777,7 @@
         <w:rPr>
           <w:lang w:val="pt_PT" w:bidi="pt_PT"/>
         </w:rPr>
-        <w:t xml:space="preserve"> Eliseu estava padecendo com a enfermidade de que morreria. Jeoás, rei de Israel, foi visitá-lo e chorou sobre ele, dizendo: “Meu pai, meu pai! Carro de Israel e seus cavaleiros!”.</w:t>
+        <w:t xml:space="preserve"> Eliseu estava doente com a enfermidade da qual morreria. Jeoás, rei de Israel, foi visitá-lo e chorou sobre ele, dizendo: “Meu pai! Meu pai! Carros e cavaleiros de Israel!”.</w:t>
       </w:r>
     </w:p>
     <w:p>
@@ -7819,7 +7819,7 @@
         <w:rPr>
           <w:lang w:val="pt_PT" w:bidi="pt_PT"/>
         </w:rPr>
-        <w:t xml:space="preserve"> Em seguida, Eliseu disse ao rei de Israel: “Segure o arco em suas mãos”. Ele o segurou, e Eliseu pôs suas mãos sobre as mãos do rei</w:t>
+        <w:t xml:space="preserve"> Em seguida, Eliseu disse ao rei de Israel: “Segure o arco com suas mãos”. Ele o segurou, e Eliseu colocou suas mãos sobre as mãos do rei.</w:t>
       </w:r>
     </w:p>
     <w:p>
@@ -7840,7 +7840,7 @@
         <w:rPr>
           <w:lang w:val="pt_PT" w:bidi="pt_PT"/>
         </w:rPr>
-        <w:t xml:space="preserve"> e ordenou: “Abra a janela para o oriente”. Ele a abriu. Então Eliseu disse: “Atire!”. Ele atirou. E Eliseu exclamou: “Flecha de vitória do SENHOR, flecha de vitória contra a Síria! Você ferirá a Síria em Afeque até exterminá-la”.</w:t>
+        <w:t xml:space="preserve"> Ele ordenou: “Abra a janela para o oriente”. Ele a abriu. Então Eliseu disse: “Atire!”. Ele atirou. E Eliseu exclamou: “Flecha de vitória do SENHOR, flecha de vitória contra a Síria! Você ferirá a Síria em Afeque até exterminá-la”.</w:t>
       </w:r>
     </w:p>
     <w:p>
@@ -7861,7 +7861,7 @@
         <w:rPr>
           <w:lang w:val="pt_PT" w:bidi="pt_PT"/>
         </w:rPr>
-        <w:t xml:space="preserve"> Depois disse: “Pegue as flechas”. Ele as pegou. E Eliseu ordenou ao rei de Israel: “Bata no chão com elas”. Ele deu três batidas e parou.</w:t>
+        <w:t xml:space="preserve"> Depois disse: “Pegue as flechas”. Ele as pegou. E Eliseu ordenou ao rei de Israel: “Bata as flechas no chão”. Ele deu três batidas e parou.</w:t>
       </w:r>
     </w:p>
     <w:p>
@@ -7882,7 +7882,7 @@
         <w:rPr>
           <w:lang w:val="pt_PT" w:bidi="pt_PT"/>
         </w:rPr>
-        <w:t xml:space="preserve"> O homem de Deus indignou-se contra ele e disse: “Você deveria ter dado cinco ou seis batidas; então derrotaria a Síria até destruí-la totalmente. Agora, porém, você a vencerá apenas três vezes”.</w:t>
+        <w:t xml:space="preserve"> O homem de Deus ficou indignado com ele e disse: “Você deveria ter batido cinco ou seis vezes; então teria derrotado a Síria até destruí-la completamente. Agora, porém, você a vencerá apenas três vezes”.</w:t>
       </w:r>
     </w:p>
     <w:p>
@@ -7903,7 +7903,7 @@
         <w:rPr>
           <w:lang w:val="pt_PT" w:bidi="pt_PT"/>
         </w:rPr>
-        <w:t xml:space="preserve"> Depois Eliseu morreu e foi sepultado. Bandos de moabitas invadiam a terra no início do ano.</w:t>
+        <w:t xml:space="preserve"> Depois Eliseu morreu e foi sepultado. Bandos de moabitas invadiam a terra no começo do ano.</w:t>
       </w:r>
     </w:p>
     <w:p>
@@ -7924,7 +7924,7 @@
         <w:rPr>
           <w:lang w:val="pt_PT" w:bidi="pt_PT"/>
         </w:rPr>
-        <w:t xml:space="preserve"> Uma vez, alguns israelitas estavam sepultando um homem quando avistaram um desses bandos; lançaram o corpo no túmulo de Eliseu e fugiram às pressas. Quando o cadáver tocou os ossos de Eliseu, reviveu e se pôs em pé.</w:t>
+        <w:t xml:space="preserve"> Certa vez, alguns israelitas estavam sepultando um homem quando viram um desses bandos. Lançaram o corpo no túmulo de Eliseu e fugiram às pressas. Quando o corpo tocou os ossos de Eliseu, o homem reviveu e se levantou.</w:t>
       </w:r>
     </w:p>
     <w:p>
@@ -7966,7 +7966,7 @@
         <w:rPr>
           <w:lang w:val="pt_PT" w:bidi="pt_PT"/>
         </w:rPr>
-        <w:t xml:space="preserve"> Contudo, o SENHOR foi gracioso, teve compaixão e voltou-se para eles por causa da aliança que tinha feito com Abraão, Isaque e Jacó; não quis destruí-los nem lançá-los para longe de sua presença, até aquele tempo.</w:t>
+        <w:t xml:space="preserve"> Contudo, o SENHOR foi gracioso, teve compaixão e voltou-se para eles por causa da aliança que tinha feito com Abraão, Isaque e Jacó. Ele não quis destruí-los nem afastá-los de sua presença, até aquele tempo.</w:t>
       </w:r>
     </w:p>
     <w:p>
@@ -8008,7 +8008,7 @@
         <w:rPr>
           <w:lang w:val="pt_PT" w:bidi="pt_PT"/>
         </w:rPr>
-        <w:t xml:space="preserve"> Então Jeoás, filho de Jeoacaz, retomou de Ben-Hadade, filho de Hazael, as cidades que Hazael havia tomado em guerra de seu pai Jeoacaz. Jeoás o derrotou três vezes e recuperou as cidades de Israel.</w:t>
+        <w:t xml:space="preserve"> Então Jeoás, filho de Jeoacaz, recuperou de Ben-Hadade, filho de Hazael, as cidades que Hazael tinha tomado do seu pai Jeoacaz em guerra. Jeoás derrotou Ben-Hadade três vezes e recuperou as cidades de Israel.</w:t>
       </w:r>
     </w:p>
     <w:p>
@@ -8066,7 +8066,7 @@
         <w:rPr>
           <w:lang w:val="pt_PT" w:bidi="pt_PT"/>
         </w:rPr>
-        <w:t xml:space="preserve"> Ele tinha 22 anos quando se tornou rei e governou por 29 anos em Jerusalém. Sua mãe chamava-se Jeoadã e era natural de Jerusalém.</w:t>
+        <w:t xml:space="preserve"> Ele tinha 25 anos quando se tornou rei e governou por 29 anos em Jerusalém. Sua mãe chamava-se Jeoadã e era natural de Jerusalém.</w:t>
       </w:r>
     </w:p>
     <w:p>
@@ -8087,7 +8087,7 @@
         <w:rPr>
           <w:lang w:val="pt_PT" w:bidi="pt_PT"/>
         </w:rPr>
-        <w:t xml:space="preserve"> Amazias fez o que era correto aos olhos do SENHOR, porém não como seu antepassado Davi; ele fez conforme tudo o que seu pai Joás havia feito.</w:t>
+        <w:t xml:space="preserve"> Amazias fez o que era correto aos olhos do SENHOR, mas não como seu antepassado Davi. Ele seguiu o exemplo de seu pai Joás.</w:t>
       </w:r>
     </w:p>
     <w:p>
@@ -8129,7 +8129,7 @@
         <w:rPr>
           <w:lang w:val="pt_PT" w:bidi="pt_PT"/>
         </w:rPr>
-        <w:t xml:space="preserve"> Quando seu poder como rei se consolidou, Amazias mandou matar os oficiais que haviam assassinado seu pai, o rei.</w:t>
+        <w:t xml:space="preserve"> Quando seu poder como rei se consolidou, Amazias mandou executar os oficiais que tinham assassinado seu pai, o rei.</w:t>
       </w:r>
     </w:p>
     <w:p>
@@ -8171,7 +8171,7 @@
         <w:rPr>
           <w:lang w:val="pt_PT" w:bidi="pt_PT"/>
         </w:rPr>
-        <w:t xml:space="preserve"> Ele derrotou dez mil edomitas no vale do Sal e tomou a cidade de Selá na guerra, dando-lhe o nome de Jocteel, como é chamada até hoje.</w:t>
+        <w:t xml:space="preserve"> Ele derrotou dez mil edomitas no vale do Sal e conquistou a cidade de Selá na guerra, dando-lhe o nome de Jocteel, como é chamada até hoje.</w:t>
       </w:r>
     </w:p>
     <w:p>
@@ -8192,7 +8192,7 @@
         <w:rPr>
           <w:lang w:val="pt_PT" w:bidi="pt_PT"/>
         </w:rPr>
-        <w:t xml:space="preserve"> Depois disso, Amazias enviou mensageiros a Jeoás, filho de Jeoacaz e neto de Jeú, rei de Israel, com esta mensagem desafiante: “Venha para cá e vamos nos enfrentar”.</w:t>
+        <w:t xml:space="preserve"> Depois disso, Amazias enviou mensageiros a Jeoás, filho de Jeoacaz e neto de Jeú, rei de Israel, com esta mensagem desafiadora: “Venha aqui e vamos lutar”.</w:t>
       </w:r>
     </w:p>
     <w:p>
@@ -8213,7 +8213,7 @@
         <w:rPr>
           <w:lang w:val="pt_PT" w:bidi="pt_PT"/>
         </w:rPr>
-        <w:t xml:space="preserve"> Mas Jeoás, rei de Israel, enviou esta resposta a Amazias: “O espinheiro do Líbano mandou dizer ao cedro do Líbano: ‘Dê sua filha ao meu filho por mulher’. Mas um animal selvagem do Líbano passou e pisou o espinheiro.</w:t>
+        <w:t xml:space="preserve"> Mas Jeoás, rei de Israel, enviou esta resposta a Amazias: “O espinheiro do Líbano mandou dizer ao cedro do Líbano: ‘Dê sua filha em casamento ao meu filho’. Mas um animal selvagem do Líbano passou e pisou o espinheiro.</w:t>
       </w:r>
     </w:p>
     <w:p>
@@ -8234,7 +8234,7 @@
         <w:rPr>
           <w:lang w:val="pt_PT" w:bidi="pt_PT"/>
         </w:rPr>
-        <w:t xml:space="preserve"> É verdade que você venceu Edom, e seu coração se exaltou. Glorie-se disso e permaneça em sua casa. Por que provocar o mal, para que você caia, você e Judá com você?”.</w:t>
+        <w:t xml:space="preserve"> É verdade que você derrotou Edom, e seu coração ficou orgulhoso. Glorie-se disso e fique em sua casa. Por que provocar problemas que causarão a sua queda e a de Judá?”.</w:t>
       </w:r>
     </w:p>
     <w:p>
@@ -8255,7 +8255,7 @@
         <w:rPr>
           <w:lang w:val="pt_PT" w:bidi="pt_PT"/>
         </w:rPr>
-        <w:t xml:space="preserve"> Amazias não lhe deu ouvidos. Então Jeoás, rei de Israel, subiu para o combate, e ele e Amazias, rei de Judá, se enfrentaram em Bete-Semes, que pertence a Judá.</w:t>
+        <w:t xml:space="preserve"> Amazias não deu ouvidos. Então Jeoás, rei de Israel, subiu para a batalha, e ele e Amazias, rei de Judá, se enfrentaram em Bete-Semes, em território de Judá.</w:t>
       </w:r>
     </w:p>
     <w:p>
@@ -8318,7 +8318,7 @@
         <w:rPr>
           <w:lang w:val="pt_PT" w:bidi="pt_PT"/>
         </w:rPr>
-        <w:t xml:space="preserve"> Tomou todo o ouro, toda a prata e todos os objetos encontrados na Casa do SENHOR e nos tesouros do palácio do rei; levou também reféns e voltou para Samaria.</w:t>
+        <w:t xml:space="preserve"> Tomou todo o ouro, toda a prata e todos os objetos encontrados no templo do SENHOR e nos tesouros do palácio do rei. Levou também reféns e voltou para Samaria.</w:t>
       </w:r>
     </w:p>
     <w:p>
@@ -8339,7 +8339,7 @@
         <w:rPr>
           <w:lang w:val="pt_PT" w:bidi="pt_PT"/>
         </w:rPr>
-        <w:t xml:space="preserve"> Tudo o que aconteceu durante o reinado de Jeoás, seus atos e tudo o que ele realizou, inclusive seu poder para guerrear contra Amazias, rei de Judá, estão registrados no Livro da História dos Reis de Israel.</w:t>
+        <w:t xml:space="preserve"> Tudo o que aconteceu durante o reinado de Jeoás, seus atos e tudo o que ele realizou, inclusive suas guerras contra Amazias, rei de Judá, estão registrados no Livro da História dos Reis de Israel.</w:t>
       </w:r>
     </w:p>
     <w:p>
@@ -8423,7 +8423,7 @@
         <w:rPr>
           <w:lang w:val="pt_PT" w:bidi="pt_PT"/>
         </w:rPr>
-        <w:t xml:space="preserve"> Houve uma conspiração contra ele em Jerusalém; ele fugiu para Láquis, mas foram atrás dele até lá e o mataram.</w:t>
+        <w:t xml:space="preserve"> Houve uma conspiração contra ele em Jerusalém. Ele fugiu para Láquis, mas foram atrás dele até lá e o mataram.</w:t>
       </w:r>
     </w:p>
     <w:p>
@@ -8465,7 +8465,7 @@
         <w:rPr>
           <w:lang w:val="pt_PT" w:bidi="pt_PT"/>
         </w:rPr>
-        <w:t xml:space="preserve"> Então todo o povo de Judá declarou Azarias, aos dezesseis anos, como rei no lugar de seu pai Amazias.</w:t>
+        <w:t xml:space="preserve"> Então todo o povo de Judá proclamou Uzias rei, aos dezesseis anos, no lugar de seu pai Amazias.</w:t>
       </w:r>
     </w:p>
     <w:p>
@@ -8486,7 +8486,7 @@
         <w:rPr>
           <w:lang w:val="pt_PT" w:bidi="pt_PT"/>
         </w:rPr>
-        <w:t xml:space="preserve"> Ele reconstruiu Elate e a restituiu a Judá, depois que o rei descansou com seus antepassados.</w:t>
+        <w:t xml:space="preserve"> Ele reconstruiu Elate e a restituiu a Judá depois da morte de seu pai, Amazias.</w:t>
       </w:r>
     </w:p>
     <w:p>
@@ -8507,7 +8507,7 @@
         <w:rPr>
           <w:lang w:val="pt_PT" w:bidi="pt_PT"/>
         </w:rPr>
-        <w:t xml:space="preserve"> Jeroboão, filho de Jeoás, rei de Israel, no décimo quinto ano de Amazias, filho de Joás, rei de Judá, começou a reinar em Samaria e governou por 41 anos.</w:t>
+        <w:t xml:space="preserve"> Jeroboão, filho de Jeoás, rei de Israel, no décimo quinto ano do reinado de Amazias, filho de Joás, rei de Judá, começou a reinar em Samaria e governou por 41 anos.</w:t>
       </w:r>
     </w:p>
     <w:p>
@@ -8528,7 +8528,7 @@
         <w:rPr>
           <w:lang w:val="pt_PT" w:bidi="pt_PT"/>
         </w:rPr>
-        <w:t xml:space="preserve"> Ele fez o que é mau aos olhos do SENHOR; persistiu nos pecados que Jeroboão, filho de Nebate, havia levado Israel a cometer.</w:t>
+        <w:t xml:space="preserve"> Ele fez o que era mau aos olhos do SENHOR. Insistiu nos pecados que Jeroboão, filho de Nebate, levou Israel a cometer.</w:t>
       </w:r>
     </w:p>
     <w:p>
@@ -8549,7 +8549,7 @@
         <w:rPr>
           <w:lang w:val="pt_PT" w:bidi="pt_PT"/>
         </w:rPr>
-        <w:t xml:space="preserve"> Ele restaurou as fronteiras de Israel desde a entrada de Hamate até o mar da Arabá [o mar Morto], conforme o SENHOR, Deus de Israel, havia anunciado por meio de seu servo Jonas, filho de Amitai, o profeta, de Gate-Héfer.</w:t>
+        <w:t xml:space="preserve"> Ele restaurou as fronteiras de Israel desde a entrada de Hamate até o mar da Arabá [o mar Morto], conforme o SENHOR, Deus de Israel, tinha anunciado por meio de seu servo Jonas, filho de Amitai, o profeta, de Gate-Héfer.</w:t>
       </w:r>
     </w:p>
     <w:p>
@@ -8570,7 +8570,7 @@
         <w:rPr>
           <w:lang w:val="pt_PT" w:bidi="pt_PT"/>
         </w:rPr>
-        <w:t xml:space="preserve"> Porque o SENHOR viu que a aflição de Israel era muito amarga; não havia escravo nem livre, nem quem socorresse Israel.</w:t>
+        <w:t xml:space="preserve"> O SENHOR viu que a aflição de Israel era muito amarga. Não havia escravo nem livre, nem quem socorresse Israel.</w:t>
       </w:r>
     </w:p>
     <w:p>
@@ -8591,7 +8591,7 @@
         <w:rPr>
           <w:lang w:val="pt_PT" w:bidi="pt_PT"/>
         </w:rPr>
-        <w:t xml:space="preserve"> Como o SENHOR não tinha declarado que o nome de Israel seria apagado de debaixo do céu, ele os salvou por meio de Jeroboão, filho de Jeoás.</w:t>
+        <w:t xml:space="preserve"> Como o SENHOR não tinha decretado que o nome de Israel seria apagado de debaixo do céu, ele os libertou por meio de Jeroboão, filho de Jeoás.</w:t>
       </w:r>
     </w:p>
     <w:p>
@@ -8612,7 +8612,7 @@
         <w:rPr>
           <w:lang w:val="pt_PT" w:bidi="pt_PT"/>
         </w:rPr>
-        <w:t xml:space="preserve"> Tudo o que aconteceu durante o reinado de Jeroboão, tudo o que ele realizou, seu poder, a forma como guerreou e como recuperou para Israel as cidades de Damasco e de Hamate, que haviam pertencido a Judá, estão registrados no Livro da História dos Reis de Israel.</w:t>
+        <w:t xml:space="preserve"> Tudo o que aconteceu durante o reinado de Jeroboão, tudo o que ele realizou, seu poder, as guerras que travou e como recuperou para Israel as cidades de Damasco e de Hamate, que tinham sido tomadas por Judá, estão registrados no Livro da História dos Reis de Israel.</w:t>
       </w:r>
     </w:p>
     <w:p>
@@ -8670,7 +8670,7 @@
         <w:rPr>
           <w:lang w:val="pt_PT" w:bidi="pt_PT"/>
         </w:rPr>
-        <w:t xml:space="preserve"> Azarias, filho de Amazias, rei de Judá, no vigésimo sétimo ano de Jeroboão, rei de Israel, começou a reinar.</w:t>
+        <w:t xml:space="preserve"> Uzias, filho de Amazias, rei de Judá, no vigésimo sétimo ano de Jeroboão, rei de Israel, começou a reinar.</w:t>
       </w:r>
     </w:p>
     <w:p>
@@ -8733,7 +8733,7 @@
         <w:rPr>
           <w:lang w:val="pt_PT" w:bidi="pt_PT"/>
         </w:rPr>
-        <w:t xml:space="preserve"> Entretanto, os lugares altos não foram removidos; o povo ainda oferecia sacrifícios e queimava incenso neles.</w:t>
+        <w:t xml:space="preserve"> Entretanto, os lugares altos não foram removidos. O povo ainda oferecia sacrifícios e queimava incenso neles.</w:t>
       </w:r>
     </w:p>
     <w:p>
@@ -8754,7 +8754,7 @@
         <w:rPr>
           <w:lang w:val="pt_PT" w:bidi="pt_PT"/>
         </w:rPr>
-        <w:t xml:space="preserve"> O SENHOR atingiu o rei com lepra, e ele sofreu com essa doença até o dia em que morreu. Ele morava numa residência isolada, enquanto Jotão, seu filho, administrava o palácio e governava o povo da terra.</w:t>
+        <w:t xml:space="preserve"> O SENHOR fez o rei ficar doente com lepra, e ele teve essa doença até morrer. Ele morava numa casa separada, enquanto seu filho Jotão cuidava do palácio e governava o povo no lugar dele.</w:t>
       </w:r>
     </w:p>
     <w:p>
@@ -8775,7 +8775,7 @@
         <w:rPr>
           <w:lang w:val="pt_PT" w:bidi="pt_PT"/>
         </w:rPr>
-        <w:t xml:space="preserve"> Tudo o que aconteceu durante o reinado de Azarias e todas as suas realizações estão registrados no Livro da História dos Reis de Judá.</w:t>
+        <w:t xml:space="preserve"> Tudo o que aconteceu durante o reinado de Uzias e todas as suas realizações estão registrados no Livro da História dos Reis de Judá.</w:t>
       </w:r>
     </w:p>
     <w:p>
@@ -8796,7 +8796,7 @@
         <w:rPr>
           <w:lang w:val="pt_PT" w:bidi="pt_PT"/>
         </w:rPr>
-        <w:t xml:space="preserve"> Azarias descansou e foi sepultado junto aos seus antepassados na Cidade de Davi; seu filho Jotão reinou em seu lugar.</w:t>
+        <w:t xml:space="preserve"> Uzias descansou e foi sepultado junto aos seus antepassados na Cidade de Davi. Seu filho Jotão reinou em seu lugar.</w:t>
       </w:r>
     </w:p>
     <w:p>
@@ -8817,7 +8817,7 @@
         <w:rPr>
           <w:lang w:val="pt_PT" w:bidi="pt_PT"/>
         </w:rPr>
-        <w:t xml:space="preserve"> Zacarias, filho de Jeroboão, no trigésimo oitavo ano do reinado de Azarias, rei de Judá, começou a reinar sobre Israel em Samaria e governou por seis meses.</w:t>
+        <w:t xml:space="preserve"> Zacarias, filho de Jeroboão, começou a reinar sobre Israel em Samaria no trigésimo oitavo ano do reinado de Uzias, rei de Judá. Ele governou por seis meses.</w:t>
       </w:r>
     </w:p>
     <w:p>
@@ -8838,7 +8838,7 @@
         <w:rPr>
           <w:lang w:val="pt_PT" w:bidi="pt_PT"/>
         </w:rPr>
-        <w:t xml:space="preserve"> Ele fez o que era mau aos olhos do SENHOR, assim como seus pais; persistiu nos pecados que Jeroboão, filho de Nebate, havia levado Israel a cometer.</w:t>
+        <w:t xml:space="preserve"> Ele fez o que era mau aos olhos do SENHOR, como seus antecessores. Continuou nos pecados que Jeroboão, filho de Nebate, tinha feito Israel cometer.</w:t>
       </w:r>
     </w:p>
     <w:p>
@@ -8859,7 +8859,7 @@
         <w:rPr>
           <w:lang w:val="pt_PT" w:bidi="pt_PT"/>
         </w:rPr>
-        <w:t xml:space="preserve"> Salum, filho de Jabes, armou uma conspiração contra ele; atacou-o publicamente, matou-o e ocupou o seu lugar.</w:t>
+        <w:t xml:space="preserve"> Salum, filho de Jabes, fez uma conspiração contra ele. Atacou-o e o matou diante do povo e depois tomou o seu lugar como rei.</w:t>
       </w:r>
     </w:p>
     <w:p>
@@ -8922,7 +8922,7 @@
         <w:rPr>
           <w:lang w:val="pt_PT" w:bidi="pt_PT"/>
         </w:rPr>
-        <w:t xml:space="preserve"> Salum, filho de Jabes, tornou-se rei no trigésimo nono ano do reinado de Uzias, rei de Judá, e governou por um mês em Samaria.</w:t>
+        <w:t xml:space="preserve"> Salum, filho de Jabes, tornou-se rei no trigésimo nono ano do reinado de Uzias, rei de Judá. Ele governou por um mês em Samaria.</w:t>
       </w:r>
     </w:p>
     <w:p>
@@ -8985,7 +8985,7 @@
         <w:rPr>
           <w:lang w:val="pt_PT" w:bidi="pt_PT"/>
         </w:rPr>
-        <w:t xml:space="preserve"> Menaém atacou Tifsa e todo o seu território, porque a cidade não abriu suas portas para ele; saqueou a cidade e matou todas as mulheres grávidas, rasgando o ventre delas ao meio.</w:t>
+        <w:t xml:space="preserve"> Menaém atacou Tifsa e todo o seu território porque a cidade não abriu suas portas para ele. Ele saqueou a cidade e matou as mulheres grávidas.</w:t>
       </w:r>
     </w:p>
     <w:p>
@@ -9006,7 +9006,7 @@
         <w:rPr>
           <w:lang w:val="pt_PT" w:bidi="pt_PT"/>
         </w:rPr>
-        <w:t xml:space="preserve"> Menaém, filho de Gadi, no trigésimo nono ano do reinado de Azarias, rei de Judá, tornou-se rei de Israel e governou por dez anos em Samaria.</w:t>
+        <w:t xml:space="preserve"> Menaém, filho de Gadi, no trigésimo nono ano do reinado de Uzias, rei de Judá, tornou-se rei de Israel e governou por dez anos em Samaria.</w:t>
       </w:r>
     </w:p>
     <w:p>
@@ -9027,7 +9027,7 @@
         <w:rPr>
           <w:lang w:val="pt_PT" w:bidi="pt_PT"/>
         </w:rPr>
-        <w:t xml:space="preserve"> Ele fez o que era mau aos olhos do SENHOR; durante seu reinado persistiu nos pecados que Jeroboão, filho de Nebate, havia levado Israel a cometer.</w:t>
+        <w:t xml:space="preserve"> Ele fez o que era mau aos olhos do SENHOR. Durante seu reinado persistiu nos pecados que Jeroboão, filho de Nebate, tinha levado Israel a cometer.</w:t>
       </w:r>
     </w:p>
     <w:p>
@@ -9048,7 +9048,7 @@
         <w:rPr>
           <w:lang w:val="pt_PT" w:bidi="pt_PT"/>
         </w:rPr>
-        <w:t xml:space="preserve"> Tiglate-Pilese, rei da Assíria, invadiu a terra. Menaém pagou-lhe 35 toneladas de prata para ter seu apoio e consolidar seu domínio.</w:t>
+        <w:t xml:space="preserve"> Tiglate-Pileser, rei da Assíria, invadiu Israel. Menaém pagou 35 mil quilos de prata para conseguir seu apoio e manter o reino sob controle.</w:t>
       </w:r>
     </w:p>
     <w:p>
@@ -9069,7 +9069,7 @@
         <w:rPr>
           <w:lang w:val="pt_PT" w:bidi="pt_PT"/>
         </w:rPr>
-        <w:t xml:space="preserve"> Para arrecadar essa quantia, Menaém cobrou seiscentos gramas de prata de cada homem rico de Israel, entregando o tributo ao rei da Assíria. Depois, o rei da Assíria se retirou e não permaneceu na região.</w:t>
+        <w:t xml:space="preserve"> Para juntar esse dinheiro, Menaém cobrou seiscentos gramas de prata de cada homem rico de Israel e entregou ao rei da Assíria. Depois disso, o rei da Assíria foi embora e não ficou na região.</w:t>
       </w:r>
     </w:p>
     <w:p>
@@ -9090,7 +9090,7 @@
         <w:rPr>
           <w:lang w:val="pt_PT" w:bidi="pt_PT"/>
         </w:rPr>
-        <w:t xml:space="preserve"> Tudo o que aconteceu durante o reinado de Menaém e tudo o que ele realizou está registrado no Livro da História dos Reis de Israel.</w:t>
+        <w:t xml:space="preserve"> Tudo o que aconteceu durante o reinado de Menaém e todas as coisas que ele realizou estão registrados no Livro da História dos Reis de Israel.</w:t>
       </w:r>
     </w:p>
     <w:p>
@@ -9132,7 +9132,7 @@
         <w:rPr>
           <w:lang w:val="pt_PT" w:bidi="pt_PT"/>
         </w:rPr>
-        <w:t xml:space="preserve"> Pecaías, filho de Menaém, no quinquagésimo ano de Azarias, rei de Judá, começou a reinar sobre Israel em Samaria e governou por dois anos.</w:t>
+        <w:t xml:space="preserve"> Pecaías, filho de Menaém, no quinquagésimo ano de Uzias, rei de Judá, começou a reinar sobre Israel em Samaria e governou por dois anos.</w:t>
       </w:r>
     </w:p>
     <w:p>
@@ -9153,7 +9153,7 @@
         <w:rPr>
           <w:lang w:val="pt_PT" w:bidi="pt_PT"/>
         </w:rPr>
-        <w:t xml:space="preserve"> Ele fez o que era mau aos olhos do SENHOR; persistiu nos pecados que Jeroboão, filho de Nebate, havia levado Israel a cometer.</w:t>
+        <w:t xml:space="preserve"> Ele fez o que era mau aos olhos do SENHOR. Persistiu nos pecados que Jeroboão, filho de Nebate, tinha levado Israel a cometer.</w:t>
       </w:r>
     </w:p>
     <w:p>
@@ -9174,7 +9174,7 @@
         <w:rPr>
           <w:lang w:val="pt_PT" w:bidi="pt_PT"/>
         </w:rPr>
-        <w:t xml:space="preserve"> Peca, filho de Remalias, seu oficial, armou uma conspiração contra ele. Com cinquenta homens de Gileade, matou Pecaías, junto com Argobe e Arié, na fortaleza do palácio real em Samaria. Com isso, Peca reinou em seu lugar.</w:t>
+        <w:t xml:space="preserve"> Peca, filho de Remalias, oficial de Pecaías, fez uma conspiração contra ele. Com cinquenta homens de Gileade, entrou no palácio em Samaria, matou Pecaías com Argobe e Arié e tomou o trono.</w:t>
       </w:r>
     </w:p>
     <w:p>
@@ -9195,7 +9195,7 @@
         <w:rPr>
           <w:lang w:val="pt_PT" w:bidi="pt_PT"/>
         </w:rPr>
-        <w:t xml:space="preserve"> Tudo o que aconteceu durante o reinado de Pecaías e tudo o que realizou está registrado no Livro da História dos Reis de Israel.</w:t>
+        <w:t xml:space="preserve"> Tudo o que aconteceu durante o reinado de Pecaías e todas as coisas que ele realizou estão registrados no Livro da História dos Reis de Israel.</w:t>
       </w:r>
     </w:p>
     <w:p>
@@ -9216,7 +9216,7 @@
         <w:rPr>
           <w:lang w:val="pt_PT" w:bidi="pt_PT"/>
         </w:rPr>
-        <w:t xml:space="preserve"> Peca, filho de Remalias, no quinquagésimo segundo ano do reinado de Azarias, rei de Judá, começou a reinar sobre Israel em Samaria e governou por vinte anos.</w:t>
+        <w:t xml:space="preserve"> Peca, filho de Remalias, no quinquagésimo segundo ano do reinado de Uzias, rei de Judá, começou a reinar sobre Israel em Samaria e governou por vinte anos.</w:t>
       </w:r>
     </w:p>
     <w:p>
@@ -9237,7 +9237,7 @@
         <w:rPr>
           <w:lang w:val="pt_PT" w:bidi="pt_PT"/>
         </w:rPr>
-        <w:t xml:space="preserve"> Ele fez o que era mau aos olhos do SENHOR; persistiu nos pecados que Jeroboão, filho de Nebate, havia levado Israel a cometer.</w:t>
+        <w:t xml:space="preserve"> Ele fez o que era mau aos olhos do SENHOR. Persistiu nos pecados que Jeroboão, filho de Nebate, tinha levado Israel a cometer.</w:t>
       </w:r>
     </w:p>
     <w:p>
@@ -9258,7 +9258,7 @@
         <w:rPr>
           <w:lang w:val="pt_PT" w:bidi="pt_PT"/>
         </w:rPr>
-        <w:t xml:space="preserve"> Enquanto Peca reinava, Tiglate-Pileser, rei da Assíria, conquistou Ijom, Abel-Bete-Maaca, Janoa, Quedes, Hazor, toda a região de Gileade e a Galileia, incluindo toda a terra de Naftali, e deportou seus habitantes para a Assíria.</w:t>
+        <w:t xml:space="preserve"> Durante o reinado de Peca, Tiglate-Pileser, rei da Assíria, conquistou várias cidades: Ijom, Abel-Bete-Maaca, Janoa, Quedes, Hazor e toda a região de Gileade e da Galileia, incluindo a terra de Naftali. Ele levou o povo como prisioneiro para a Assíria.</w:t>
       </w:r>
     </w:p>
     <w:p>
@@ -9279,7 +9279,7 @@
         <w:rPr>
           <w:lang w:val="pt_PT" w:bidi="pt_PT"/>
         </w:rPr>
-        <w:t xml:space="preserve"> Então Oseias, filho de Elá, armou uma conspiração contra Peca, filho de Remalias, matou-o e assumiu o trono no vigésimo ano do reinado de Jotão, filho de Uzias.</w:t>
+        <w:t xml:space="preserve"> Então Oseias, filho de Elá, fez uma conspiração contra Peca, filho de Remalias, matou-o e assumiu o trono no vigésimo ano do reinado de Jotão, filho de Uzias.</w:t>
       </w:r>
     </w:p>
     <w:p>
@@ -9300,7 +9300,7 @@
         <w:rPr>
           <w:lang w:val="pt_PT" w:bidi="pt_PT"/>
         </w:rPr>
-        <w:t xml:space="preserve"> Tudo o que aconteceu durante o reinado de Peca e tudo o que ele realizou está registrado no Livro da História dos Reis de Israel.</w:t>
+        <w:t xml:space="preserve"> Tudo o que aconteceu durante o reinado de Peca e todas as coisas que ele realizou estão registrados no Livro da História dos Reis de Israel.</w:t>
       </w:r>
     </w:p>
     <w:p>
@@ -9321,7 +9321,7 @@
         <w:rPr>
           <w:lang w:val="pt_PT" w:bidi="pt_PT"/>
         </w:rPr>
-        <w:t xml:space="preserve"> Jotão, filho de Uzias, rei de Judá, no segundo ano de Peca, filho de Remalias, rei de Israel, começou a reinar.</w:t>
+        <w:t xml:space="preserve"> Jotão, filho de Uzias, rei de Judá, começou a reinar no segundo ano de Peca, filho de Remalias, rei de Israel.</w:t>
       </w:r>
     </w:p>
     <w:p>
@@ -9342,7 +9342,7 @@
         <w:rPr>
           <w:lang w:val="pt_PT" w:bidi="pt_PT"/>
         </w:rPr>
-        <w:t xml:space="preserve"> Ele tinha 25 anos quando assumiu o trono e governou por dezesseis anos em Jerusalém. Sua mãe chamava-se Jerusa e era filha de Zadoque.</w:t>
+        <w:t xml:space="preserve"> Ele tinha 25 anos quando assumiu o trono e governou por 16 anos em Jerusalém. Sua mãe chamava-se Jerusa e era filha de Zadoque.</w:t>
       </w:r>
     </w:p>
     <w:p>
@@ -9384,7 +9384,7 @@
         <w:rPr>
           <w:lang w:val="pt_PT" w:bidi="pt_PT"/>
         </w:rPr>
-        <w:t xml:space="preserve"> No entanto, os lugares altos não foram removidos; o povo ainda oferecia sacrifícios e queimava incenso neles. Jotão edificou a Porta Superior da Casa do SENHOR.</w:t>
+        <w:t xml:space="preserve"> No entanto, os lugares altos não foram removidos, e o povo ainda oferecia sacrifícios e queimava incenso neles. Jotão também construiu a Porta Superior do templo do SENHOR.</w:t>
       </w:r>
     </w:p>
     <w:p>
@@ -9405,7 +9405,7 @@
         <w:rPr>
           <w:lang w:val="pt_PT" w:bidi="pt_PT"/>
         </w:rPr>
-        <w:t xml:space="preserve"> Tudo o que aconteceu durante o reinado de Jotão e tudo o que ele realizou está registrado no Livro da História dos Reis de Judá.</w:t>
+        <w:t xml:space="preserve"> Tudo o que aconteceu durante o reinado de Jotão e todas as coisas que ele realizou estão registrados no Livro da História dos Reis de Judá.</w:t>
       </w:r>
     </w:p>
     <w:p>
@@ -9426,7 +9426,7 @@
         <w:rPr>
           <w:lang w:val="pt_PT" w:bidi="pt_PT"/>
         </w:rPr>
-        <w:t xml:space="preserve"> Durante o reinado dele, o SENHOR começou a mandar Rezim, rei da Síria, e Peca, filho de Remalias, para que atacassem Judá.</w:t>
+        <w:t xml:space="preserve"> Naquele tempo, o SENHOR começou a permitir que Rezim, rei da Síria, e Peca, filho de Remalias, atacassem Judá.</w:t>
       </w:r>
     </w:p>
     <w:p>
@@ -9447,7 +9447,7 @@
         <w:rPr>
           <w:lang w:val="pt_PT" w:bidi="pt_PT"/>
         </w:rPr>
-        <w:t xml:space="preserve"> Jotão morreu e foi sepultado com seus antepassados na Cidade de Davi, seu antepassado; e Acaz, seu filho, reinou em seu lugar.</w:t>
+        <w:t xml:space="preserve"> Jotão morreu e foi sepultado com seus antepassados na Cidade de Davi, seu antepassado. Acaz, seu filho, reinou em seu lugar.</w:t>
       </w:r>
     </w:p>
     <w:p>
@@ -9526,7 +9526,7 @@
         <w:rPr>
           <w:lang w:val="pt_PT" w:bidi="pt_PT"/>
         </w:rPr>
-        <w:t xml:space="preserve"> Seguiu o exemplo dos reis de Israel e chegou a sacrificar seu filho, conforme as práticas abomináveis dos povos que o SENHOR havia expulsado da presença dos israelitas.</w:t>
+        <w:t xml:space="preserve"> Seguiu as práticas dos reis de Israel e até chegou a oferecer seu filho em sacrifício, seguindo costumes terríveis dos povos que o SENHOR tinha expulsado de diante de Israel.</w:t>
       </w:r>
     </w:p>
     <w:p>
@@ -9589,7 +9589,7 @@
         <w:rPr>
           <w:lang w:val="pt_PT" w:bidi="pt_PT"/>
         </w:rPr>
-        <w:t xml:space="preserve"> Naquele tempo, Rezim, rei da Síria, fez com que Elate voltasse a pertencer a Edom e expulsou dali os homens de Judá; os edomitas entraram em Elate e ali permanecem até hoje.</w:t>
+        <w:t xml:space="preserve"> Nesse tempo, Rezim, rei da Síria, tomou Elate para a Síria e expulsou dali os homens de Judá. Os sírios foram para Elate, e lá vivem até hoje.</w:t>
       </w:r>
     </w:p>
     <w:p>
@@ -9610,7 +9610,7 @@
         <w:rPr>
           <w:lang w:val="pt_PT" w:bidi="pt_PT"/>
         </w:rPr>
-        <w:t xml:space="preserve"> Acaz enviou mensageiros a Tiglate-Pileser, rei da Assíria, com esta mensagem: “Sou seu servo e seu filho. Suba e livre-me do poder dos reis da Síria e de Israel, que se levantaram contra mim”.</w:t>
+        <w:t xml:space="preserve"> Acaz enviou mensageiros a Tiglate-Pileser, rei da Assíria, dizendo: “Sou seu servo e seu filho. Venha e me salve do poder dos reis da Síria e de Israel, que estão me atacando”.</w:t>
       </w:r>
     </w:p>
     <w:p>
@@ -9631,7 +9631,7 @@
         <w:rPr>
           <w:lang w:val="pt_PT" w:bidi="pt_PT"/>
         </w:rPr>
-        <w:t xml:space="preserve"> Reuniu a prata e o ouro que estavam na Casa do SENHOR e nos tesouros do palácio e os enviou como tributo ao rei da Assíria.</w:t>
+        <w:t xml:space="preserve"> Reuniu a prata e o ouro que estavam no templo do SENHOR e nos tesouros do palácio e os enviou como tributo ao rei da Assíria.</w:t>
       </w:r>
     </w:p>
     <w:p>
@@ -9652,7 +9652,7 @@
         <w:rPr>
           <w:lang w:val="pt_PT" w:bidi="pt_PT"/>
         </w:rPr>
-        <w:t xml:space="preserve"> O rei da Assíria o ouviu, atacou Damasco, tomou-a, deportou seus habitantes para Quir e matou Rezim.</w:t>
+        <w:t xml:space="preserve"> O rei da Assíria atendeu ao pedido de Acaz, atacou Damasco, tomou a cidade, deportou o povo para Quir e matou Rezim.</w:t>
       </w:r>
     </w:p>
     <w:p>
@@ -9694,7 +9694,7 @@
         <w:rPr>
           <w:lang w:val="pt_PT" w:bidi="pt_PT"/>
         </w:rPr>
-        <w:t xml:space="preserve"> O sacerdote Urias edificou o altar seguindo as instruções que o rei Acaz tinha dado de Damasco e o concluiu antes que o rei voltasse.</w:t>
+        <w:t xml:space="preserve"> O sacerdote Urias edificou o altar seguindo as instruções que o rei Acaz tinha enviado de Damasco e o concluiu antes que o rei voltasse.</w:t>
       </w:r>
     </w:p>
     <w:p>
@@ -9736,7 +9736,7 @@
         <w:rPr>
           <w:lang w:val="pt_PT" w:bidi="pt_PT"/>
         </w:rPr>
-        <w:t xml:space="preserve"> Ofereceu seu holocausto e sua oferta de cereais, derramou e sua oferta de bebidas e borrifou o sangue de seus sacrifícios de paz sobre o altar.</w:t>
+        <w:t xml:space="preserve"> Ele ofereceu seus holocaustos e ofertas de cereais, derramou ofertas de bebidas e aspergiu o sangue dos sacrifícios de paz sobre o altar.</w:t>
       </w:r>
     </w:p>
     <w:p>
@@ -9757,7 +9757,7 @@
         <w:rPr>
           <w:lang w:val="pt_PT" w:bidi="pt_PT"/>
         </w:rPr>
-        <w:t xml:space="preserve"> Retirou o altar de bronze que estava diante do SENHOR, da parte frontal do templo, entre o seu altar e a Casa do SENHOR, e o colocou no lado norte do novo altar.</w:t>
+        <w:t xml:space="preserve"> Ele retirou o altar de bronze que estava diante do SENHOR, na frente do templo, entre o novo altar e o templo do SENHOR, e o colocou ao lado norte do novo altar.</w:t>
       </w:r>
     </w:p>
     <w:p>
@@ -9778,7 +9778,7 @@
         <w:rPr>
           <w:lang w:val="pt_PT" w:bidi="pt_PT"/>
         </w:rPr>
-        <w:t xml:space="preserve"> Depois, o rei Acaz ordenou ao sacerdote Urias: “Use o altar grande para o holocausto da manhã, a oferta de cereais da tarde, o holocausto e a oferta de cereais do rei, bem como o holocausto, a oferta de cereais e a oferta derramada de todo o povo da terra; e borrife sobre ele todo o sangue dos holocaustos e dos demais sacrifícios. Quanto ao altar de bronze, ficará sob minha decisão”.</w:t>
+        <w:t xml:space="preserve"> Depois, o rei Acaz ordenou ao sacerdote Urias: “Use o grande altar para o holocausto da manhã, a oferta de cereais da tarde, e também para os sacrifícios do rei e do povo. Aspirja sobre ele todo o sangue das ofertas. O altar de bronze ficará sob minha decisão”.</w:t>
       </w:r>
     </w:p>
     <w:p>
@@ -9841,7 +9841,7 @@
         <w:rPr>
           <w:lang w:val="pt_PT" w:bidi="pt_PT"/>
         </w:rPr>
-        <w:t xml:space="preserve"> Por causa do rei da Assíria, removeu a cobertura usada no sábado, que havia sido construída no templo, e também a entrada externa do rei que na Casa do SENHOR.</w:t>
+        <w:t xml:space="preserve"> E, para agradar o rei da Assíria, Acaz também removeu do templo a cobertura especial ligada ao sábado e tirou a entrada externa que o rei usava para entrar no templo do SENHOR.</w:t>
       </w:r>
     </w:p>
     <w:p>
@@ -9862,7 +9862,7 @@
         <w:rPr>
           <w:lang w:val="pt_PT" w:bidi="pt_PT"/>
         </w:rPr>
-        <w:t xml:space="preserve"> Tudo o que aconteceu durante o reinado de Acaz e tudo o que ele realizou está registrado no Livro da História dos Reis de Judá.</w:t>
+        <w:t xml:space="preserve"> Tudo o que aconteceu durante o reinado de Acaz e todas as coisas que ele realizou estão registrados no Livro da História dos Reis de Judá.</w:t>
       </w:r>
     </w:p>
     <w:p>
@@ -9883,7 +9883,7 @@
         <w:rPr>
           <w:lang w:val="pt_PT" w:bidi="pt_PT"/>
         </w:rPr>
-        <w:t xml:space="preserve"> Acaz descansou com seus antepassados e foi sepultado na Cidade de Davi; seu filho Ezequias reinou em seu lugar.</w:t>
+        <w:t xml:space="preserve"> Acaz descansou com seus antepassados e foi sepultado na Cidade de Davi. Seu filho Ezequias reinou em seu lugar.</w:t>
       </w:r>
     </w:p>
     <w:p>
@@ -9941,7 +9941,7 @@
         <w:rPr>
           <w:lang w:val="pt_PT" w:bidi="pt_PT"/>
         </w:rPr>
-        <w:t xml:space="preserve"> Ele fez o que era mau aos olhos do SENHOR, mas não como os reis de Israel que vieram antes dele.</w:t>
+        <w:t xml:space="preserve"> Ele fez o que era mau aos olhos do SENHOR, mas não tão grave quanto os reis de Israel que o antecederam.</w:t>
       </w:r>
     </w:p>
     <w:p>
@@ -9962,7 +9962,7 @@
         <w:rPr>
           <w:lang w:val="pt_PT" w:bidi="pt_PT"/>
         </w:rPr>
-        <w:t xml:space="preserve"> Salmaneser, rei da Assíria, subiu contra ele; Oseias tornou-se seu servo e lhe pagava tributo.</w:t>
+        <w:t xml:space="preserve"> Salmaneser, rei da Assíria, atacou Oseias, que se tornou seu servo e passou a lhe pagar tributo.</w:t>
       </w:r>
     </w:p>
     <w:p>
@@ -9983,7 +9983,7 @@
         <w:rPr>
           <w:lang w:val="pt_PT" w:bidi="pt_PT"/>
         </w:rPr>
-        <w:t xml:space="preserve"> Salmaneser, porém, descobriu que Oseias conspirava contra ele, pois havia enviado mensageiros a Sô, rei do Egito, e deixou de pagar os tributos. Então o prendeu e o pôs na prisão.</w:t>
+        <w:t xml:space="preserve"> Salmaneser, porém, descobriu que Oseias estava conspirando contra ele, pois tinha enviado mensageiros a Sô, rei do Egito, e deixado de pagar o tributo. Por isso, Salmaneser o prendeu e o lançou na prisão.</w:t>
       </w:r>
     </w:p>
     <w:p>
@@ -10025,7 +10025,7 @@
         <w:rPr>
           <w:lang w:val="pt_PT" w:bidi="pt_PT"/>
         </w:rPr>
-        <w:t xml:space="preserve"> No nono ano do reinado de Oseias, Samaria foi conquistada, e os israelitas, deportados para a Assíria. Foram estabelecidos em Hala, junto ao Habor, rio de Gozã, e nas cidades dos medos.</w:t>
+        <w:t xml:space="preserve"> No nono ano do reinado de Oseias, Samaria foi conquistada, e os israelitas foram deportados para a Assíria. Foram levados para Hala, junto ao rio Habor, em Gozã, e para as cidades dos medos.</w:t>
       </w:r>
     </w:p>
     <w:p>
@@ -10046,7 +10046,7 @@
         <w:rPr>
           <w:lang w:val="pt_PT" w:bidi="pt_PT"/>
         </w:rPr>
-        <w:t xml:space="preserve"> Isso aconteceu porque os israelitas pecaram contra o SENHOR, seu Deus, que os havia libertado do poder do faraó, tirando-os do Egito. Eles passaram a adorar outros deuses</w:t>
+        <w:t xml:space="preserve"> Isso aconteceu porque os israelitas pecaram contra o SENHOR, seu Deus, que os havia libertado do poder do faraó no Egito. Eles passaram a adorar outros deuses</w:t>
       </w:r>
     </w:p>
     <w:p>
@@ -10088,7 +10088,7 @@
         <w:rPr>
           <w:lang w:val="pt_PT" w:bidi="pt_PT"/>
         </w:rPr>
-        <w:t xml:space="preserve"> Encobriram coisas que não eram corretas diante do SENHOR, seu Deus, e edificaram lugares altos em todas as suas cidades, desde a torre dos vigias até a cidade fortificada.</w:t>
+        <w:t xml:space="preserve"> O povo de Israel fez secretamente coisas que não agradavam ao SENHOR, o seu Deus. Eles construíram altares para outros deuses em todas as suas cidades, desde as menores vilas até as maiores cidades fortificadas.</w:t>
       </w:r>
     </w:p>
     <w:p>
@@ -10172,7 +10172,7 @@
         <w:rPr>
           <w:lang w:val="pt_PT" w:bidi="pt_PT"/>
         </w:rPr>
-        <w:t xml:space="preserve"> Por meio de todos os profetas e de todos os videntes, o SENHOR advertiu Israel e Judá: “Convertam-se de seus maus caminhos e guardem meus mandamentos e estatutos, conforme toda a Lei que entreguei aos seus antepassados por meio dos profetas, meus servos”.</w:t>
+        <w:t xml:space="preserve"> Por meio de todos os profetas e de todos os videntes, o SENHOR advertiu Israel e Judá: “Convertam-se de seus maus caminhos e guardem meus mandamentos e estatutos, conforme toda a lei que entreguei aos seus antepassados por meio dos profetas, meus servos”.</w:t>
       </w:r>
     </w:p>
     <w:p>
@@ -10193,7 +10193,7 @@
         <w:rPr>
           <w:lang w:val="pt_PT" w:bidi="pt_PT"/>
         </w:rPr>
-        <w:t xml:space="preserve"> Contudo, eles não deram ouvidos; tornaram-se obstinados como seus antepassados, que não creram no SENHOR.</w:t>
+        <w:t xml:space="preserve"> Contudo, eles não deram ouvidos. Tornaram-se obstinados como seus antepassados, que não creram no SENHOR.</w:t>
       </w:r>
     </w:p>
     <w:p>
@@ -10214,7 +10214,7 @@
         <w:rPr>
           <w:lang w:val="pt_PT" w:bidi="pt_PT"/>
         </w:rPr>
-        <w:t xml:space="preserve"> Rejeitaram os estatutos, a aliança feita com seus antepassados e os testemunhos do SENHOR, com os quais os havia advertido; seguiram a vaidade e se tornaram inúteis, imitando as nações ao redor, acerca das quais o SENHOR havia ordenado que não agissem como elas.</w:t>
+        <w:t xml:space="preserve"> Rejeitaram os mandamentos do SENHOR, a aliança com seus antepassados e os testemunhos com que ele os advertia. Seguiram coisas sem valor e se tornaram inúteis, imitando as nações ao redor, que o SENHOR havia proibido que imitassem.</w:t>
       </w:r>
     </w:p>
     <w:p>
@@ -10235,7 +10235,7 @@
         <w:rPr>
           <w:lang w:val="pt_PT" w:bidi="pt_PT"/>
         </w:rPr>
-        <w:t xml:space="preserve"> Deixaram de lado todos os mandamentos do SENHOR, seu Deus, e fizeram dois bezerros de metal; levantaram um poste de Aserá, adoraram os astros do céu e serviram a Baal.</w:t>
+        <w:t xml:space="preserve"> Deixaram de lado todos os mandamentos do SENHOR, seu Deus, e fizeram dois bezerros de metal. Levantaram um poste de Aserá, adoraram os astros do céu e serviram a Baal.</w:t>
       </w:r>
     </w:p>
     <w:p>
@@ -10277,7 +10277,7 @@
         <w:rPr>
           <w:lang w:val="pt_PT" w:bidi="pt_PT"/>
         </w:rPr>
-        <w:t xml:space="preserve"> Por isso, o SENHOR se indignou muito contra Israel e o afastou de diante de sua face; restou apenas a tribo de Judá.</w:t>
+        <w:t xml:space="preserve"> Por isso, o SENHOR ficou muito irado com Israel e os afastou de sua presença. Restou apenas o reino de Judá.</w:t>
       </w:r>
     </w:p>
     <w:p>
@@ -10319,7 +10319,7 @@
         <w:rPr>
           <w:lang w:val="pt_PT" w:bidi="pt_PT"/>
         </w:rPr>
-        <w:t xml:space="preserve"> Assim, o SENHOR rejeitou toda a descendência de Israel, afligiu-a e a entregou nas mãos de saqueadores, até expulsá-la de diante de sua face.</w:t>
+        <w:t xml:space="preserve"> Assim, o SENHOR rejeitou toda a descendência de Israel, trouxe sofrimento sobre eles e os entregou aos inimigos, até removê-los de sua presença.</w:t>
       </w:r>
     </w:p>
     <w:p>
@@ -10340,7 +10340,7 @@
         <w:rPr>
           <w:lang w:val="pt_PT" w:bidi="pt_PT"/>
         </w:rPr>
-        <w:t xml:space="preserve"> Quando separou Israel da casa de Davi, os israelitas proclamaram Jeroboão, filho de Nebate, rei; e Jeroboão desviou Israel de seguir o SENHOR e o fez cometer grande pecado.</w:t>
+        <w:t xml:space="preserve"> Israel se separou do reino de Davi e proclamou Jeroboão, filho de Nebate, como rei. Jeroboão levou Israel a pecar e a se afastar do SENHOR.</w:t>
       </w:r>
     </w:p>
     <w:p>
@@ -10382,7 +10382,7 @@
         <w:rPr>
           <w:lang w:val="pt_PT" w:bidi="pt_PT"/>
         </w:rPr>
-        <w:t xml:space="preserve"> até que o SENHOR removeu Israel de diante de sua face, como havia falado por meio de todos os profetas, seus servos; assim, Israel foi deportado de sua terra para a Assíria, onde permanece até hoje.</w:t>
+        <w:t xml:space="preserve"> até que o SENHOR removeu Israel de diante de sua presença, como havia dito por meio dos profetas. Assim, Israel foi levado da sua terra para a Assíria, onde permanece até hoje.</w:t>
       </w:r>
     </w:p>
     <w:p>
@@ -10424,7 +10424,7 @@
         <w:rPr>
           <w:lang w:val="pt_PT" w:bidi="pt_PT"/>
         </w:rPr>
-        <w:t xml:space="preserve"> No início, elas não temiam o SENHOR; então, o SENHOR enviou para lá leões, que mataram algumas delas.</w:t>
+        <w:t xml:space="preserve"> No início, elas não temiam o SENHOR. Então, o SENHOR enviou para lá leões, que mataram algumas delas.</w:t>
       </w:r>
     </w:p>
     <w:p>
@@ -10445,7 +10445,7 @@
         <w:rPr>
           <w:lang w:val="pt_PT" w:bidi="pt_PT"/>
         </w:rPr>
-        <w:t xml:space="preserve"> Então o rei da Assíria foi informado de que aquelas pessoas trazidas por ele para morar nas cidades de Samaria não conheciam as exigências do Deus daquela terra.</w:t>
+        <w:t xml:space="preserve"> Então o rei da Assíria foi informado de que aquelas pessoas não sabiam como servir o Deus daquela terra.</w:t>
       </w:r>
     </w:p>
     <w:p>
@@ -10466,7 +10466,7 @@
         <w:rPr>
           <w:lang w:val="pt_PT" w:bidi="pt_PT"/>
         </w:rPr>
-        <w:t xml:space="preserve"> Ele ordenou: “Levem para lá um dos sacerdotes trazidos de lá; que ele vá, habite ali e lhes ensine o costume do Deus da terra”.</w:t>
+        <w:t xml:space="preserve"> Ele ordenou: “Levem para lá um dos sacerdotes trazidos de lá; que ele vá, habite ali e ensine a elas o costume do Deus da terra”.</w:t>
       </w:r>
     </w:p>
     <w:p>
@@ -10487,7 +10487,7 @@
         <w:rPr>
           <w:lang w:val="pt_PT" w:bidi="pt_PT"/>
         </w:rPr>
-        <w:t xml:space="preserve"> Um sacerdote voltou a Betel e passou a instruí-los sobre como temer o SENHOR.</w:t>
+        <w:t xml:space="preserve"> Um sacerdote voltou a Betel e passou a ensinar ao povo como temer o SENHOR.</w:t>
       </w:r>
     </w:p>
     <w:p>
@@ -10529,7 +10529,7 @@
         <w:rPr>
           <w:lang w:val="pt_PT" w:bidi="pt_PT"/>
         </w:rPr>
-        <w:t xml:space="preserve"> Cada grupo adorava suas divindades: Sucote-Benote para os da Babilônia; Nergal para os de Cuta; Asima para os de Hamate;</w:t>
+        <w:t xml:space="preserve"> Cada grupo adorava seus próprios deuses: Sucote-Benote para os da Babilônia; Nergal para os de Cuta; Asima para os de Hamate;</w:t>
       </w:r>
     </w:p>
     <w:p>
@@ -10550,7 +10550,7 @@
         <w:rPr>
           <w:lang w:val="pt_PT" w:bidi="pt_PT"/>
         </w:rPr>
-        <w:t xml:space="preserve"> Nibaz e Tartaque para os aveus; Adrameleque e Anameleque para os sefarvitas, que chegaram a sacrificar seus filhos no fogo para eles.</w:t>
+        <w:t xml:space="preserve"> Nibaz e Tartaque para os aveus; Adrameleque e Anameleque para os sefarvitas, que até sacrificavam seus filhos no fogo a esses deuses.</w:t>
       </w:r>
     </w:p>
     <w:p>
@@ -10571,7 +10571,7 @@
         <w:rPr>
           <w:lang w:val="pt_PT" w:bidi="pt_PT"/>
         </w:rPr>
-        <w:t xml:space="preserve"> Temiam o SENHOR, mas constituíam dentre si sacerdotes para os lugares altos, que oficiavam por eles nos templos dos lugares altos.</w:t>
+        <w:t xml:space="preserve"> Eles adoravam o SENHOR, mas também escolhiam qualquer pessoa para servir como sacerdote e fazer sacrifícios por eles nos altares no alto das colinas.</w:t>
       </w:r>
     </w:p>
     <w:p>
@@ -10592,7 +10592,7 @@
         <w:rPr>
           <w:lang w:val="pt_PT" w:bidi="pt_PT"/>
         </w:rPr>
-        <w:t xml:space="preserve"> Assim, adoravam o SENHOR e, ao mesmo tempo, serviam aos seus próprios deuses.</w:t>
+        <w:t xml:space="preserve"> Eles adoravam o SENHOR, mas ao mesmo tempo serviam aos seus próprios deuses.</w:t>
       </w:r>
     </w:p>
     <w:p>
@@ -10613,7 +10613,7 @@
         <w:rPr>
           <w:lang w:val="pt_PT" w:bidi="pt_PT"/>
         </w:rPr>
-        <w:t xml:space="preserve"> Até hoje eles mantêm seus antigos costumes: não temem o SENHOR nem praticam os estatutos, as ordenanças, a Lei e o mandamento que o SENHOR ordenou aos filhos de Jacó, chamado Israel.</w:t>
+        <w:t xml:space="preserve"> Até hoje eles seguem seus antigos costumes. Não temem o SENHOR nem obedecem aos mandamentos, leis e instruções que ele deu aos descendentes de Jacó, chamado Israel.</w:t>
       </w:r>
     </w:p>
     <w:p>
@@ -10634,7 +10634,7 @@
         <w:rPr>
           <w:lang w:val="pt_PT" w:bidi="pt_PT"/>
         </w:rPr>
-        <w:t xml:space="preserve"> O SENHOR deu esta ordem aos israelitas quando fez uma aliança com eles: "Não temam outros deuses, não se inclinem diante deles, não sirvam e não ofereçam sacrifícios a eles.</w:t>
+        <w:t xml:space="preserve"> O SENHOR deu esta ordem aos israelitas quando fez uma aliança com eles: “Não temam outros deuses, não se inclinem diante deles, não sirvam e não ofereçam sacrifícios a eles.</w:t>
       </w:r>
     </w:p>
     <w:p>
@@ -10655,7 +10655,7 @@
         <w:rPr>
           <w:lang w:val="pt_PT" w:bidi="pt_PT"/>
         </w:rPr>
-        <w:t xml:space="preserve"> Mas ao SENHOR, que fez vocês subirem da terra do Egito com grande poder e braço estendido, a ele temerão, a ele se inclinarão e a ele oferecerão sacrifícios.</w:t>
+        <w:t xml:space="preserve"> Mas temam o SENHOR, que fez vocês subirem da terra do Egito com grande poder e braço estendido, a ele temerão, a ele se inclinarão e a ele oferecerão sacrifícios.</w:t>
       </w:r>
     </w:p>
     <w:p>
@@ -10676,7 +10676,7 @@
         <w:rPr>
           <w:lang w:val="pt_PT" w:bidi="pt_PT"/>
         </w:rPr>
-        <w:t xml:space="preserve"> E observem todos os dias os estatutos, as ordenanças, a lei e o mandamento que ele lhes deu; e não temam outros deuses.</w:t>
+        <w:t xml:space="preserve"> E observem todos os dias os estatutos, as ordenanças, a lei e o mandamento que ele lhes deu, e não temam outros deuses.</w:t>
       </w:r>
     </w:p>
     <w:p>
@@ -10697,7 +10697,7 @@
         <w:rPr>
           <w:lang w:val="pt_PT" w:bidi="pt_PT"/>
         </w:rPr>
-        <w:t xml:space="preserve"> Não se esqueçam da aliança que fiz com vocês; e não temam outros deuses.</w:t>
+        <w:t xml:space="preserve"> Não se esqueçam da aliança que fiz com vocês. Não sirvam a outros deuses.</w:t>
       </w:r>
     </w:p>
     <w:p>
@@ -10718,7 +10718,7 @@
         <w:rPr>
           <w:lang w:val="pt_PT" w:bidi="pt_PT"/>
         </w:rPr>
-        <w:t xml:space="preserve"> Contudo, temam ao SENHOR, seu Deus, e ele os livrará das mãos dos inimigos de vocês.</w:t>
+        <w:t xml:space="preserve"> Contudo, temam o SENHOR, seu Deus, e ele os livrará das mãos dos inimigos de vocês”.</w:t>
       </w:r>
     </w:p>
     <w:p>
@@ -10739,7 +10739,7 @@
         <w:rPr>
           <w:lang w:val="pt_PT" w:bidi="pt_PT"/>
         </w:rPr>
-        <w:t xml:space="preserve"> Mas eles não deram ouvidos e continuaram com suas práticas antigas.</w:t>
+        <w:t xml:space="preserve"> Mas eles não deram ouvidos e continuaram com suas antigas práticas.</w:t>
       </w:r>
     </w:p>
     <w:p>
@@ -10760,7 +10760,7 @@
         <w:rPr>
           <w:lang w:val="pt_PT" w:bidi="pt_PT"/>
         </w:rPr>
-        <w:t xml:space="preserve"> Essas nações temiam o SENHOR e, ao mesmo tempo, serviam aos seus ídolos. Seus descendentes continuam a fazer o mesmo até hoje.</w:t>
+        <w:t xml:space="preserve"> Esses povos temiam o SENHOR, mas também adoravam ídolos. Seus descendentes continuam a fazer o mesmo até hoje.</w:t>
       </w:r>
     </w:p>
     <w:p>
@@ -10860,7 +10860,7 @@
         <w:rPr>
           <w:lang w:val="pt_PT" w:bidi="pt_PT"/>
         </w:rPr>
-        <w:t xml:space="preserve"> Eliminou os lugares altos, quebrou as colunas sagradas e derrubou os postes de Aserá. Também fez em pedaços a serpente de bronze feita por Moisés, pois até então os israelitas ofereciam incenso a ela; ela se chamava Neustã.</w:t>
+        <w:t xml:space="preserve"> Eliminou os lugares altos, quebrou as colunas sagradas, derrubou os postes de Aserá e despedaçou a serpente de bronze feita por Moisés, pois até então os israelitas ofereciam incenso a ela. Ela se chamava Neustã.</w:t>
       </w:r>
     </w:p>
     <w:p>
@@ -10923,7 +10923,7 @@
         <w:rPr>
           <w:lang w:val="pt_PT" w:bidi="pt_PT"/>
         </w:rPr>
-        <w:t xml:space="preserve"> O SENHOR estava com ele, e tudo o que empreendia prosperava. Ele se rebelou contra o rei da Assíria e deixou de lhe servir.</w:t>
+        <w:t xml:space="preserve"> O SENHOR estava com ele, e tudo o que ele empreendia prosperava. Ele se rebelou contra o rei da Assíria e deixou de lhe servir.</w:t>
       </w:r>
     </w:p>
     <w:p>
@@ -10965,7 +10965,7 @@
         <w:rPr>
           <w:lang w:val="pt_PT" w:bidi="pt_PT"/>
         </w:rPr>
-        <w:t xml:space="preserve"> Salmaneser, rei da Assíria, no quarto ano do reinado de Ezequias, que correspondia ao sétimo ano do reinado de Oseias, filho de Elá, rei de Israel, avançou contra Samaria e a sitiou.</w:t>
+        <w:t xml:space="preserve"> Salmaneser, rei da Assíria, atacou Samaria no quarto ano do reinado de Ezequias e no sétimo ano do reinado de Oseias, filho de Elá, rei de Israel. Ele cercou a cidade.</w:t>
       </w:r>
     </w:p>
     <w:p>
@@ -10986,7 +10986,7 @@
         <w:rPr>
           <w:lang w:val="pt_PT" w:bidi="pt_PT"/>
         </w:rPr>
-        <w:t xml:space="preserve"> Ao fim de três anos, os assírios tomaram a cidade; no sexto ano do reinado de Ezequias, que correspondia ao nono ano de reinado de Oseias, rei de Israel, Samaria foi tomada.</w:t>
+        <w:t xml:space="preserve"> Depois de três anos de cerco, no sexto ano de Ezequias e no nono ano de Oseias, rei de Israel, Samaria foi tomada.</w:t>
       </w:r>
     </w:p>
     <w:p>
@@ -11028,7 +11028,7 @@
         <w:rPr>
           <w:lang w:val="pt_PT" w:bidi="pt_PT"/>
         </w:rPr>
-        <w:t xml:space="preserve"> porque não obedeceram à voz do SENHOR, seu Deus, mas transgrediram sua aliança e tudo o que Moisés, servo do SENHOR, havia ordenado; não deram ouvidos nem obedeceram.</w:t>
+        <w:t xml:space="preserve"> porque não obedeceram à voz do SENHOR, seu Deus, mas transgrediram sua aliança e tudo o que Moisés, servo do SENHOR, havia ordenado. Eles não deram ouvidos nem obedeceram.</w:t>
       </w:r>
     </w:p>
     <w:p>
@@ -11070,7 +11070,7 @@
         <w:rPr>
           <w:lang w:val="pt_PT" w:bidi="pt_PT"/>
         </w:rPr>
-        <w:t xml:space="preserve"> Então Ezequias, rei de Judá, enviou a seguinte mensagem ao rei da Assíria, que estava em Láquis: “Errei. Se você se retirar, eu pagarei o que você me impuser”. O rei da Assíria impôs a Ezequias 10.500 quilos de prata e 1.050 quilos de ouro.</w:t>
+        <w:t xml:space="preserve"> Ezequias, rei de Judá, enviou a seguinte mensagem ao rei da Assíria, que estava em Láquis: “Errei. Se você se retirar, eu pagarei o que você exigir”. O rei da Assíria exigiu 10.500 quilos de prata e 1.050 quilos de ouro.</w:t>
       </w:r>
     </w:p>
     <w:p>
@@ -11091,7 +11091,7 @@
         <w:rPr>
           <w:lang w:val="pt_PT" w:bidi="pt_PT"/>
         </w:rPr>
-        <w:t xml:space="preserve"> Ezequias entregou toda a prata encontrada no templo do SENHOR e no tesouro do palácio real.</w:t>
+        <w:t xml:space="preserve"> Ezequias entregou toda a prata encontrada no templo do SENHOR e no tesouro do palácio.</w:t>
       </w:r>
     </w:p>
     <w:p>
@@ -11133,7 +11133,7 @@
         <w:rPr>
           <w:lang w:val="pt_PT" w:bidi="pt_PT"/>
         </w:rPr>
-        <w:t xml:space="preserve"> Contudo, de Láquis, o rei da Assíria enviou Tartã, Rabe-Saris e o Rabsaqué [seus três mais altos oficiais], com um grande exército, ao rei Ezequias, em Jerusalém; quando chegaram a Jerusalém, pararam junto ao canal do açude superior, na estrada do campo do Lavandeiro.</w:t>
+        <w:t xml:space="preserve"> Contudo, de Láquis, o rei da Assíria enviou seus três mais altos oficiais, com um grande exército, ao rei Ezequias, em Jerusalém. Quando chegaram a Jerusalém, pararam junto ao canal do açude superior, na estrada do campo do Lavandeiro.</w:t>
       </w:r>
     </w:p>
     <w:p>
@@ -11154,7 +11154,7 @@
         <w:rPr>
           <w:lang w:val="pt_PT" w:bidi="pt_PT"/>
         </w:rPr>
-        <w:t xml:space="preserve"> Chamaram pelo rei, mas saíram ao encontro deles Eliaquim, filho de Hilquias, que era o administrador do palácio; Sebna, o secretário; e Joá, filho de Asafe, que era o arquivista.</w:t>
+        <w:t xml:space="preserve"> Chamaram pelo rei, mas saíram ao encontro deles Eliaquim, filho de Hilquias, encarregado do palácio; Sebna, o secretário real, e Joá, filho de Asafe, historiador do reino.</w:t>
       </w:r>
     </w:p>
     <w:p>
@@ -11175,7 +11175,7 @@
         <w:rPr>
           <w:lang w:val="pt_PT" w:bidi="pt_PT"/>
         </w:rPr>
-        <w:t xml:space="preserve"> Rabsaqué declarou: “Digam a Ezequias o seguinte: O grande rei, o rei da Assíria, diz: Em que você deposita sua segurança?</w:t>
+        <w:t xml:space="preserve"> Um dos oficiais assírios declarou: “Digam a Ezequias o seguinte: O grande rei, o rei da Assíria, diz: Em que você deposita sua segurança?</w:t>
       </w:r>
     </w:p>
     <w:p>
@@ -11217,7 +11217,7 @@
         <w:rPr>
           <w:lang w:val="pt_PT" w:bidi="pt_PT"/>
         </w:rPr>
-        <w:t xml:space="preserve"> No Egito? Ele é como uma vara lascada: quem se apoia nela acaba com a mão ferida. Assim é o faraó, rei do Egito, para todos os que confiam nele.</w:t>
+        <w:t xml:space="preserve"> No Egito? Ele é como uma vara rachada: quem se apoia nela acaba ferindo a própria mão. Assim é o faraó, rei do Egito, para todos os que confiam nele.</w:t>
       </w:r>
     </w:p>
     <w:p>
@@ -11238,7 +11238,7 @@
         <w:rPr>
           <w:lang w:val="pt_PT" w:bidi="pt_PT"/>
         </w:rPr>
-        <w:t xml:space="preserve"> Mas, se vocês disserem: ‘Confiamos no SENHOR, nosso Deus’, ele não é aquele cujos lugares altos e altares foram removidos por Ezequias, ordenando a Judá e a Jerusalém: ‘Diante deste altar vocês adorarão em Jerusalém’?</w:t>
+        <w:t xml:space="preserve"> Mas, se vocês disserem: ‘Confiamos no SENHOR, nosso Deus’, não é ele o Deus que Ezequias insultou ao remover os lugares altos e os altares, ordenando a Judá e a Jerusalém que adorassem somente diante deste altar em Jerusalém’?</w:t>
       </w:r>
     </w:p>
     <w:p>
@@ -11259,7 +11259,7 @@
         <w:rPr>
           <w:lang w:val="pt_PT" w:bidi="pt_PT"/>
         </w:rPr>
-        <w:t xml:space="preserve"> Façam, então, um acordo com meu senhor, o rei da Assíria: eu lhes darei dois mil cavalos, se puderem encontrar cavaleiros para montá-los.</w:t>
+        <w:t xml:space="preserve"> Faça, então, um acordo com meu senhor, o rei da Assíria: eu lhe darei dois mil cavalos, se puder encontrar cavaleiros para montá-los.</w:t>
       </w:r>
     </w:p>
     <w:p>
@@ -11280,7 +11280,7 @@
         <w:rPr>
           <w:lang w:val="pt_PT" w:bidi="pt_PT"/>
         </w:rPr>
-        <w:t xml:space="preserve"> Como poderiam repelir até mesmo o menor dos oficiais do meu senhor, confiando em carros e cavaleiros do Egito?</w:t>
+        <w:t xml:space="preserve"> Como você pode desafiar até mesmo o menor dos oficiais do meu senhor, confiando em carros e cavaleiros do Egito?</w:t>
       </w:r>
     </w:p>
     <w:p>
@@ -11301,7 +11301,7 @@
         <w:rPr>
           <w:lang w:val="pt_PT" w:bidi="pt_PT"/>
         </w:rPr>
-        <w:t xml:space="preserve"> Vocês pensam que subi contra esta terra sem a aprovação do SENHOR? O próprio SENHOR me disse: ‘Avance contra esta terra e destrua-a’”.</w:t>
+        <w:t xml:space="preserve"> Você acha que subi contra este lugar sem a vontade do SENHOR? O SENHOR me disse: ‘Avance contra esta terra e a destrua’”.</w:t>
       </w:r>
     </w:p>
     <w:p>
@@ -11322,7 +11322,7 @@
         <w:rPr>
           <w:lang w:val="pt_PT" w:bidi="pt_PT"/>
         </w:rPr>
-        <w:t xml:space="preserve"> Então Eliaquim, filho de Hilquias, Sebna e Joá disseram ao comandante: “Por favor, fale com seus servos em aramaico, pois o compreendemos. Não fale em hebraico, para que o povo sobre os muros não entenda”.</w:t>
+        <w:t xml:space="preserve"> Então Eliaquim, filho de Hilquias, Sebna e Joá disseram ao oficial: “Por favor, fale com seus servos em aramaico, pois o compreendemos. Não fale em hebraico, porque o povo sobre os muros irá entendê-lo”.</w:t>
       </w:r>
     </w:p>
     <w:p>
@@ -11343,7 +11343,7 @@
         <w:rPr>
           <w:lang w:val="pt_PT" w:bidi="pt_PT"/>
         </w:rPr>
-        <w:t xml:space="preserve"> Mas Rabsaqué respondeu: “Vocês acham que meu senhor me enviou para falar apenas a vocês e ao seu rei? Ele não me enviou também aos homens que estão nos muros, que, junto com vocês, terão de comer seus próprios excrementos e beber sua própria urina?”.</w:t>
+        <w:t xml:space="preserve"> Mas o oficial respondeu: “Meu senhor não me enviou apenas a vocês e ao seu rei. Ele me enviou também às pessoas que estão sobre os muros, que sofrerão com vocês, tendo de comer as próprias fezes e beber a própria urina”.</w:t>
       </w:r>
     </w:p>
     <w:p>
@@ -11385,7 +11385,7 @@
         <w:rPr>
           <w:lang w:val="pt_PT" w:bidi="pt_PT"/>
         </w:rPr>
-        <w:t xml:space="preserve"> O rei diz o seguinte: Não se deixem enganar por Ezequias; ele não poderá livrá-los da minha mão.</w:t>
+        <w:t xml:space="preserve"> O rei diz o seguinte: Não se deixem enganar por Ezequias. Ele não poderá livrá-los da minha mão.</w:t>
       </w:r>
     </w:p>
     <w:p>
@@ -11406,7 +11406,7 @@
         <w:rPr>
           <w:lang w:val="pt_PT" w:bidi="pt_PT"/>
         </w:rPr>
-        <w:t xml:space="preserve"> Não permitam que ele os faça confiar no SENHOR, dizendo: ‘Certamente o SENHOR nos livrará; esta cidade não será entregue ao rei da Assíria’.</w:t>
+        <w:t xml:space="preserve"> Não permitam que ele os faça confiar no SENHOR, dizendo: ‘Certamente o SENHOR nos livrará. Esta cidade não será entregue ao rei da Assíria’.</w:t>
       </w:r>
     </w:p>
     <w:p>
@@ -11427,7 +11427,7 @@
         <w:rPr>
           <w:lang w:val="pt_PT" w:bidi="pt_PT"/>
         </w:rPr>
-        <w:t xml:space="preserve"> Não ouçam Ezequias. O rei da Assíria diz o seguinte: Façam um acordo comigo e se rendam. Assim cada um comerá de sua vinha e de sua figueira, e beberá das águas de sua cisterna,</w:t>
+        <w:t xml:space="preserve"> Não ouçam Ezequias. O rei da Assíria diz o seguinte: Façam um acordo comigo e se rendam. Assim cada um comerá da sua vinha e da sua figueira, e beberá das águas da sua cisterna,</w:t>
       </w:r>
     </w:p>
     <w:p>
@@ -11448,7 +11448,7 @@
         <w:rPr>
           <w:lang w:val="pt_PT" w:bidi="pt_PT"/>
         </w:rPr>
-        <w:t xml:space="preserve"> até que eu venha e os leve para uma terra como a de vocês: terra de cereais, de vinho, de pão e de vinhas, de oliveiras e de mel. Assim vocês viverão e não morrerão. Não se deixem enganar quando Ezequias disser: ‘O SENHOR nos salvará’.</w:t>
+        <w:t xml:space="preserve"> até que eu venha e os leve para uma terra como a de vocês: uma terra de cereais, vinho, pão, vinhas, oliveiras e mel. Assim vocês viverão e não morrerão. Não se deixem enganar quando Ezequias disser: ‘O SENHOR nos salvará’.</w:t>
       </w:r>
     </w:p>
     <w:p>
@@ -11469,7 +11469,7 @@
         <w:rPr>
           <w:lang w:val="pt_PT" w:bidi="pt_PT"/>
         </w:rPr>
-        <w:t xml:space="preserve"> Os deuses das nações conseguiram livrar a sua terra das mãos do rei da Assíria?</w:t>
+        <w:t xml:space="preserve"> Os deuses de outras nações conseguiram livrar o povo das mãos do rei da Assíria?</w:t>
       </w:r>
     </w:p>
     <w:p>
@@ -11511,7 +11511,7 @@
         <w:rPr>
           <w:lang w:val="pt_PT" w:bidi="pt_PT"/>
         </w:rPr>
-        <w:t xml:space="preserve"> Qual desses deuses livrou a terra de vocês das minhas mãos? Como, então, o SENHOR poderá livrar Jerusalém do meu poder?”.</w:t>
+        <w:t xml:space="preserve"> Qual desses deuses livrou o povo das minhas mãos? Como, então, o SENHOR poderá livrar Jerusalém do meu poder?”.</w:t>
       </w:r>
     </w:p>
     <w:p>
@@ -11553,7 +11553,7 @@
         <w:rPr>
           <w:lang w:val="pt_PT" w:bidi="pt_PT"/>
         </w:rPr>
-        <w:t xml:space="preserve"> Então o administrador Eliaquim, filho de Hilquias, o secretário Sebna e o arquivista Joá, filho de Asafe, voltaram a Ezequias com as roupas rasgadas e contaram tudo o que o Rabsaqué havia dito.</w:t>
+        <w:t xml:space="preserve"> Então Eliaquim, filho de Hilquias, encarregado do palácio; Sebna, o secretário real; e Joá, filho de Asafe, historiador do reino, voltaram a Ezequias com as roupas rasgadas e contaram tudo o que o oficial tinha dito.</w:t>
       </w:r>
     </w:p>
     <w:p>
@@ -11590,7 +11590,7 @@
         <w:rPr>
           <w:lang w:val="pt_PT" w:bidi="pt_PT"/>
         </w:rPr>
-        <w:t xml:space="preserve"> Quando o rei Ezequias ouviu o que eles contaram, rasgou as suas roupas, vestiu pano de saco e entrou na casa do SENHOR.</w:t>
+        <w:t xml:space="preserve"> Quando o rei Ezequias ouviu o que eles contaram, rasgou as suas roupas, vestiu pano de saco e entrou no templo do SENHOR.</w:t>
       </w:r>
     </w:p>
     <w:p>
@@ -11611,7 +11611,7 @@
         <w:rPr>
           <w:lang w:val="pt_PT" w:bidi="pt_PT"/>
         </w:rPr>
-        <w:t xml:space="preserve"> Enviou o administrador do palácio Eliaquim, o secretário Sebna e os sacerdotes mais velhos, todos usando pano de saco, ao profeta Isaías, filho de Amoz,</w:t>
+        <w:t xml:space="preserve"> Enviou Eliaquim, o encarregado do palácio, Sebna, o secretário real, e os sacerdotes mais velhos, todos usando pano de saco, ao profeta Isaías, filho de Amoz,</w:t>
       </w:r>
     </w:p>
     <w:p>
@@ -11632,7 +11632,7 @@
         <w:rPr>
           <w:lang w:val="pt_PT" w:bidi="pt_PT"/>
         </w:rPr>
-        <w:t xml:space="preserve"> dizendo: “Ezequias diz: ‘Hoje é dia de aflição, de repreensão e de vergonha, porque chegou a hora de os filhos nascerem, mas a mulher não tem forças para dar à luz.</w:t>
+        <w:t xml:space="preserve"> dizendo: “Ezequias diz: ‘Hoje é um dia de aflição, de castigo e de vergonha, como quando chega a hora de nascer uma criança, mas a mãe não tem forças para dar à luz.</w:t>
       </w:r>
     </w:p>
     <w:p>
@@ -11653,7 +11653,7 @@
         <w:rPr>
           <w:lang w:val="pt_PT" w:bidi="pt_PT"/>
         </w:rPr>
-        <w:t xml:space="preserve"> Talvez o SENHOR, seu Deus, ouça tudo o que disse Rabsaqué, enviado pelo senhor dele, o rei da Assíria, para afrontar o Deus vivo, e o repreenda pelo que o SENHOR, seu Deus, ouviu. Eleve, pois, oração pelo restante que ainda sobrevive’”.</w:t>
+        <w:t xml:space="preserve"> Talvez o SENHOR, seu Deus, tenha ouvido tudo o que o oficial assírio, enviado pelo rei da Assíria para desafiar o Deus vivo, disse e o repreenda pelo que ouviu. Por isso, faça oração pelo resto do povo que ainda está vivo’”.</w:t>
       </w:r>
     </w:p>
     <w:p>
@@ -11674,7 +11674,7 @@
         <w:rPr>
           <w:lang w:val="pt_PT" w:bidi="pt_PT"/>
         </w:rPr>
-        <w:t xml:space="preserve"> Quando os oficiais do rei já estavam com o profeta Isaías,</w:t>
+        <w:t xml:space="preserve"> Quando os oficiais do rei Ezequias já estavam com o profeta Isaías,</w:t>
       </w:r>
     </w:p>
     <w:p>
@@ -11695,7 +11695,7 @@
         <w:rPr>
           <w:lang w:val="pt_PT" w:bidi="pt_PT"/>
         </w:rPr>
-        <w:t xml:space="preserve"> ele respondeu: “Vocês dirão ao rei: ‘O SENHOR diz: Não tema as palavras que você ouviu, com as quais os servos do rei da Assíria me afrontaram”.</w:t>
+        <w:t xml:space="preserve"> ele respondeu: “Vocês dirão ao rei: ‘Assim diz o SENHOR: Não tenha medo das palavras que você ouviu, com as quais os servos do rei da Assíria me insultaram.</w:t>
       </w:r>
     </w:p>
     <w:p>
@@ -11716,7 +11716,7 @@
         <w:rPr>
           <w:lang w:val="pt_PT" w:bidi="pt_PT"/>
         </w:rPr>
-        <w:t xml:space="preserve"> Porei nele um espírito; ao ouvir certa notícia, ele voltará para sua própria terra, e ali o farei cair pela espada’”.</w:t>
+        <w:t xml:space="preserve"> Colocarei nele um espírito que o fará voltar para sua própria terra, ao ouvir certa notícia, e ali o farei cair pela espada’”.</w:t>
       </w:r>
     </w:p>
     <w:p>
@@ -11737,7 +11737,7 @@
         <w:rPr>
           <w:lang w:val="pt_PT" w:bidi="pt_PT"/>
         </w:rPr>
-        <w:t xml:space="preserve"> Rabsaqué voltou e encontrou o rei da Assíria combatendo contra Libna, pois tinha saído de Láquis.</w:t>
+        <w:t xml:space="preserve"> O oficial assírio voltou e encontrou o rei da Assíria combatendo contra Libna, pois tinha saído de Láquis.</w:t>
       </w:r>
     </w:p>
     <w:p>
@@ -11779,7 +11779,7 @@
         <w:rPr>
           <w:lang w:val="pt_PT" w:bidi="pt_PT"/>
         </w:rPr>
-        <w:t xml:space="preserve"> “Vocês falarão a Ezequias, rei de Judá, o seguinte: ‘Que o Deus em quem você confia não o engane ao afirmar: Jerusalém não será entregue ao rei da Assíria.</w:t>
+        <w:t xml:space="preserve"> "Digam a Ezequias, rei de Judá: ‘Não deixe o Deus em quem você confia enganá-lo, dizendo que Jerusalém não será entregue ao rei da Assíria’.</w:t>
       </w:r>
     </w:p>
     <w:p>
@@ -11863,7 +11863,7 @@
         <w:rPr>
           <w:lang w:val="pt_PT" w:bidi="pt_PT"/>
         </w:rPr>
-        <w:t xml:space="preserve"> Ezequias leu a carta que recebeu das mãos dos mensageiros. Depois subiu à casa do SENHOR e a estendeu diante do SENHOR.</w:t>
+        <w:t xml:space="preserve"> Ezequias leu a carta que recebeu das mãos dos mensageiros. Depois foi ao templo do SENHOR e a estendeu diante do SENHOR.</w:t>
       </w:r>
     </w:p>
     <w:p>
@@ -11884,7 +11884,7 @@
         <w:rPr>
           <w:lang w:val="pt_PT" w:bidi="pt_PT"/>
         </w:rPr>
-        <w:t xml:space="preserve"> E orou: “Ó SENHOR, Deus de Israel, entronizado acima dos querubins, somente tu és Deus sobre todos os reinos da terra; tu fizeste os céus e a terra.</w:t>
+        <w:t xml:space="preserve"> E orou: “Ó SENHOR, Deus de Israel, entronizado acima dos querubins, somente tu és Deus sobre todos os reinos da terra. Tu fizeste os céus e a terra.</w:t>
       </w:r>
     </w:p>
     <w:p>
@@ -11905,7 +11905,7 @@
         <w:rPr>
           <w:lang w:val="pt_PT" w:bidi="pt_PT"/>
         </w:rPr>
-        <w:t xml:space="preserve"> Inclina teus ouvidos, SENHOR, e ouve; abre teus olhos, SENHOR, e vê; ouve tudo o que disse Senaqueribe, enviado para afrontar o Deus vivo.</w:t>
+        <w:t xml:space="preserve"> Inclina teus ouvidos, SENHOR, e ouve. Abre teus olhos, SENHOR, e vê. Ouve tudo o que disse Senaqueribe, enviado para afrontar o Deus vivo.</w:t>
       </w:r>
     </w:p>
     <w:p>
@@ -11947,7 +11947,7 @@
         <w:rPr>
           <w:lang w:val="pt_PT" w:bidi="pt_PT"/>
         </w:rPr>
-        <w:t xml:space="preserve"> e lançaram seus deuses no fogo; porque não eram deuses, mas obra humana, de madeira e de pedra, eles os destruíram.</w:t>
+        <w:t xml:space="preserve"> e lançaram seus deuses no fogo. Porque não eram deuses, mas obra humana, de madeira e de pedra, eles os destruíram.</w:t>
       </w:r>
     </w:p>
     <w:p>
@@ -11989,7 +11989,7 @@
         <w:rPr>
           <w:lang w:val="pt_PT" w:bidi="pt_PT"/>
         </w:rPr>
-        <w:t xml:space="preserve"> Então Isaías, filho de Amoz, enviou a seguinte mensagem a Ezequias: “Diz o SENHOR, o Deus de Israel: Ouvi a oração que você fez sobre Senaqueribe, rei da Assíria.</w:t>
+        <w:t xml:space="preserve"> Então Isaías, filho de Amoz, enviou a seguinte mensagem a Ezequias: “Diz o SENHOR, o Deus de Israel: Ouvi a oração que você fez sobre Senaqueribe, rei da Assíria’.</w:t>
       </w:r>
     </w:p>
     <w:p>
@@ -12010,7 +12010,7 @@
         <w:rPr>
           <w:lang w:val="pt_PT" w:bidi="pt_PT"/>
         </w:rPr>
-        <w:t xml:space="preserve"> Aqui está o que o SENHOR pronunciou contra ele: ‘A jovem virgem, filha de Sião, o despreza e zomba de você; a filha de Jerusalém balança a cabeça atrás de você.</w:t>
+        <w:t xml:space="preserve"> Esta é a palavra do SENHOR contra ele: ‘A virgem, filha de Sião, o despreza e zomba de você. A filha de Jerusalém meneia a cabeça atrás de você.</w:t>
       </w:r>
     </w:p>
     <w:p>
@@ -12052,7 +12052,7 @@
         <w:rPr>
           <w:lang w:val="pt_PT" w:bidi="pt_PT"/>
         </w:rPr>
-        <w:t xml:space="preserve"> Por meio de mensageiros você insultou o SENHOR e disse: Com a multidão dos meus carros subi aos cumes dos montes, às extremidades do Líbano; cortei seus cedros mais altos e seus ciprestes escolhidos; alcancei seus lugares mais distantes e sua floresta mais densa.</w:t>
+        <w:t xml:space="preserve"> Por meio de mensageiros você insultou o SENHOR e disse: Com a multidão dos meus carros subi aos cumes dos montes, às extremidades do Líbano. Cortei seus cedros mais altos e seus ciprestes escolhidos. Alcancei seus lugares mais distantes e sua floresta mais densa.</w:t>
       </w:r>
     </w:p>
     <w:p>
@@ -12073,7 +12073,7 @@
         <w:rPr>
           <w:lang w:val="pt_PT" w:bidi="pt_PT"/>
         </w:rPr>
-        <w:t xml:space="preserve"> Eu cavei poços em terras estrangeiras e bebi de suas águas; com a sola dos meus pés sequei todos os rios do cerco [o Egito].</w:t>
+        <w:t xml:space="preserve"> Cavei poços em terras estrangeiras e bebi de suas águas. Com a sola dos meus pés sequei todos os rios do Egito.</w:t>
       </w:r>
     </w:p>
     <w:p>
@@ -12094,7 +12094,7 @@
         <w:rPr>
           <w:lang w:val="pt_PT" w:bidi="pt_PT"/>
         </w:rPr>
-        <w:t xml:space="preserve"> Você não percebeu? Desde muito tempo eu determinei isso; desde dias antigos estabeleci o que agora faço acontecer: cidades fortificadas viram montes de ruínas.</w:t>
+        <w:t xml:space="preserve"> Você não percebeu? Há muito tempo eu planejei isso. Desde os dias antigos eu determinei que cidades fortificadas se tornariam montes de ruínas.</w:t>
       </w:r>
     </w:p>
     <w:p>
@@ -12115,7 +12115,7 @@
         <w:rPr>
           <w:lang w:val="pt_PT" w:bidi="pt_PT"/>
         </w:rPr>
-        <w:t xml:space="preserve"> Por isso seus habitantes perderam a força, ficaram assustados e humilhados; tornaram-se como erva do campo, como planta nova, como capim nos telhados, queimado antes de amadurecer.</w:t>
+        <w:t xml:space="preserve"> Por isso seus habitantes perderam a força, ficaram assustados e humilhados. Tornaram-se como erva do campo, como planta nova, como capim nos telhados, queimado antes de amadurecer.</w:t>
       </w:r>
     </w:p>
     <w:p>
@@ -12136,7 +12136,7 @@
         <w:rPr>
           <w:lang w:val="pt_PT" w:bidi="pt_PT"/>
         </w:rPr>
-        <w:t xml:space="preserve"> Mas eu conheço bem você: sei onde está, quando sai e quando entra; sei também da sua irritação contra mim.</w:t>
+        <w:t xml:space="preserve"> Mas eu conheço bem você: sei onde está, quando sai e quando entra. Sei também da sua irritação contra mim.</w:t>
       </w:r>
     </w:p>
     <w:p>
@@ -12157,7 +12157,7 @@
         <w:rPr>
           <w:lang w:val="pt_PT" w:bidi="pt_PT"/>
         </w:rPr>
-        <w:t xml:space="preserve"> Porque você se enfureceu contra mim e sua arrogância chegou aos meus ouvidos, colocarei meu gancho em seu nariz e meu freio em sua boca; farei você voltar pelo mesmo caminho por onde veio.</w:t>
+        <w:t xml:space="preserve"> Porque você se enfureceu contra mim e sua arrogância chegou aos meus ouvidos, eu o farei voltar pelo mesmo caminho por onde veio, como se fosse conduzido com um gancho no nariz e um freio na boca.</w:t>
       </w:r>
     </w:p>
     <w:p>
@@ -12178,7 +12178,7 @@
         <w:rPr>
           <w:lang w:val="pt_PT" w:bidi="pt_PT"/>
         </w:rPr>
-        <w:t xml:space="preserve"> Isto servirá de sinal para você: neste ano vocês comerão o que crescer por si mesmo; no segundo ano, o que dele brotar; no terceiro ano, semeiem, colham, plantem vinhas e comam os seus frutos.</w:t>
+        <w:t xml:space="preserve"> Isto servirá de sinal para você: neste ano vocês comerão o que nascer espontaneamente; no segundo ano, o que crescer disso; no terceiro ano, semeiem, colham, plantem vinhas e comam seus frutos.</w:t>
       </w:r>
     </w:p>
     <w:p>
@@ -12199,7 +12199,7 @@
         <w:rPr>
           <w:lang w:val="pt_PT" w:bidi="pt_PT"/>
         </w:rPr>
-        <w:t xml:space="preserve"> O restante da casa de Judá voltará a lançar raízes para baixo e dará frutos por cima.</w:t>
+        <w:t xml:space="preserve"> O restante da tribo de Judá voltará a lançar raízes para baixo e dará frutos por cima.</w:t>
       </w:r>
     </w:p>
     <w:p>
@@ -12220,7 +12220,7 @@
         <w:rPr>
           <w:lang w:val="pt_PT" w:bidi="pt_PT"/>
         </w:rPr>
-        <w:t xml:space="preserve"> Pois de Jerusalém sairá o restante, e do monte Sião, os que escaparam. O zelo do SENHOR cumprirá isso.</w:t>
+        <w:t xml:space="preserve"> Pois de Jerusalém sairá o restante, e do monte Sião, os que escaparam. O zelo do SENHOR cumprirá isso’.</w:t>
       </w:r>
     </w:p>
     <w:p>
@@ -12241,7 +12241,7 @@
         <w:rPr>
           <w:lang w:val="pt_PT" w:bidi="pt_PT"/>
         </w:rPr>
-        <w:t xml:space="preserve"> Portanto, o SENHOR diz o seguinte a respeito do rei da Assíria: Ele não entrará nesta cidade, nem lançará ali nenhuma flecha; não a enfrentará com escudo, nem levantará trincheira contra ela.</w:t>
+        <w:t xml:space="preserve"> Portanto, o SENHOR diz o seguinte a respeito do rei da Assíria: ‘Ele não entrará nesta cidade, nem lançará ali nenhuma flecha. Não a enfrentará com escudo, nem levantará trincheira contra ela.</w:t>
       </w:r>
     </w:p>
     <w:p>
@@ -12262,7 +12262,7 @@
         <w:rPr>
           <w:lang w:val="pt_PT" w:bidi="pt_PT"/>
         </w:rPr>
-        <w:t xml:space="preserve"> Ele voltará pelo caminho por onde veio; nesta cidade não entrará, afirma o SENHOR.</w:t>
+        <w:t xml:space="preserve"> Ele voltará pelo caminho por onde veio. Nesta cidade não entrará’, afirma o SENHOR.</w:t>
       </w:r>
     </w:p>
     <w:p>
@@ -12283,7 +12283,7 @@
         <w:rPr>
           <w:lang w:val="pt_PT" w:bidi="pt_PT"/>
         </w:rPr>
-        <w:t xml:space="preserve"> Eu defenderei esta cidade e a livrarei por causa de mim mesmo e por causa de Davi, meu servo”.</w:t>
+        <w:t xml:space="preserve"> 'Eu defenderei esta cidade e a livrarei por causa de mim mesmo e por causa de Davi, meu servo’”.</w:t>
       </w:r>
     </w:p>
     <w:p>
@@ -12304,7 +12304,7 @@
         <w:rPr>
           <w:lang w:val="pt_PT" w:bidi="pt_PT"/>
         </w:rPr>
-        <w:t xml:space="preserve"> O anjo do SENHOR saiu naquela mesma noite e feriu 185 mil assírios no acampamento dos assírios; ao se levantarem pela manhã, só havia cadáveres.</w:t>
+        <w:t xml:space="preserve"> O anjo do SENHOR saiu naquela noite e matou 185 mil soldados no acampamento assírio. Na manhã seguinte, havia apenas corpos no chão.</w:t>
       </w:r>
     </w:p>
     <w:p>
@@ -12383,7 +12383,7 @@
         <w:rPr>
           <w:lang w:val="pt_PT" w:bidi="pt_PT"/>
         </w:rPr>
-        <w:t xml:space="preserve"> Naqueles dias, Ezequias adoeceu mortalmente. O profeta Isaías, filho de Amoz, foi até ele e disse: “O SENHOR diz: 'Organize sua casa, porque você vai morrer; não viverá'".</w:t>
+        <w:t xml:space="preserve"> Naqueles dias, Ezequias ficou gravemente doente. O profeta Isaías, filho de Amoz, foi até ele e disse: “Assim diz o SENHOR: ‘Ponha sua casa em ordem, porque você vai morrer. Você não vai se curar dessa doença’”.</w:t>
       </w:r>
     </w:p>
     <w:p>
@@ -12425,7 +12425,7 @@
         <w:rPr>
           <w:lang w:val="pt_PT" w:bidi="pt_PT"/>
         </w:rPr>
-        <w:t xml:space="preserve"> “Ah, SENHOR, lembra-te de que andei diante de ti com fidelidade e coração íntegro, e fiz o que era bom aos teus olhos”. E Ezequias chorou muito.</w:t>
+        <w:t xml:space="preserve"> "Ah, SENHOR, lembra-te de que andei diante de ti com fidelidade e de coração sincero, e fiz o que era bom aos teus olhos”. E Ezequias chorou muito.</w:t>
       </w:r>
     </w:p>
     <w:p>
@@ -12467,7 +12467,7 @@
         <w:rPr>
           <w:lang w:val="pt_PT" w:bidi="pt_PT"/>
         </w:rPr>
-        <w:t xml:space="preserve"> “Volte para dizer a Ezequias, príncipe do meu povo: O SENHOR, o Deus de seu antepassado Davi, diz: Ouvi sua oração e vi suas lágrimas. Você será curado; em três dias você subirá à casa do SENHOR.</w:t>
+        <w:t xml:space="preserve"> "Volte e diga a Ezequias, líder do meu povo: Assim diz o SENHOR, o Deus de seu antepassado Davi: ‘Ouvi sua oração e vi suas lágrimas. Você será curado. Em três dias irá ao templo do SENHOR.</w:t>
       </w:r>
     </w:p>
     <w:p>
@@ -12488,7 +12488,7 @@
         <w:rPr>
           <w:lang w:val="pt_PT" w:bidi="pt_PT"/>
         </w:rPr>
-        <w:t xml:space="preserve"> Acrescentarei quinze anos aos seus dias e livrarei você e esta cidade das mãos do rei da Assíria. Protegerei esta cidade por causa de mim e por causa de meu servo Davi”.</w:t>
+        <w:t xml:space="preserve"> Acrescentarei quinze anos aos seus dias e livrarei você e esta cidade das mãos do rei da Assíria. Protegerei esta cidade por causa de mim e por causa de meu servo Davi’”.</w:t>
       </w:r>
     </w:p>
     <w:p>
@@ -12509,7 +12509,7 @@
         <w:rPr>
           <w:lang w:val="pt_PT" w:bidi="pt_PT"/>
         </w:rPr>
-        <w:t xml:space="preserve"> Isaías disse: “Peguem uma pasta de figos”. Pegaram-na. Colocaram-na sobre a úlcera, e Ezequias sarou.</w:t>
+        <w:t xml:space="preserve"> Isaías disse: “Tragam uma pasta de figos”. Eles trouxeram e colocaram sobre a ferida de Ezequias, e ele sarou.</w:t>
       </w:r>
     </w:p>
     <w:p>
@@ -12530,7 +12530,7 @@
         <w:rPr>
           <w:lang w:val="pt_PT" w:bidi="pt_PT"/>
         </w:rPr>
-        <w:t xml:space="preserve"> Ezequias tinha perguntado a Isaías: “Que sinal terei de que o SENHOR me dará saúde e de que em três dias subirei à casa do SENHOR?”.</w:t>
+        <w:t xml:space="preserve"> Ezequias tinha perguntado a Isaías: “Que sinal terei de que o SENHOR me dará saúde e de que em três dias irei ao templo do SENHOR?”.</w:t>
       </w:r>
     </w:p>
     <w:p>
@@ -12551,7 +12551,7 @@
         <w:rPr>
           <w:lang w:val="pt_PT" w:bidi="pt_PT"/>
         </w:rPr>
-        <w:t xml:space="preserve"> Isaías respondeu: “Este será o sinal da parte do SENHOR de que ele cumprirá a o que disse: você quer que a sombra avance dez degraus ou que volte dez degraus?”.</w:t>
+        <w:t xml:space="preserve"> Isaías respondeu: “Este será o sinal da parte do SENHOR de que ele cumprirá o que disse: você quer que a sombra avance dez degraus ou que volte dez degraus?”.</w:t>
       </w:r>
     </w:p>
     <w:p>
@@ -12593,7 +12593,7 @@
         <w:rPr>
           <w:lang w:val="pt_PT" w:bidi="pt_PT"/>
         </w:rPr>
-        <w:t xml:space="preserve"> O profeta Isaías clamou ao SENHOR, que, em seguida, fez a sombra recuar dez degraus na escadaria de Acaz, pelos quais já havia descido.</w:t>
+        <w:t xml:space="preserve"> O profeta Isaías clamou ao SENHOR, e o SENHOR fez a sombra recuar dez degraus na escadaria de Acaz, pela qual o sol já tinha descido.</w:t>
       </w:r>
     </w:p>
     <w:p>
@@ -12635,7 +12635,7 @@
         <w:rPr>
           <w:lang w:val="pt_PT" w:bidi="pt_PT"/>
         </w:rPr>
-        <w:t xml:space="preserve"> Ezequias recebeu os mensageiros e lhes mostrou toda a casa do tesouro: a prata, o ouro, as especiarias, o azeite fino, o depósito de armas e tudo o que havia nos cofres. Não deixou de lhe mostrar nada que havia em seu palácio e em todo o seu domínio.</w:t>
+        <w:t xml:space="preserve"> Ezequias recebeu os mensageiros e lhes mostrou todo o tesouro: a prata, o ouro, as especiarias, o azeite fino, o depósito de armas e tudo o que havia em seus cofres. Não deixou de lhes mostrar nada em seu palácio e em todo o seu domínio.</w:t>
       </w:r>
     </w:p>
     <w:p>
@@ -12656,7 +12656,7 @@
         <w:rPr>
           <w:lang w:val="pt_PT" w:bidi="pt_PT"/>
         </w:rPr>
-        <w:t xml:space="preserve"> Então o profeta Isaías perguntou ao rei Ezequias: “O que esses homens queriam? De onde vieram?”. Ezequias respondeu: “Vieram de longe, da Babilônia”.</w:t>
+        <w:t xml:space="preserve"> Então o profeta Isaías perguntou ao rei Ezequias: “O que esses homens queriam e de onde vieram?”. Ezequias respondeu: “Vieram de longe, da Babilônia”.</w:t>
       </w:r>
     </w:p>
     <w:p>
@@ -12677,7 +12677,7 @@
         <w:rPr>
           <w:lang w:val="pt_PT" w:bidi="pt_PT"/>
         </w:rPr>
-        <w:t xml:space="preserve"> Isaías perguntou: “O que eles viram no palácio?”. Ezequias respondeu: “Viram tudo o que há na minha casa; não escondi nada dos meus tesouros”.</w:t>
+        <w:t xml:space="preserve"> Isaías perguntou: “O que eles viram no palácio?”. Ezequias respondeu: “Viram tudo o que há na minha casa. Não escondi nada dos meus tesouros”.</w:t>
       </w:r>
     </w:p>
     <w:p>
@@ -12719,7 +12719,7 @@
         <w:rPr>
           <w:lang w:val="pt_PT" w:bidi="pt_PT"/>
         </w:rPr>
-        <w:t xml:space="preserve"> ‘Virão dias em que tudo o que está no seu palácio, como também tudo o que seus antepassados juntaram até hoje, será levado para a Babilônia. Não ficará nada’, diz o SENHOR.</w:t>
+        <w:t xml:space="preserve"> 'Virão dias em que tudo o que está no seu palácio, como também tudo o que seus antepassados juntaram até hoje, será levado para a Babilônia. Não ficará nada’, diz o SENHOR.</w:t>
       </w:r>
     </w:p>
     <w:p>
@@ -12740,7 +12740,7 @@
         <w:rPr>
           <w:lang w:val="pt_PT" w:bidi="pt_PT"/>
         </w:rPr>
-        <w:t xml:space="preserve"> ‘Até mesmo alguns dos seus próprios filhos, que nascerão de você, serão levados e se tornarão oficiais no palácio do rei da Babilônia’”.</w:t>
+        <w:t xml:space="preserve"> 'Até mesmo alguns dos seus próprios filhos serão levados e se tornarão eunucos no palácio do rei da Babilônia’”.</w:t>
       </w:r>
     </w:p>
     <w:p>
@@ -12761,7 +12761,7 @@
         <w:rPr>
           <w:lang w:val="pt_PT" w:bidi="pt_PT"/>
         </w:rPr>
-        <w:t xml:space="preserve"> Ezequias respondeu a Isaías: “A palavra do SENHOR que você anunciou para mim é boa”, pois pensava: “Haverá paz e segurança ao menos durante meus dias”.</w:t>
+        <w:t xml:space="preserve"> Ezequias respondeu: “A palavra do SENHOR que você disse é boa”, pois o rei pensava: “Haverá paz e segurança durante a minha vida”.</w:t>
       </w:r>
     </w:p>
     <w:p>
@@ -12882,7 +12882,7 @@
         <w:rPr>
           <w:lang w:val="pt_PT" w:bidi="pt_PT"/>
         </w:rPr>
-        <w:t xml:space="preserve"> Reedificou os lugares altos que seu pai Ezequias havia derrubado, levantou altares para Baal e fez um poste de Aserá, como Acabe, rei de Israel, tinha feito. Também se prostrou diante de todo o exército dos céus e o adorou.</w:t>
+        <w:t xml:space="preserve"> Reedificou os lugares altos que seu pai Ezequias havia derrubado, levantou altares para Baal e fez um poste de Aserá, como Acabe, rei de Israel, tinha feito. Também se prostrou diante de todos os astros dos céus e os adorou.</w:t>
       </w:r>
     </w:p>
     <w:p>
@@ -12924,7 +12924,7 @@
         <w:rPr>
           <w:lang w:val="pt_PT" w:bidi="pt_PT"/>
         </w:rPr>
-        <w:t xml:space="preserve"> Ergueu altares dedicados ao exército dos céus nos dois pátios do templo do SENHOR.</w:t>
+        <w:t xml:space="preserve"> Ergueu altares dedicados aos astros dos céus nos dois pátios do templo do SENHOR.</w:t>
       </w:r>
     </w:p>
     <w:p>
@@ -12945,7 +12945,7 @@
         <w:rPr>
           <w:lang w:val="pt_PT" w:bidi="pt_PT"/>
         </w:rPr>
-        <w:t xml:space="preserve"> Fez seu próprio filho passar pelo fogo, praticou adivinhação e feitiçarias, consultou médiuns e pessoas que invocavam espíritos. Fez muito mal aos olhos do SENHOR, levando-o à ira.</w:t>
+        <w:t xml:space="preserve"> Fez seu próprio filho passar pelo fogo, praticou adivinhação e feitiçaria, consultou médiuns e pessoas que invocavam espíritos. Fez muitas coisas más aos olhos do SENHOR, provocando sua ira.</w:t>
       </w:r>
     </w:p>
     <w:p>
@@ -12966,7 +12966,7 @@
         <w:rPr>
           <w:lang w:val="pt_PT" w:bidi="pt_PT"/>
         </w:rPr>
-        <w:t xml:space="preserve"> Colocou a imagem de Aserá que havia feito dentro do templo, acerca do qual o SENHOR tinha dito a Davi e ao seu filho Salomão: “Colocarei o meu nome para sempre neste templo e em Jerusalém, que escolhi entre todas as tribos de Israel.</w:t>
+        <w:t xml:space="preserve"> Manassés colocou a imagem esculpida de Aserá dentro do templo, embora o SENHOR tivesse dito a Davi e a seu filho Salomão: “Neste templo e em Jerusalém, cidade que escolhi dentre todas as tribos de Israel, colocarei o meu nome para sempre.</w:t>
       </w:r>
     </w:p>
     <w:p>
@@ -12987,7 +12987,7 @@
         <w:rPr>
           <w:lang w:val="pt_PT" w:bidi="pt_PT"/>
         </w:rPr>
-        <w:t xml:space="preserve"> Não voltarei a tirar os israelitas da terra que dei aos seus antepassados, se tiverem o cuidado de fazer tudo o que lhes ordenei, segundo toda a Lei que meu servo Moisés lhes transmitiu".</w:t>
+        <w:t xml:space="preserve"> Não voltarei a tirar Israel da terra que dei a seus antepassados, desde que eles obedeçam a tudo o que ordenei por meio da Lei que meu servo Moisés lhes deu”.</w:t>
       </w:r>
     </w:p>
     <w:p>
@@ -13050,7 +13050,7 @@
         <w:rPr>
           <w:lang w:val="pt_PT" w:bidi="pt_PT"/>
         </w:rPr>
-        <w:t xml:space="preserve"> "Manassés, rei de Judá, praticou essas ações abomináveis. Ele foi mais perverso que os amorreus que viveram antes dele e levou Judá a pecar com os ídolos que ele tinha feito.</w:t>
+        <w:t xml:space="preserve"> "Manassés, rei de Judá, praticou essas ações abomináveis. Ele foi mais perverso que os amorreus que viveram antes dele e levou Judá a pecar com os ídolos que fez.</w:t>
       </w:r>
     </w:p>
     <w:p>
@@ -13071,7 +13071,7 @@
         <w:rPr>
           <w:lang w:val="pt_PT" w:bidi="pt_PT"/>
         </w:rPr>
-        <w:t xml:space="preserve"> Por isso, o SENHOR, o Deus de Israel, declara: Trarei sobre Jerusalém e Judá uma calamidade tão grande que fará zumbir os ouvidos de quem ouvir a notícia.</w:t>
+        <w:t xml:space="preserve"> Por isso, o SENHOR, o Deus de Israel, declara: ‘Trarei sobre Jerusalém e Judá uma calamidade tão grande que fará zumbir os ouvidos de quem ouvir a notícia.</w:t>
       </w:r>
     </w:p>
     <w:p>
@@ -13092,7 +13092,7 @@
         <w:rPr>
           <w:lang w:val="pt_PT" w:bidi="pt_PT"/>
         </w:rPr>
-        <w:t xml:space="preserve"> Aplicarei a Jerusalém o mesmo padrão de medida usado contra Samaria e o mesmo prumo usado contra a família de Acabe; esvaziarei Jerusalém como se esvazia um prato, limpando-o e virando-o para baixo.</w:t>
+        <w:t xml:space="preserve"> Aplicarei a Jerusalém o mesmo julgamento que usei contra Samaria e contra a família de Acabe. Esvaziarei Jerusalém como se esvazia um prato, limpando-o e virando-o.</w:t>
       </w:r>
     </w:p>
     <w:p>
@@ -13134,7 +13134,7 @@
         <w:rPr>
           <w:lang w:val="pt_PT" w:bidi="pt_PT"/>
         </w:rPr>
-        <w:t xml:space="preserve"> porque fizeram o que é mau aos meus olhos e acenderam a minha ira desde o dia em que seus pais saíram do Egito até hoje”.</w:t>
+        <w:t xml:space="preserve"> porque fizeram o que é mau aos meus olhos e acenderam a minha ira desde o dia em que seus pais saíram do Egito até hoje’”.</w:t>
       </w:r>
     </w:p>
     <w:p>
@@ -13155,7 +13155,7 @@
         <w:rPr>
           <w:lang w:val="pt_PT" w:bidi="pt_PT"/>
         </w:rPr>
-        <w:t xml:space="preserve"> Além disso, Manassés derramou tanto sangue inocente que Jerusalém ficou cheia de uma extremidade à outra. Ele também levou Judá a cometer pecado, fazendo o que era mau aos olhos do SENHOR.</w:t>
+        <w:t xml:space="preserve"> Manassés derramou muito sangue inocente, enchendo Jerusalém dele. Ele levou Judá a pecar, fazendo o que era mau aos olhos do SENHOR.</w:t>
       </w:r>
     </w:p>
     <w:p>
@@ -13197,7 +13197,7 @@
         <w:rPr>
           <w:lang w:val="pt_PT" w:bidi="pt_PT"/>
         </w:rPr>
-        <w:t xml:space="preserve"> Manassés morreu, reunindo-se aos seus antepassados, e foi sepultado no jardim de Uzá, o jardim de seu palácio. Seu filho Amom tornou-se rei em seu lugar.</w:t>
+        <w:t xml:space="preserve"> Manassés morreu, reunindo-se aos seus antepassados, e foi sepultado no jardim de Uzá, em seu palácio. Seu filho Amom tornou-se rei em seu lugar.</w:t>
       </w:r>
     </w:p>
     <w:p>
@@ -13344,7 +13344,7 @@
         <w:rPr>
           <w:lang w:val="pt_PT" w:bidi="pt_PT"/>
         </w:rPr>
-        <w:t xml:space="preserve"> Tudo o que aconteceu no reinado de Amom e o que ele realizou estão registrados no Livro da História dos Reis de Judá.</w:t>
+        <w:t xml:space="preserve"> Tudo o que aconteceu no reinado de Amom e as coisas que ele realizou estão registrados no Livro da História dos Reis de Judá.</w:t>
       </w:r>
     </w:p>
     <w:p>
@@ -13402,7 +13402,7 @@
         <w:rPr>
           <w:lang w:val="pt_PT" w:bidi="pt_PT"/>
         </w:rPr>
-        <w:t xml:space="preserve"> Josias estava com oito anos quando começou a reinar, governando por 31 anos em Jerusalém. Sua mãe chamava-se Jedida, filha de Adaías, e era da cidade de Bozcate.</w:t>
+        <w:t xml:space="preserve"> Josias tinha oito anos quando começou a reinar e governou 31 anos em Jerusalém. Sua mãe se chamava Jedida, filha de Adaías, da cidade de Bozcate.</w:t>
       </w:r>
     </w:p>
     <w:p>
@@ -13465,7 +13465,7 @@
         <w:rPr>
           <w:lang w:val="pt_PT" w:bidi="pt_PT"/>
         </w:rPr>
-        <w:t xml:space="preserve"> "Procure o sumo sacerdote Hilquias e peça que reúna a prata levada ao templo do SENHOR, que o povo entregou aos guardas da entrada.</w:t>
+        <w:t xml:space="preserve"> "Peça ao sumo sacerdote Hilquias que junte a prata trazida ao templo do SENHOR e entregue pelos guardas da entrada.</w:t>
       </w:r>
     </w:p>
     <w:p>
@@ -13528,7 +13528,7 @@
         <w:rPr>
           <w:lang w:val="pt_PT" w:bidi="pt_PT"/>
         </w:rPr>
-        <w:t xml:space="preserve"> Não será necessário exigir prestação de contas da prata entregue a eles, pois agem com integridade”.</w:t>
+        <w:t xml:space="preserve"> Não será preciso pedir prestação de contas sobre essa prata, pois eles agem com honestidade”.</w:t>
       </w:r>
     </w:p>
     <w:p>
@@ -13591,7 +13591,7 @@
         <w:rPr>
           <w:lang w:val="pt_PT" w:bidi="pt_PT"/>
         </w:rPr>
-        <w:t xml:space="preserve"> E acrescentou: “O sacerdote Hilquias me deu um livro”. E o leu na presença do rei.</w:t>
+        <w:t xml:space="preserve"> E acrescentou: “O sacerdote Hilquias me deu um livro”. Então ele leu o livro na presença do rei.</w:t>
       </w:r>
     </w:p>
     <w:p>
@@ -13654,7 +13654,7 @@
         <w:rPr>
           <w:lang w:val="pt_PT" w:bidi="pt_PT"/>
         </w:rPr>
-        <w:t xml:space="preserve"> “Consultem o SENHOR por mim, pelo povo e por todo o Judá, a respeito das palavras deste livro que Hilquias encontrou. O SENHOR está furioso conosco, pois nossos antepassados não obedeceram ao que está escrito nele, nem praticaram tudo o que ali está determinado”.</w:t>
+        <w:t xml:space="preserve"> "Consultem o SENHOR por mim, pelo povo e por todo o Judá, a respeito das palavras deste livro que Hilquias encontrou. O SENHOR está furioso conosco, pois nossos antepassados não obedeceram ao que está escrito nele, nem praticaram tudo o que ali está determinado”.</w:t>
       </w:r>
     </w:p>
     <w:p>
@@ -13696,7 +13696,7 @@
         <w:rPr>
           <w:lang w:val="pt_PT" w:bidi="pt_PT"/>
         </w:rPr>
-        <w:t xml:space="preserve"> Ela disse: “O SENHOR, o Deus de Israel, declara: Digam ao homem que enviou vocês a mim</w:t>
+        <w:t xml:space="preserve"> Ela disse: “O SENHOR, o Deus de Israel, declara: ‘Digam ao homem que enviou vocês a mim</w:t>
       </w:r>
     </w:p>
     <w:p>
@@ -13717,7 +13717,7 @@
         <w:rPr>
           <w:lang w:val="pt_PT" w:bidi="pt_PT"/>
         </w:rPr>
-        <w:t xml:space="preserve"> que o SENHOR diz: 'Trarei calamidade sobre este lugar e sobre seus moradores, conforme todas as palavras do livro que o rei de Judá leu.</w:t>
+        <w:t xml:space="preserve"> que o SENHOR diz: Trarei calamidade sobre este lugar e sobre seus moradores, conforme todas as palavras do livro que o rei de Judá leu.</w:t>
       </w:r>
     </w:p>
     <w:p>
@@ -13738,7 +13738,7 @@
         <w:rPr>
           <w:lang w:val="pt_PT" w:bidi="pt_PT"/>
         </w:rPr>
-        <w:t xml:space="preserve"> Porque me deixaram de lado e ofereceram incenso a outros deuses, provocando-me à ira com as obras de suas mãos; minha ira se acenderá contra este lugar e não se apagará'.</w:t>
+        <w:t xml:space="preserve"> Eles me abandonaram e ofereceram incenso a outros deuses, provocando minha ira com o que fizeram. Por isso, minha ira se acenderá contra este lugar e não se apagará’.</w:t>
       </w:r>
     </w:p>
     <w:p>
@@ -13780,7 +13780,7 @@
         <w:rPr>
           <w:lang w:val="pt_PT" w:bidi="pt_PT"/>
         </w:rPr>
-        <w:t xml:space="preserve"> Porque o seu coração se comoveu e você se humilhou diante do SENHOR ao ouvir o que foi anunciado contra este lugar e contra seus moradores, que se tornariam objeto de horror e maldição, e porque você rasgou as suas vestes e chorou em minha presença, eu também o ouvi', declara o SENHOR.</w:t>
+        <w:t xml:space="preserve"> 'Porque o seu coração se comoveu, você se humilhou diante do SENHOR ao ouvir o que foi anunciado contra este lugar e seus moradores, que serão amaldiçoados e desamparados, e porque você rasgou suas vestes e chorou diante de mim, eu também o ouvi’, diz o SENHOR.</w:t>
       </w:r>
     </w:p>
     <w:p>
@@ -13801,7 +13801,7 @@
         <w:rPr>
           <w:lang w:val="pt_PT" w:bidi="pt_PT"/>
         </w:rPr>
-        <w:t xml:space="preserve"> 'Por isso, você se reunirá aos seus antepassados e será sepultado em paz. Você não verá toda a calamidade que trarei sobre este lugar'". Então eles levaram essa resposta ao rei.</w:t>
+        <w:t xml:space="preserve"> 'Por isso, você se reunirá aos seus antepassados e será sepultado em paz. Você não verá toda a calamidade que trarei sobre este lugar’”. Então levaram essa resposta ao rei.</w:t>
       </w:r>
     </w:p>
     <w:p>
@@ -13859,7 +13859,7 @@
         <w:rPr>
           <w:lang w:val="pt_PT" w:bidi="pt_PT"/>
         </w:rPr>
-        <w:t xml:space="preserve"> Depois, foi ao templo do SENHOR com todos os homens de Judá, todos os moradores de Jerusalém — dos menores aos maiores —, os sacerdotes e os profetas, e leu em voz alta todas as palavras do Livro da Aliança encontrado no templo do SENHOR.</w:t>
+        <w:t xml:space="preserve"> Depois, foi ao templo do SENHOR com todos os homens de Judá e todos os moradores de Jerusalém, dos mais novos aos mais velhos, além dos sacerdotes e dos profetas. Ali ele leu em voz alta todas as palavras do Livro da Aliança encontrado no templo do SENHOR.</w:t>
       </w:r>
     </w:p>
     <w:p>
@@ -13880,7 +13880,7 @@
         <w:rPr>
           <w:lang w:val="pt_PT" w:bidi="pt_PT"/>
         </w:rPr>
-        <w:t xml:space="preserve"> Permaneceu junto à coluna e, diante do SENHOR, firmou uma aliança: decidiu seguir o SENHOR e guardar seus mandamentos, seus testemunhos e seus decretos, com todo o coração e com toda a vida, confirmando as palavras da aliança escritas naquele livro. E todo o povo aderiu à aliança.</w:t>
+        <w:t xml:space="preserve"> Em pé junto à coluna, o rei firmou diante do SENHOR uma aliança: comprometeu-se a seguir o SENHOR e obedecer aos seus mandamentos, testemunhos e decretos com todo o coração e com toda a vida, confirmando o que estava escrito no Livro da Aliança. Todo o povo também aceitou essa aliança.</w:t>
       </w:r>
     </w:p>
     <w:p>
@@ -13901,7 +13901,7 @@
         <w:rPr>
           <w:lang w:val="pt_PT" w:bidi="pt_PT"/>
         </w:rPr>
-        <w:t xml:space="preserve"> O rei ordenou ao sumo sacerdote Hilquias, aos sacerdotes da segunda ordem e aos guardas das entradas que fossem retirados do templo do SENHOR todos os objetos feitos para Baal, para Aserá e para todo o exército dos céus. Ele os queimou nos campos do vale do Cedrom, fora de Jerusalém, e levou as cinzas para Betel.</w:t>
+        <w:t xml:space="preserve"> O rei ordenou ao sumo sacerdote Hilquias, aos sacerdotes da segunda ordem e aos guardas das entradas que fossem retirados do templo do SENHOR todos os objetos feitos para Baal, para Aserá e para todos os astros dos céus. Ele os queimou nos campos do vale do Cedrom, fora de Jerusalém, e levou as cinzas para Betel.</w:t>
       </w:r>
     </w:p>
     <w:p>
@@ -13922,7 +13922,7 @@
         <w:rPr>
           <w:lang w:val="pt_PT" w:bidi="pt_PT"/>
         </w:rPr>
-        <w:t xml:space="preserve"> Destituiu os sacerdotes pagãos que os reis de Judá haviam estabelecido para queimar incenso nos lugares altos das cidades de Judá e nos arredores de Jerusalém; também os que ofereciam incenso a Baal, ao sol, à lua, às constelações e a todo o exército celeste.</w:t>
+        <w:t xml:space="preserve"> Removeu do cargo os sacerdotes ligados aos cultos pagãos que os reis de Judá haviam estabelecido para queimar incenso nos lugares altos das cidades de Judá e nos arredores de Jerusalém; também os que ofereciam incenso a Baal, ao sol, à lua, às constelações e a todos os astros dos céus.</w:t>
       </w:r>
     </w:p>
     <w:p>
@@ -13943,7 +13943,7 @@
         <w:rPr>
           <w:lang w:val="pt_PT" w:bidi="pt_PT"/>
         </w:rPr>
-        <w:t xml:space="preserve"> Retirou o poste de Aserá do templo do SENHOR, levou-o para o vale do Cedrom, que fica fora de Jerusalém, queimou-o ali e reduziu-o a pó, que foi espalhado sobre as sepulturas do povo comum.</w:t>
+        <w:t xml:space="preserve"> Retirou o poste de Aserá do templo do SENHOR, levou-o para o vale do Cedrom, que fica fora de Jerusalém, queimou-o ali e reduziu-o a pó, e espalhou as cinzas sobre as sepulturas do povo.</w:t>
       </w:r>
     </w:p>
     <w:p>
@@ -13964,7 +13964,7 @@
         <w:rPr>
           <w:lang w:val="pt_PT" w:bidi="pt_PT"/>
         </w:rPr>
-        <w:t xml:space="preserve"> Derrubou também as dependências dos prostitutos cultuais que estavam no templo do SENHOR, onde mulheres teciam tecidos para Aserá.</w:t>
+        <w:t xml:space="preserve"> Também derrubou os espaços usados por prostituição cultual no templo do SENHOR, onde mulheres teciam tecidos para Aserá.</w:t>
       </w:r>
     </w:p>
     <w:p>
@@ -13985,7 +13985,7 @@
         <w:rPr>
           <w:lang w:val="pt_PT" w:bidi="pt_PT"/>
         </w:rPr>
-        <w:t xml:space="preserve"> Josias trouxe todos os sacerdotes das cidades de Judá e profanou os lugares altos onde queimavam incenso, desde Geba até Berseba. Derrubou os lugares altos junto às portas, incluindo o que estava à entrada da porta de Josué, governador da cidade, à esquerda da entrada principal.</w:t>
+        <w:t xml:space="preserve"> Josias reuniu todos os sacerdotes das cidades de Judá e profanou os lugares altos onde queimavam incenso, desde Geba até Berseba. Derrubou os lugares altos junto às portas, incluindo o que estava à entrada da porta de Josué, governador da cidade, à esquerda da entrada principal.</w:t>
       </w:r>
     </w:p>
     <w:p>
@@ -14006,7 +14006,7 @@
         <w:rPr>
           <w:lang w:val="pt_PT" w:bidi="pt_PT"/>
         </w:rPr>
-        <w:t xml:space="preserve"> Mesmo não servindo no altar do SENHOR em Jerusalém, os sacerdotes desses altares comiam pães sem fermento com outros sacerdotes.</w:t>
+        <w:t xml:space="preserve"> Mesmo não servindo no altar do SENHOR em Jerusalém, os sacerdotes desses altares comiam pão sem fermento junto com os outros sacerdotes.</w:t>
       </w:r>
     </w:p>
     <w:p>
@@ -14090,7 +14090,7 @@
         <w:rPr>
           <w:lang w:val="pt_PT" w:bidi="pt_PT"/>
         </w:rPr>
-        <w:t xml:space="preserve"> Profanou também os lugares altos a leste de Jerusalém, ao sul do monte da Destruição, os quais Salomão, rei de Israel, havia edificado para Astarote, a deusa abominável dos sidônios, para Camos, o deus abominável de Moabe, e para Moloque, o deus abominável dos amonitas.</w:t>
+        <w:t xml:space="preserve"> Profanou também os lugares altos a leste de Jerusalém, ao sul do monte da Destruição, que Salomão, rei de Israel, havia construído para Astarote, a deusa abominável dos sidônios, para Camos, o deus abominável de Moabe, e para Moloque, o deus abominável dos amonitas.</w:t>
       </w:r>
     </w:p>
     <w:p>
@@ -14111,7 +14111,7 @@
         <w:rPr>
           <w:lang w:val="pt_PT" w:bidi="pt_PT"/>
         </w:rPr>
-        <w:t xml:space="preserve"> Quebrou as colunas sagradas, derrubou os postes de Aserá e cobriu os lugares com ossos humanos.</w:t>
+        <w:t xml:space="preserve"> Quebrou as colunas sagradas, derrubou os postes de Aserá e encheu os lugares com ossos humanos.</w:t>
       </w:r>
     </w:p>
     <w:p>
@@ -14153,7 +14153,7 @@
         <w:rPr>
           <w:lang w:val="pt_PT" w:bidi="pt_PT"/>
         </w:rPr>
-        <w:t xml:space="preserve"> Ao olhar em volta, Josias viu sepulturas na encosta do monte. Mandou retirar os ossos das sepulturas e queimá-los sobre o altar, tornando-o impuro, conforme a palavra do SENHOR proclamada pelo homem de Deus que havia anunciado esses fatos.</w:t>
+        <w:t xml:space="preserve"> Ao olhar em volta, Josias viu sepulturas na encosta do monte. Mandou tirar os ossos das sepulturas e queimá-los sobre o altar, tornando-o impuro, como o SENHOR tinha dito por meio do homem de Deus que anunciou esses acontecimentos.</w:t>
       </w:r>
     </w:p>
     <w:p>
@@ -14174,7 +14174,7 @@
         <w:rPr>
           <w:lang w:val="pt_PT" w:bidi="pt_PT"/>
         </w:rPr>
-        <w:t xml:space="preserve"> O rei perguntou: “Que monumento é este que aparece aqui?”. Os moradores da cidade responderam: “É o túmulo do homem de Deus vindo de Judá que anunciou o que o rei acabou de fazer contra o altar de Betel”.</w:t>
+        <w:t xml:space="preserve"> O rei perguntou: “Que monumento é este?”. Os moradores da cidade responderam: “É o túmulo do homem de Deus vindo de Judá, que anunciou o que você acabou de fazer contra o altar de Betel”.</w:t>
       </w:r>
     </w:p>
     <w:p>
@@ -14195,7 +14195,7 @@
         <w:rPr>
           <w:lang w:val="pt_PT" w:bidi="pt_PT"/>
         </w:rPr>
-        <w:t xml:space="preserve"> Então Josias disse: “Deixem-no em paz; ninguém toque em seus ossos”. Assim foram preservados seus ossos e também os do profeta que tinha vindo de Samaria.</w:t>
+        <w:t xml:space="preserve"> Então Josias disse: “Deixem-no em paz. Ninguém toque em seus ossos”. Assim foram preservados seus ossos e também os do profeta vindo de Samaria.</w:t>
       </w:r>
     </w:p>
     <w:p>
@@ -14237,7 +14237,7 @@
         <w:rPr>
           <w:lang w:val="pt_PT" w:bidi="pt_PT"/>
         </w:rPr>
-        <w:t xml:space="preserve"> Mandou executar todos os sacerdotes desses lugares altos sobre os próprios altares e queimou ali ossos humanos. Depois voltou para Jerusalém.</w:t>
+        <w:t xml:space="preserve"> Mandou executar todos os sacerdotes desses lugares altos sobre seus próprios altares e queimou ossos humanos ali. Depois voltou para Jerusalém.</w:t>
       </w:r>
     </w:p>
     <w:p>
@@ -14258,7 +14258,7 @@
         <w:rPr>
           <w:lang w:val="pt_PT" w:bidi="pt_PT"/>
         </w:rPr>
-        <w:t xml:space="preserve"> O rei ordenou a todo o povo: “Celebrem a Páscoa ao SENHOR, o seu Deus, conforme está escrito neste Livro da Aliança”.</w:t>
+        <w:t xml:space="preserve"> O rei ordenou a todo o povo: “Celebrem a Páscoa do SENHOR, o seu Deus, conforme está escrito neste Livro da Aliança”.</w:t>
       </w:r>
     </w:p>
     <w:p>
@@ -14279,7 +14279,7 @@
         <w:rPr>
           <w:lang w:val="pt_PT" w:bidi="pt_PT"/>
         </w:rPr>
-        <w:t xml:space="preserve"> Não havia celebração da Páscoa como essa desde os dias dos juízes que governaram Israel, nem em todo o período dos reis de Israel e dos reis de Judá.</w:t>
+        <w:t xml:space="preserve"> Nunca havia sido celebrada uma Páscoa como essa desde os dias dos juízes que governaram Israel. Isso não aconteceu em nenhum tempo dos reis de Israel ou de Judá.</w:t>
       </w:r>
     </w:p>
     <w:p>
@@ -14342,7 +14342,7 @@
         <w:rPr>
           <w:lang w:val="pt_PT" w:bidi="pt_PT"/>
         </w:rPr>
-        <w:t xml:space="preserve"> Antes dele não houve rei que se voltasse para o SENHOR com todo o coração, com toda a alma e com toda a força, segundo toda a Lei de Moisés; e depois dele não surgiu outro semelhante.</w:t>
+        <w:t xml:space="preserve"> Antes dele, não houve outro rei que se voltasse para o SENHOR com todo o coração, com toda a alma e com toda a força, segundo toda a Lei de Moisés. E depois dele não surgiu outro igual.</w:t>
       </w:r>
     </w:p>
     <w:p>
@@ -14384,7 +14384,7 @@
         <w:rPr>
           <w:lang w:val="pt_PT" w:bidi="pt_PT"/>
         </w:rPr>
-        <w:t xml:space="preserve"> O SENHOR declarou: “Também afastarei Judá de diante de mim, como afastei Israel; rejeitarei esta cidade, Jerusalém, que escolhi, e o templo sobre o qual disse: ‘Ali estará o meu nome’”.</w:t>
+        <w:t xml:space="preserve"> O SENHOR declarou: “Também afastarei Judá da minha presença, como fiz com Israel. Rejeitarei esta cidade, Jerusalém, que escolhi, e o templo sobre o qual disse: ‘Ali estará o meu nome’”.</w:t>
       </w:r>
     </w:p>
     <w:p>
@@ -14405,7 +14405,7 @@
         <w:rPr>
           <w:lang w:val="pt_PT" w:bidi="pt_PT"/>
         </w:rPr>
-        <w:t xml:space="preserve"> Tudo o que aconteceu durante o reinado de Josias e tudo o que ele realizou estão registrados no Livro da História dos Reis de Judá.</w:t>
+        <w:t xml:space="preserve"> Tudo o que aconteceu durante o reinado de Josias e todas as coisas que ele realizou estão registrados no Livro da História dos Reis de Judá.</w:t>
       </w:r>
     </w:p>
     <w:p>
@@ -14426,7 +14426,7 @@
         <w:rPr>
           <w:lang w:val="pt_PT" w:bidi="pt_PT"/>
         </w:rPr>
-        <w:t xml:space="preserve"> Naquele tempo, o faraó Neco, rei do Egito, marchou até o rio Eufrates ao encontro do rei da Assíria. O rei Josias saiu para enfrentá-lo, mas Neco o matou em Megido, quando se encontraram.</w:t>
+        <w:t xml:space="preserve"> Naquele tempo, o faraó Neco, rei do Egito, marchou até o rio Eufrates para encontrar o rei da Assíria. O rei Josias foi enfrentá-lo, mas Neco o matou em Megido, quando se encontraram ali.</w:t>
       </w:r>
     </w:p>
     <w:p>
@@ -14447,7 +14447,7 @@
         <w:rPr>
           <w:lang w:val="pt_PT" w:bidi="pt_PT"/>
         </w:rPr>
-        <w:t xml:space="preserve"> Seus oficiais transportaram o corpo de Megido para Jerusalém e o sepultaram em seu próprio túmulo. Então o povo da terra tomou Jeoacaz, filho de Josias, ungiu-o e o fez rei em lugar de seu pai.</w:t>
+        <w:t xml:space="preserve"> Seus oficiais transportaram o corpo de Megido para Jerusalém e o sepultaram em seu próprio túmulo. Então o povo da terra escolheu Jeoacaz, filho de Josias. Eles o ungiram e o fizeram rei no lugar do pai.</w:t>
       </w:r>
     </w:p>
     <w:p>
@@ -14510,7 +14510,7 @@
         <w:rPr>
           <w:lang w:val="pt_PT" w:bidi="pt_PT"/>
         </w:rPr>
-        <w:t xml:space="preserve"> O faraó Neco o aprisionou em Ribla, na terra de Hamate, para que não reinasse em Jerusalém, e impôs a Judá um tributo de 3.500 quilos de prata e 35 quilos de ouro.</w:t>
+        <w:t xml:space="preserve"> O faraó Neco o prendeu em Ribla, na terra de Hamate, para que não reinasse em Jerusalém, e impôs a Judá um tributo de 3.500 quilos de prata e 35 quilos de ouro.</w:t>
       </w:r>
     </w:p>
     <w:p>
@@ -14552,7 +14552,7 @@
         <w:rPr>
           <w:lang w:val="pt_PT" w:bidi="pt_PT"/>
         </w:rPr>
-        <w:t xml:space="preserve"> Jeoaquim entregou a prata e o ouro a Neco, mas para cumprir a exigência do faraó taxou a terra, cobrando de cada pessoa segundo seus recursos.</w:t>
+        <w:t xml:space="preserve"> Jeoaquim entregou a prata e o ouro a Neco, mas, para pagar o imposto exigido, cobrou da população conforme a capacidade de cada pessoa.</w:t>
       </w:r>
     </w:p>
     <w:p>
@@ -14631,7 +14631,7 @@
         <w:rPr>
           <w:lang w:val="pt_PT" w:bidi="pt_PT"/>
         </w:rPr>
-        <w:t xml:space="preserve"> Nos dias de Jeoaquim, Nabucodonosor, rei da Babilônia, avançou contra ele. Jeoaquim submeteu-se a ele por três anos; depois rompeu a submissão e se revoltou.</w:t>
+        <w:t xml:space="preserve"> Nos dias de Jeoaquim, Nabucodonosor, rei da Babilônia, atacou Judá. Jeoaquim ficou sob o domínio dele por três anos, mas depois se rebelou contra o rei da Babilônia.</w:t>
       </w:r>
     </w:p>
     <w:p>
@@ -14652,7 +14652,7 @@
         <w:rPr>
           <w:lang w:val="pt_PT" w:bidi="pt_PT"/>
         </w:rPr>
-        <w:t xml:space="preserve"> O SENHOR enviou tropas dos caldeus [babilônios], dos sírios, dos moabitas e dos amonitas contra ele. Ele as mandou contra Judá para arruiná-la, conforme a palavra que tinha anunciado por meio dos profetas, seus servos.</w:t>
+        <w:t xml:space="preserve"> O SENHOR enviou contra ele tropas dos caldeus [babilônios], sírios, moabitas e amonitas. Ele permitiu que atacassem Judá para destruí-la, como havia anunciado por meio dos profetas.</w:t>
       </w:r>
     </w:p>
     <w:p>
@@ -14673,7 +14673,7 @@
         <w:rPr>
           <w:lang w:val="pt_PT" w:bidi="pt_PT"/>
         </w:rPr>
-        <w:t xml:space="preserve"> De fato, isso sobreveio a Judá por determinação do SENHOR, para afastá-la de sua presença, por causa de todos os pecados de Manassés,</w:t>
+        <w:t xml:space="preserve"> Isso aconteceu com Judá por decisão do SENHOR, para afastá-los de sua presença, por causa de todos os pecados de Manassés.</w:t>
       </w:r>
     </w:p>
     <w:p>
@@ -14694,7 +14694,7 @@
         <w:rPr>
           <w:lang w:val="pt_PT" w:bidi="pt_PT"/>
         </w:rPr>
-        <w:t xml:space="preserve"> e também pelo sangue inocente que ele derramou, enchendo Jerusalém de sangue inocente. O SENHOR não quis absolver essa culpa.</w:t>
+        <w:t xml:space="preserve"> Também aconteceu por causa do sangue inocente que Manassés derramou em Jerusalém. O SENHOR não quis perdoar essa culpa.</w:t>
       </w:r>
     </w:p>
     <w:p>
@@ -14715,7 +14715,7 @@
         <w:rPr>
           <w:lang w:val="pt_PT" w:bidi="pt_PT"/>
         </w:rPr>
-        <w:t xml:space="preserve"> Tudo o que aconteceu durante o reinado de Jeoaquim e tudo o que ele realizou estão registrados no Livro da História dos Reis de Judá.</w:t>
+        <w:t xml:space="preserve"> Tudo o que aconteceu durante o reinado de Jeoaquim e todas as coisas que ele realizou estão registrados no Livro da História dos Reis de Judá.</w:t>
       </w:r>
     </w:p>
     <w:p>
@@ -14757,7 +14757,7 @@
         <w:rPr>
           <w:lang w:val="pt_PT" w:bidi="pt_PT"/>
         </w:rPr>
-        <w:t xml:space="preserve"> O rei do Egito não voltou a sair de suas fronteiras, porque o rei da Babilônia tomou toda a região que pertencia ao Egito, desde o ribeiro do Egito até o rio Eufrates.</w:t>
+        <w:t xml:space="preserve"> O rei do Egito não voltou a sair de seu território, porque o rei da Babilônia tomou toda a região que pertencia ao Egito, desde o ribeiro do Egito até o rio Eufrates.</w:t>
       </w:r>
     </w:p>
     <w:p>
@@ -14778,7 +14778,7 @@
         <w:rPr>
           <w:lang w:val="pt_PT" w:bidi="pt_PT"/>
         </w:rPr>
-        <w:t xml:space="preserve"> Joaquim estava com dezoito anos quando assumiu o trono e governou por três meses em Jerusalém. Sua mãe chamava-se Neusta, filha de Elnatã, e era de Jerusalém.</w:t>
+        <w:t xml:space="preserve"> Joaquim estava com dezoito anos quando assumiu o trono e governou por três meses em Jerusalém. Sua mãe chamava-se Neústa, filha de Elnatã, e era de Jerusalém.</w:t>
       </w:r>
     </w:p>
     <w:p>
@@ -14862,7 +14862,7 @@
         <w:rPr>
           <w:lang w:val="pt_PT" w:bidi="pt_PT"/>
         </w:rPr>
-        <w:t xml:space="preserve"> Então Joaquim, rei de Judá, acompanhado de sua mãe, de seus oficiais, de seus nobres e de seus administradores, saiu ao encontro do rei da Babilônia. Nabucodonosor o fez prisioneiro no oitavo ano de seu reinado.</w:t>
+        <w:t xml:space="preserve"> Então Joaquim, rei de Judá, junto com sua mãe, seus oficiais, seus nobres e administradores, saiu para se encontrar com o rei da Babilônia. Nabucodonosor o prendeu no oitavo ano do seu próprio reinado.</w:t>
       </w:r>
     </w:p>
     <w:p>
@@ -14883,7 +14883,7 @@
         <w:rPr>
           <w:lang w:val="pt_PT" w:bidi="pt_PT"/>
         </w:rPr>
-        <w:t xml:space="preserve"> Ele retirou dali todos os tesouros do templo do SENHOR e do palácio real. Quebrou todos os objetos de ouro que Salomão, rei de Israel, havia feito para o templo do SENHOR, conforme o SENHOR tinha declarado.</w:t>
+        <w:t xml:space="preserve"> Ele levou todos os tesouros do templo do SENHOR e do palácio real. Também quebrou os objetos de ouro que Salomão, rei de Israel, havia feito para o templo do SENHOR, como o SENHOR já tinha avisado que aconteceria.</w:t>
       </w:r>
     </w:p>
     <w:p>
@@ -14904,7 +14904,7 @@
         <w:rPr>
           <w:lang w:val="pt_PT" w:bidi="pt_PT"/>
         </w:rPr>
-        <w:t xml:space="preserve"> Deportou toda Jerusalém: todos os chefes, todos os guerreiros valentes, além de todos os artesãos e ferreiros; ao todo dez mil pessoas. Só permaneceram os mais pobres da população.</w:t>
+        <w:t xml:space="preserve"> Deportou pessoas de Jerusalém: todos os chefes, todos os guerreiros valentes, além de todos os artesãos e ferreiros; ao todo dez mil pessoas. Só permaneceram os mais pobres da população.</w:t>
       </w:r>
     </w:p>
     <w:p>
@@ -14925,7 +14925,7 @@
         <w:rPr>
           <w:lang w:val="pt_PT" w:bidi="pt_PT"/>
         </w:rPr>
-        <w:t xml:space="preserve"> Levou Joaquim para a Babilônia, bem como a mãe do rei, as esposas, os oficiais e os líderes da terra; todos foram conduzidos de Jerusalém para a Babilônia.</w:t>
+        <w:t xml:space="preserve"> Levou Joaquim para a Babilônia, bem como a mãe do rei, as esposas, os oficiais e os líderes da terra. Todos foram conduzidos de Jerusalém para a Babilônia.</w:t>
       </w:r>
     </w:p>
     <w:p>
@@ -14946,7 +14946,7 @@
         <w:rPr>
           <w:lang w:val="pt_PT" w:bidi="pt_PT"/>
         </w:rPr>
-        <w:t xml:space="preserve"> O rei da Babilônia também levou sete mil homens valentes e mil artesãos e ferreiros, todos homens fortes e aptos para a guerra; todos foram deportados para a Babilônia.</w:t>
+        <w:t xml:space="preserve"> Também levou para a Babilônia sete mil homens de combate, todos preparados para a guerra, e mil artesãos e ferreiros.</w:t>
       </w:r>
     </w:p>
     <w:p>
@@ -14967,7 +14967,7 @@
         <w:rPr>
           <w:lang w:val="pt_PT" w:bidi="pt_PT"/>
         </w:rPr>
-        <w:t xml:space="preserve"> Em lugar de Joaquim, o rei da Babilônia constituiu Matanias, tio dele, como rei, e mudou seu nome para Zedequias.</w:t>
+        <w:t xml:space="preserve"> Em lugar de Joaquim, o rei da Babilônia nomeou Matanias, tio de Joaquim, como rei e mudou o nome dele para Zedequias.</w:t>
       </w:r>
     </w:p>
     <w:p>
@@ -14988,7 +14988,7 @@
         <w:rPr>
           <w:lang w:val="pt_PT" w:bidi="pt_PT"/>
         </w:rPr>
-        <w:t xml:space="preserve"> Zedequias estava com 21 anos quando assumiu o trono e governou por 11 anos em Jerusalém. Sua mãe chamava-se Hamutal, filha de Jeremias, e era de Libna.</w:t>
+        <w:t xml:space="preserve"> Zedequias tinha 21 anos quando começou a reinar e governou por 11 anos em Jerusalém. Sua mãe chamava-se Hamutal, filha de Jeremias, e era de Libna.</w:t>
       </w:r>
     </w:p>
     <w:p>
@@ -15030,7 +15030,7 @@
         <w:rPr>
           <w:lang w:val="pt_PT" w:bidi="pt_PT"/>
         </w:rPr>
-        <w:t xml:space="preserve"> Isso aconteceu por causa da ira do SENHOR contra Jerusalém e Judá, até que os lançou para longe de sua presença. E Zedequias se rebelou contra o rei da Babilônia.</w:t>
+        <w:t xml:space="preserve"> Isso aconteceu por causa da ira do SENHOR contra Jerusalém e Judá, até que ele os afastou de sua presença. E Zedequias se rebelou contra o rei da Babilônia.</w:t>
       </w:r>
     </w:p>
     <w:p>
@@ -15067,7 +15067,7 @@
         <w:rPr>
           <w:lang w:val="pt_PT" w:bidi="pt_PT"/>
         </w:rPr>
-        <w:t xml:space="preserve"> Nabucodonosor, rei da Babilônia, com todo o seu exército avançou contra Jerusalém no nono ano do reinado de Zedequias, no décimo dia do décimo mês. Acampou diante da cidade e levantou obras de cerco ao redor dela.</w:t>
+        <w:t xml:space="preserve"> Nabucodonosor, rei da Babilônia, avançou contra Jerusalém com todo o seu exército no nono ano do reinado de Zedequias, no décimo dia do décimo mês. Ele acampou diante da cidade e construiu obras de cerco ao redor dela.</w:t>
       </w:r>
     </w:p>
     <w:p>
@@ -15109,7 +15109,7 @@
         <w:rPr>
           <w:lang w:val="pt_PT" w:bidi="pt_PT"/>
         </w:rPr>
-        <w:t xml:space="preserve"> No nono dia do quarto mês, a fome tinha se agravado a tal ponto que não havia alimento para o povo da terra.</w:t>
+        <w:t xml:space="preserve"> No nono dia do quarto mês, a fome na cidade ficou muito grave, e já não havia alimento para o povo.</w:t>
       </w:r>
     </w:p>
     <w:p>
@@ -15130,7 +15130,7 @@
         <w:rPr>
           <w:lang w:val="pt_PT" w:bidi="pt_PT"/>
         </w:rPr>
-        <w:t xml:space="preserve"> Então a cidade foi rompida, e todos os homens de guerra fugiram de noite pela porta entre os dois muros, junto ao jardim do rei, enquanto os caldeus [babilônios] cercavam a cidade. O rei seguiu pelo caminho da Arabá.</w:t>
+        <w:t xml:space="preserve"> Então as muralhas da cidade foram rompidas, e todos os soldados fugiram de noite pela porta entre os dois muros, perto do jardim do rei, enquanto os caldeus [babilônios] cercavam a cidade. O rei fugiu pelo caminho da Arabá.</w:t>
       </w:r>
     </w:p>
     <w:p>
@@ -15151,7 +15151,7 @@
         <w:rPr>
           <w:lang w:val="pt_PT" w:bidi="pt_PT"/>
         </w:rPr>
-        <w:t xml:space="preserve"> O exército dos caldeus foi atrás do rei e o alcançou nas campinas de Jericó; então todo o exército dele se dispersou.</w:t>
+        <w:t xml:space="preserve"> O exército dos caldeus foi atrás do rei e o alcançou nas planícies de Jericó. Então todo o exército dele se dispersou.</w:t>
       </w:r>
     </w:p>
     <w:p>
@@ -15193,7 +15193,7 @@
         <w:rPr>
           <w:lang w:val="pt_PT" w:bidi="pt_PT"/>
         </w:rPr>
-        <w:t xml:space="preserve"> Mataram os filhos de Zedequias diante de seus olhos; depois furaram seus olhos, prenderam-no com algemas de bronze e o conduziram à Babilônia.</w:t>
+        <w:t xml:space="preserve"> Executaram os filhos de Zedequias diante dele; depois cegaram Zedequias, furando seus olhos, prenderam-no com algemas de bronze e o conduziram à Babilônia.</w:t>
       </w:r>
     </w:p>
     <w:p>
@@ -15214,7 +15214,7 @@
         <w:rPr>
           <w:lang w:val="pt_PT" w:bidi="pt_PT"/>
         </w:rPr>
-        <w:t xml:space="preserve"> No sétimo dia do quinto mês, no décimo nono ano de Nabucodonosor, rei da Babilônia, Nebuzaradã, comandante da guarda, oficial do rei da Babilônia, chegou a Jerusalém.</w:t>
+        <w:t xml:space="preserve"> No sétimo dia do quinto mês, no décimo nono ano de Nabucodonosor, rei da Babilônia, Nebuzaradã, comandante da guarda real, chegou a Jerusalém, vindo da Babilônia.</w:t>
       </w:r>
     </w:p>
     <w:p>
@@ -15235,7 +15235,7 @@
         <w:rPr>
           <w:lang w:val="pt_PT" w:bidi="pt_PT"/>
         </w:rPr>
-        <w:t xml:space="preserve"> Ele pôs fogo no templo do SENHOR, no palácio real e em todas as casas de Jerusalém; também queimou todas as residências importantes.</w:t>
+        <w:t xml:space="preserve"> Ele incendiou o templo do SENHOR, o palácio real e todas as casas de Jerusalém; também queimou todas as residências importantes.</w:t>
       </w:r>
     </w:p>
     <w:p>
@@ -15256,7 +15256,7 @@
         <w:rPr>
           <w:lang w:val="pt_PT" w:bidi="pt_PT"/>
         </w:rPr>
-        <w:t xml:space="preserve"> Todo o exército dos caldeus que estava com o comandante da guarda demoliu os muros ao redor de Jerusalém.</w:t>
+        <w:t xml:space="preserve"> O exército dos caldeus que estava com ele derrubou os muros ao redor de Jerusalém.</w:t>
       </w:r>
     </w:p>
     <w:p>
@@ -15277,7 +15277,7 @@
         <w:rPr>
           <w:lang w:val="pt_PT" w:bidi="pt_PT"/>
         </w:rPr>
-        <w:t xml:space="preserve"> Nebuzaradã deportou o restante do povo que havia ficado na cidade, os que haviam se rendido ao rei da Babilônia e o resto da multidão.</w:t>
+        <w:t xml:space="preserve"> Nebuzaradã deportou o restante do povo da cidade, incluindo os que haviam se rendido ao rei da Babilônia e o resto da população.</w:t>
       </w:r>
     </w:p>
     <w:p>
@@ -15319,7 +15319,7 @@
         <w:rPr>
           <w:lang w:val="pt_PT" w:bidi="pt_PT"/>
         </w:rPr>
-        <w:t xml:space="preserve"> Os caldeus quebraram as colunas de bronze do templo do SENHOR, as bases móveis e o grande tanque de bronze; levaram o bronze para a Babilônia.</w:t>
+        <w:t xml:space="preserve"> Os caldeus quebraram as colunas de bronze do templo do SENHOR, as bases móveis e o grande tanque de bronze e levaram o bronze para a Babilônia.</w:t>
       </w:r>
     </w:p>
     <w:p>
@@ -15361,7 +15361,7 @@
         <w:rPr>
           <w:lang w:val="pt_PT" w:bidi="pt_PT"/>
         </w:rPr>
-        <w:t xml:space="preserve"> O comandante da guarda levou os incensários e as bacias, tanto os de ouro quanto os de prata.</w:t>
+        <w:t xml:space="preserve"> O comandante da guarda também levou os incensários e as bacias, tanto de ouro quanto de prata.</w:t>
       </w:r>
     </w:p>
     <w:p>
@@ -15403,7 +15403,7 @@
         <w:rPr>
           <w:lang w:val="pt_PT" w:bidi="pt_PT"/>
         </w:rPr>
-        <w:t xml:space="preserve"> Cada coluna media 8,10 metros de altura; sobre ela havia um capitel de bronze de 2,25 metros,1 ornamentado ao redor com rede e romãs, tudo de bronze. A outra coluna tinha trabalho idêntico.</w:t>
+        <w:t xml:space="preserve"> Cada coluna media 8,10 metros de altura e tinha um capitel de 2,25 metros. Era decorada com redes e romãs de bronze. A outra coluna tinha o mesmo desenho.</w:t>
       </w:r>
     </w:p>
     <w:p>
@@ -15424,7 +15424,7 @@
         <w:rPr>
           <w:lang w:val="pt_PT" w:bidi="pt_PT"/>
         </w:rPr>
-        <w:t xml:space="preserve"> O comandante da guarda levou prisioneiros: Seraías, o sumo sacerdote; Sofonias, o segundo sacerdote; e os três guardas da entrada.</w:t>
+        <w:t xml:space="preserve"> O comandante da guarda levou prisioneiros: Seraías, o sumo sacerdote; Sofonias, o segundo sacerdote, e os três guardas da entrada.</w:t>
       </w:r>
     </w:p>
     <w:p>
@@ -15445,7 +15445,7 @@
         <w:rPr>
           <w:lang w:val="pt_PT" w:bidi="pt_PT"/>
         </w:rPr>
-        <w:t xml:space="preserve"> Da cidade levou um oficial encarregado dos homens de guerra, cinco conselheiros do rei que foram encontrados ali, o escriba do comandante do exército, que convocava o povo da terra, e sessenta homens do povo da terra que estavam na cidade.</w:t>
+        <w:t xml:space="preserve"> Da cidade, ele levou um oficial responsável pelos soldados, cinco conselheiros do rei, o escriba do comandante do exército, responsável por recrutar o povo, e sessenta homens do povo que ainda estavam na cidade.</w:t>
       </w:r>
     </w:p>
     <w:p>
@@ -15487,7 +15487,7 @@
         <w:rPr>
           <w:lang w:val="pt_PT" w:bidi="pt_PT"/>
         </w:rPr>
-        <w:t xml:space="preserve"> Em Ribla, na terra de Hamate, o rei da Babilônia os feriu e os matou. Assim Judá foi exilado para longe de sua terra.</w:t>
+        <w:t xml:space="preserve"> Em Ribla, na terra de Hamate, o rei da Babilônia os feriu e os matou. Assim o povo de Judá foi levado ao exílio, para longe de sua terra.</w:t>
       </w:r>
     </w:p>
     <w:p>
@@ -15508,7 +15508,7 @@
         <w:rPr>
           <w:lang w:val="pt_PT" w:bidi="pt_PT"/>
         </w:rPr>
-        <w:t xml:space="preserve"> Quanto ao povo que permaneceu na terra de Judá, Nabucodonosor, rei da Babilônia, nomeou Gedalias, filho de Aicam e neto de Safã, como governador.</w:t>
+        <w:t xml:space="preserve"> Quanto ao povo que ficou em Judá, Nabucodonosor, rei da Babilônia, nomeou Gedalias, filho de Aicam e neto de Safã, como governador.</w:t>
       </w:r>
     </w:p>
     <w:p>
@@ -15529,7 +15529,7 @@
         <w:rPr>
           <w:lang w:val="pt_PT" w:bidi="pt_PT"/>
         </w:rPr>
-        <w:t xml:space="preserve"> Quando os chefes das tropas e seus homens souberam que o rei da Babilônia havia designado Gedalias, foram a ele em Mispá: Ismael, filho de Netanias; Joanã, filho de Careá; Seraías, filho de Tanumete, o netofatita; Jazanias, filho de um maacatita, eles e seus homens.</w:t>
+        <w:t xml:space="preserve"> Quando os chefes das tropas souberam que o rei da Babilônia havia nomeado Gedalias, foram até ele em Mispá, junto com seus homens: Ismael, filho de Netanias; Joanã, filho de Careá; Seraías, filho de Tanumete, o netofatita; e Jazanias, filho de um maacatita.</w:t>
       </w:r>
     </w:p>
     <w:p>
@@ -15550,7 +15550,7 @@
         <w:rPr>
           <w:lang w:val="pt_PT" w:bidi="pt_PT"/>
         </w:rPr>
-        <w:t xml:space="preserve"> Gedalias jurou a eles e aos seus homens: "Não temam servir aos caldeus; habitem na terra, sirvam ao rei da Babilônia, e tudo correrá bem para vocês".</w:t>
+        <w:t xml:space="preserve"> Gedalias jurou a eles e aos seus homens: “Não temam servir aos caldeus; habitem na terra, sirvam ao rei da Babilônia, e tudo correrá bem para vocês”.</w:t>
       </w:r>
     </w:p>
     <w:p>
@@ -15571,7 +15571,7 @@
         <w:rPr>
           <w:lang w:val="pt_PT" w:bidi="pt_PT"/>
         </w:rPr>
-        <w:t xml:space="preserve"> No entanto, no sétimo mês, Ismael, filho de Netanias e neto de Elisama, descendente da linhagem real, veio com dez homens e matou Gedalias, bem como os judeus e os caldeus que o acompanhavam em Mispá.</w:t>
+        <w:t xml:space="preserve"> No sétimo mês, Ismael, filho de Netanias e neto de Elisama, da família real, veio com dez homens e matou Gedalias. Ele também matou os judeus e os caldeus que estavam com Gedalias em Mispá.</w:t>
       </w:r>
     </w:p>
     <w:p>
@@ -15592,7 +15592,7 @@
         <w:rPr>
           <w:lang w:val="pt_PT" w:bidi="pt_PT"/>
         </w:rPr>
-        <w:t xml:space="preserve"> Então todo o povo, do menor ao maior, junto com os chefes das tropas, levantou-se e foi para o Egito, pois temiam os caldeus.</w:t>
+        <w:t xml:space="preserve"> Então todo o povo, do menor ao maior, junto com os chefes das tropas, levantou-se e fugiu para o Egito, pois eles temiam os caldeus.</w:t>
       </w:r>
     </w:p>
     <w:p>
@@ -15613,7 +15613,7 @@
         <w:rPr>
           <w:lang w:val="pt_PT" w:bidi="pt_PT"/>
         </w:rPr>
-        <w:t xml:space="preserve"> No trigésimo sétimo ano do exílio de Joaquim, rei de Judá, no dia vinte e sete do décimo segundo mês, Evil-Merodaque, rei da Babilônia, no ano em que começou a reinar, libertou Joaquim da prisão.</w:t>
+        <w:t xml:space="preserve"> No trigésimo sétimo ano do exílio de Joaquim, rei de Judá, no vigésimo sétimo dia do décimo segundo mês, Evil-Merodaque, rei da Babilônia, no ano em que começou a reinar, libertou Joaquim da prisão.</w:t>
       </w:r>
     </w:p>
     <w:p>
@@ -15634,7 +15634,7 @@
         <w:rPr>
           <w:lang w:val="pt_PT" w:bidi="pt_PT"/>
         </w:rPr>
-        <w:t xml:space="preserve"> Falou coisas boas a ele e colocou seu trono acima do trono dos reis que estavam com ele na Babilônia.</w:t>
+        <w:t xml:space="preserve"> Falou palavras de bondade com ele e colocou seu trono acima do trono dos reis que estavam com ele na Babilônia.</w:t>
       </w:r>
     </w:p>
     <w:p>
